--- a/public/templates/kwitansi.docx
+++ b/public/templates/kwitansi.docx
@@ -1,30 +1,5412 @@
 
-<file path=word/document.xml>
-<?xml version="1.0" encoding="UTF-8" standalone="yes"?>
-<w:document xmlns:w="http://schemas.openxmlformats.org/wordprocessingml/2006/main">
+<file path=word/document.xml><?xml version="1.0" encoding="utf-8"?>
+<w:document xmlns:wpc="http://schemas.microsoft.com/office/word/2010/wordprocessingCanvas" xmlns:cx="http://schemas.microsoft.com/office/drawing/2014/chartex" xmlns:cx1="http://schemas.microsoft.com/office/drawing/2015/9/8/chartex" xmlns:cx2="http://schemas.microsoft.com/office/drawing/2015/10/21/chartex" xmlns:cx3="http://schemas.microsoft.com/office/drawing/2016/5/9/chartex" xmlns:cx4="http://schemas.microsoft.com/office/drawing/2016/5/10/chartex" xmlns:cx5="http://schemas.microsoft.com/office/drawing/2016/5/11/chartex" xmlns:cx6="http://schemas.microsoft.com/office/drawing/2016/5/12/chartex" xmlns:cx7="http://schemas.microsoft.com/office/drawing/2016/5/13/chartex" xmlns:cx8="http://schemas.microsoft.com/office/drawing/2016/5/14/chartex" xmlns:mc="http://schemas.openxmlformats.org/markup-compatibility/2006" xmlns:aink="http://schemas.microsoft.com/office/drawing/2016/ink" xmlns:am3d="http://schemas.microsoft.com/office/drawing/2017/model3d" xmlns:o="urn:schemas-microsoft-com:office:office" xmlns:r="http://schemas.openxmlformats.org/officeDocument/2006/relationships" xmlns:m="http://schemas.openxmlformats.org/officeDocument/2006/math" xmlns:v="urn:schemas-microsoft-com:vml" xmlns:wp14="http://schemas.microsoft.com/office/word/2010/wordprocessingDrawing" xmlns:wp="http://schemas.openxmlformats.org/drawingml/2006/wordprocessingDrawing" xmlns:w10="urn:schemas-microsoft-com:office:word" xmlns:w="http://schemas.openxmlformats.org/wordprocessingml/2006/main" xmlns:w14="http://schemas.microsoft.com/office/word/2010/wordml" xmlns:w15="http://schemas.microsoft.com/office/word/2012/wordml" xmlns:w16cid="http://schemas.microsoft.com/office/word/2016/wordml/cid" xmlns:w16se="http://schemas.microsoft.com/office/word/2015/wordml/symex" xmlns:wpg="http://schemas.microsoft.com/office/word/2010/wordprocessingGroup" xmlns:wpi="http://schemas.microsoft.com/office/word/2010/wordprocessingInk" xmlns:wne="http://schemas.microsoft.com/office/word/2006/wordml" xmlns:wps="http://schemas.microsoft.com/office/word/2010/wordprocessingShape" mc:Ignorable="w14 w15 w16se w16cid wp14">
   <w:body>
-    <w:p><w:r><w:t>KWITANSI</w:t></w:r></w:p>
-    <w:p><w:r><w:t>Tahun Kegiatan: {Tahun_Kegiatan}</w:t></w:r></w:p>
-    <w:p><w:r><w:t>Kode Kegiatan: {Kode_Kegiatan}</w:t></w:r></w:p>
-    <w:p><w:r><w:t>Jumlah Uang: {Jumlah_Uang}</w:t></w:r></w:p>
-    <w:p><w:r><w:t>Terbilang: {Terbilang}</w:t></w:r></w:p>
-    <w:p><w:r><w:t>Nomor SPT: {Nomor_SPT}</w:t></w:r></w:p>
-    <w:p><w:r><w:t>No Urut SPPD: {No_Urut_SPPD}</w:t></w:r></w:p>
-    <w:p><w:r><w:t>Bulan Kegiatan: {Bulan_Kegiatan}</w:t></w:r></w:p>
-    <w:p><w:r><w:t>Pada Tanggal: {Pada_tanggal}</w:t></w:r></w:p>
-    <w:p><w:r><w:t>Nama Pegawai: {Nama_Pegawai}</w:t></w:r></w:p>
-    <w:p><w:r><w:t>NIP Pegawai: {NIP_Pegawai}</w:t></w:r></w:p>
-    <w:p><w:r><w:t>KPA Nama: {KPA_Nama}</w:t></w:r></w:p>
-    <w:p><w:r><w:t>KPA NIP: {KPA_NIP}</w:t></w:r></w:p>
-    <w:p><w:r><w:t>KPA Jabatan: {KPA_Jabatan}</w:t></w:r></w:p>
-    <w:p><w:r><w:t>PPK Nama: {PPK_Nama}</w:t></w:r></w:p>
-    <w:p><w:r><w:t>PPK NIP: {PPK_NIP}</w:t></w:r></w:p>
-    <w:p><w:r><w:t>PPK Jabatan: {PPK_Jabatan}</w:t></w:r></w:p>
-    <w:p><w:r><w:t>Bendahara Nama: {Bendahara_Nama}</w:t></w:r></w:p>
-    <w:p><w:r><w:t>Bendahara NIP: {Bendahara_NIP}</w:t></w:r></w:p>
+    <w:tbl>
+      <w:tblPr>
+        <w:tblW w:w="11558" w:type="dxa"/>
+        <w:tblLook w:val="04A0" w:firstRow="1" w:lastRow="0" w:firstColumn="1" w:lastColumn="0" w:noHBand="0" w:noVBand="1"/>
+      </w:tblPr>
+      <w:tblGrid>
+        <w:gridCol w:w="1134"/>
+        <w:gridCol w:w="993"/>
+        <w:gridCol w:w="278"/>
+        <w:gridCol w:w="951"/>
+        <w:gridCol w:w="1146"/>
+        <w:gridCol w:w="1240"/>
+        <w:gridCol w:w="887"/>
+        <w:gridCol w:w="1321"/>
+        <w:gridCol w:w="278"/>
+        <w:gridCol w:w="2721"/>
+        <w:gridCol w:w="298"/>
+        <w:gridCol w:w="278"/>
+        <w:gridCol w:w="223"/>
+      </w:tblGrid>
+      <w:tr>
+        <w:trPr>
+          <w:gridAfter w:val="2"/>
+          <w:wAfter w:w="501" w:type="dxa"/>
+          <w:trHeight w:val="330"/>
+        </w:trPr>
+        <w:tc>
+          <w:tcPr>
+            <w:tcW w:w="1134" w:type="dxa"/>
+            <w:noWrap/>
+            <w:vAlign w:val="bottom"/>
+            <w:hideMark/>
+          </w:tcPr>
+          <w:p>
+            <w:pPr>
+              <w:spacing w:after="0" w:line="240" w:lineRule="auto"/>
+              <w:rPr>
+                <w:rFonts w:ascii="Arial" w:eastAsia="Times New Roman" w:hAnsi="Arial" w:cs="Arial"/>
+                <w:sz w:val="24"/>
+                <w:szCs w:val="24"/>
+              </w:rPr>
+            </w:pPr>
+          </w:p>
+        </w:tc>
+        <w:tc>
+          <w:tcPr>
+            <w:tcW w:w="993" w:type="dxa"/>
+            <w:noWrap/>
+            <w:vAlign w:val="bottom"/>
+            <w:hideMark/>
+          </w:tcPr>
+          <w:p>
+            <w:pPr>
+              <w:spacing w:after="0" w:line="240" w:lineRule="auto"/>
+              <w:rPr>
+                <w:rFonts w:ascii="Arial" w:eastAsia="Times New Roman" w:hAnsi="Arial" w:cs="Arial"/>
+                <w:sz w:val="20"/>
+                <w:szCs w:val="20"/>
+              </w:rPr>
+            </w:pPr>
+          </w:p>
+        </w:tc>
+        <w:tc>
+          <w:tcPr>
+            <w:tcW w:w="278" w:type="dxa"/>
+            <w:noWrap/>
+            <w:vAlign w:val="bottom"/>
+            <w:hideMark/>
+          </w:tcPr>
+          <w:p>
+            <w:pPr>
+              <w:spacing w:after="0" w:line="240" w:lineRule="auto"/>
+              <w:rPr>
+                <w:rFonts w:ascii="Arial" w:eastAsia="Times New Roman" w:hAnsi="Arial" w:cs="Arial"/>
+                <w:sz w:val="20"/>
+                <w:szCs w:val="20"/>
+              </w:rPr>
+            </w:pPr>
+          </w:p>
+        </w:tc>
+        <w:tc>
+          <w:tcPr>
+            <w:tcW w:w="951" w:type="dxa"/>
+            <w:noWrap/>
+            <w:vAlign w:val="bottom"/>
+            <w:hideMark/>
+          </w:tcPr>
+          <w:p>
+            <w:pPr>
+              <w:spacing w:after="0" w:line="240" w:lineRule="auto"/>
+              <w:rPr>
+                <w:rFonts w:ascii="Arial" w:eastAsia="Times New Roman" w:hAnsi="Arial" w:cs="Arial"/>
+                <w:sz w:val="20"/>
+                <w:szCs w:val="20"/>
+              </w:rPr>
+            </w:pPr>
+          </w:p>
+        </w:tc>
+        <w:tc>
+          <w:tcPr>
+            <w:tcW w:w="1146" w:type="dxa"/>
+            <w:noWrap/>
+            <w:vAlign w:val="bottom"/>
+            <w:hideMark/>
+          </w:tcPr>
+          <w:p>
+            <w:pPr>
+              <w:spacing w:after="0" w:line="240" w:lineRule="auto"/>
+              <w:rPr>
+                <w:rFonts w:ascii="Arial" w:eastAsia="Times New Roman" w:hAnsi="Arial" w:cs="Arial"/>
+                <w:sz w:val="20"/>
+                <w:szCs w:val="20"/>
+              </w:rPr>
+            </w:pPr>
+          </w:p>
+        </w:tc>
+        <w:tc>
+          <w:tcPr>
+            <w:tcW w:w="1240" w:type="dxa"/>
+            <w:noWrap/>
+            <w:vAlign w:val="bottom"/>
+            <w:hideMark/>
+          </w:tcPr>
+          <w:p>
+            <w:pPr>
+              <w:spacing w:after="0" w:line="240" w:lineRule="auto"/>
+              <w:rPr>
+                <w:rFonts w:ascii="Arial" w:eastAsia="Times New Roman" w:hAnsi="Arial" w:cs="Arial"/>
+                <w:sz w:val="20"/>
+                <w:szCs w:val="20"/>
+              </w:rPr>
+            </w:pPr>
+          </w:p>
+        </w:tc>
+        <w:tc>
+          <w:tcPr>
+            <w:tcW w:w="887" w:type="dxa"/>
+            <w:tcBorders>
+              <w:right w:val="single" w:sz="4" w:space="0" w:color="auto"/>
+            </w:tcBorders>
+            <w:noWrap/>
+            <w:vAlign w:val="bottom"/>
+            <w:hideMark/>
+          </w:tcPr>
+          <w:p>
+            <w:pPr>
+              <w:spacing w:after="0" w:line="240" w:lineRule="auto"/>
+              <w:rPr>
+                <w:rFonts w:ascii="Arial" w:eastAsia="Times New Roman" w:hAnsi="Arial" w:cs="Arial"/>
+                <w:sz w:val="20"/>
+                <w:szCs w:val="20"/>
+              </w:rPr>
+            </w:pPr>
+          </w:p>
+        </w:tc>
+        <w:tc>
+          <w:tcPr>
+            <w:tcW w:w="1321" w:type="dxa"/>
+            <w:tcBorders>
+              <w:top w:val="single" w:sz="4" w:space="0" w:color="auto"/>
+              <w:left w:val="single" w:sz="4" w:space="0" w:color="auto"/>
+              <w:bottom w:val="single" w:sz="4" w:space="0" w:color="auto"/>
+              <w:right w:val="single" w:sz="4" w:space="0" w:color="auto"/>
+            </w:tcBorders>
+            <w:noWrap/>
+            <w:vAlign w:val="center"/>
+            <w:hideMark/>
+          </w:tcPr>
+          <w:p>
+            <w:pPr>
+              <w:spacing w:after="0" w:line="240" w:lineRule="auto"/>
+              <w:rPr>
+                <w:rFonts w:ascii="Arial" w:eastAsia="Times New Roman" w:hAnsi="Arial" w:cs="Arial"/>
+                <w:sz w:val="21"/>
+                <w:szCs w:val="21"/>
+              </w:rPr>
+            </w:pPr>
+            <w:r>
+              <w:rPr>
+                <w:rFonts w:ascii="Arial" w:eastAsia="Times New Roman" w:hAnsi="Arial" w:cs="Arial"/>
+                <w:sz w:val="21"/>
+                <w:szCs w:val="21"/>
+              </w:rPr>
+              <w:t>TA.</w:t>
+            </w:r>
+          </w:p>
+        </w:tc>
+        <w:tc>
+          <w:tcPr>
+            <w:tcW w:w="278" w:type="dxa"/>
+            <w:tcBorders>
+              <w:top w:val="single" w:sz="4" w:space="0" w:color="auto"/>
+              <w:left w:val="single" w:sz="4" w:space="0" w:color="auto"/>
+              <w:bottom w:val="single" w:sz="4" w:space="0" w:color="auto"/>
+              <w:right w:val="single" w:sz="4" w:space="0" w:color="auto"/>
+            </w:tcBorders>
+            <w:noWrap/>
+            <w:vAlign w:val="center"/>
+            <w:hideMark/>
+          </w:tcPr>
+          <w:p>
+            <w:pPr>
+              <w:spacing w:after="0" w:line="240" w:lineRule="auto"/>
+              <w:rPr>
+                <w:rFonts w:ascii="Arial" w:eastAsia="Times New Roman" w:hAnsi="Arial" w:cs="Arial"/>
+                <w:sz w:val="21"/>
+                <w:szCs w:val="21"/>
+              </w:rPr>
+            </w:pPr>
+            <w:r>
+              <w:rPr>
+                <w:rFonts w:ascii="Arial" w:eastAsia="Times New Roman" w:hAnsi="Arial" w:cs="Arial"/>
+                <w:sz w:val="21"/>
+                <w:szCs w:val="21"/>
+              </w:rPr>
+              <w:t>:</w:t>
+            </w:r>
+          </w:p>
+        </w:tc>
+        <w:tc>
+          <w:tcPr>
+            <w:tcW w:w="2829" w:type="dxa"/>
+            <w:gridSpan w:val="2"/>
+            <w:tcBorders>
+              <w:top w:val="single" w:sz="4" w:space="0" w:color="auto"/>
+              <w:left w:val="single" w:sz="4" w:space="0" w:color="auto"/>
+              <w:bottom w:val="single" w:sz="4" w:space="0" w:color="auto"/>
+              <w:right w:val="single" w:sz="4" w:space="0" w:color="auto"/>
+            </w:tcBorders>
+            <w:noWrap/>
+            <w:vAlign w:val="center"/>
+            <w:hideMark/>
+          </w:tcPr>
+          <w:p>
+            <w:pPr>
+              <w:spacing w:after="0" w:line="240" w:lineRule="auto"/>
+              <w:rPr>
+                <w:rFonts w:ascii="Arial" w:eastAsia="Times New Roman" w:hAnsi="Arial" w:cs="Arial"/>
+                <w:sz w:val="21"/>
+                <w:szCs w:val="21"/>
+                <w:lang w:val="en-US"/>
+              </w:rPr>
+            </w:pPr>
+            <w:r>
+              <w:rPr>
+                <w:rFonts w:ascii="Arial" w:eastAsia="Times New Roman" w:hAnsi="Arial" w:cs="Arial"/>
+                <w:sz w:val="21"/>
+                <w:szCs w:val="21"/>
+                <w:lang w:val="en-US"/>
+              </w:rPr>
+              <w:t>+++</w:t>
+            </w:r>
+            <w:r>
+              <w:t xml:space="preserve"> </w:t>
+            </w:r>
+            <w:r>
+              <w:rPr>
+                <w:rFonts w:ascii="Arial" w:eastAsia="Times New Roman" w:hAnsi="Arial" w:cs="Arial"/>
+                <w:sz w:val="21"/>
+                <w:szCs w:val="21"/>
+                <w:lang w:val="en-US"/>
+              </w:rPr>
+              <w:t>Tahun_Kegiatan</w:t>
+            </w:r>
+            <w:r>
+              <w:rPr>
+                <w:rFonts w:ascii="Arial" w:eastAsia="Times New Roman" w:hAnsi="Arial" w:cs="Arial"/>
+                <w:sz w:val="21"/>
+                <w:szCs w:val="21"/>
+                <w:lang w:val="en-US"/>
+              </w:rPr>
+              <w:t>+++</w:t>
+            </w:r>
+            <w:bookmarkStart w:id="0" w:name="_GoBack"/>
+            <w:bookmarkEnd w:id="0"/>
+          </w:p>
+        </w:tc>
+      </w:tr>
+      <w:tr>
+        <w:trPr>
+          <w:gridAfter w:val="1"/>
+          <w:wAfter w:w="223" w:type="dxa"/>
+          <w:trHeight w:val="330"/>
+        </w:trPr>
+        <w:tc>
+          <w:tcPr>
+            <w:tcW w:w="1134" w:type="dxa"/>
+            <w:noWrap/>
+            <w:vAlign w:val="bottom"/>
+            <w:hideMark/>
+          </w:tcPr>
+          <w:p>
+            <w:pPr>
+              <w:spacing w:after="0" w:line="240" w:lineRule="auto"/>
+              <w:rPr>
+                <w:rFonts w:ascii="Arial" w:eastAsia="Times New Roman" w:hAnsi="Arial" w:cs="Arial"/>
+              </w:rPr>
+            </w:pPr>
+          </w:p>
+        </w:tc>
+        <w:tc>
+          <w:tcPr>
+            <w:tcW w:w="993" w:type="dxa"/>
+            <w:noWrap/>
+            <w:vAlign w:val="bottom"/>
+            <w:hideMark/>
+          </w:tcPr>
+          <w:p>
+            <w:pPr>
+              <w:spacing w:after="0" w:line="240" w:lineRule="auto"/>
+              <w:rPr>
+                <w:rFonts w:ascii="Arial" w:eastAsia="Times New Roman" w:hAnsi="Arial" w:cs="Arial"/>
+                <w:sz w:val="20"/>
+                <w:szCs w:val="20"/>
+              </w:rPr>
+            </w:pPr>
+          </w:p>
+        </w:tc>
+        <w:tc>
+          <w:tcPr>
+            <w:tcW w:w="278" w:type="dxa"/>
+            <w:noWrap/>
+            <w:vAlign w:val="bottom"/>
+            <w:hideMark/>
+          </w:tcPr>
+          <w:p>
+            <w:pPr>
+              <w:spacing w:after="0" w:line="240" w:lineRule="auto"/>
+              <w:rPr>
+                <w:rFonts w:ascii="Arial" w:eastAsia="Times New Roman" w:hAnsi="Arial" w:cs="Arial"/>
+                <w:sz w:val="20"/>
+                <w:szCs w:val="20"/>
+              </w:rPr>
+            </w:pPr>
+          </w:p>
+        </w:tc>
+        <w:tc>
+          <w:tcPr>
+            <w:tcW w:w="951" w:type="dxa"/>
+            <w:noWrap/>
+            <w:vAlign w:val="bottom"/>
+            <w:hideMark/>
+          </w:tcPr>
+          <w:p>
+            <w:pPr>
+              <w:spacing w:after="0" w:line="240" w:lineRule="auto"/>
+              <w:rPr>
+                <w:rFonts w:ascii="Arial" w:eastAsia="Times New Roman" w:hAnsi="Arial" w:cs="Arial"/>
+                <w:sz w:val="20"/>
+                <w:szCs w:val="20"/>
+              </w:rPr>
+            </w:pPr>
+          </w:p>
+        </w:tc>
+        <w:tc>
+          <w:tcPr>
+            <w:tcW w:w="1146" w:type="dxa"/>
+            <w:noWrap/>
+            <w:vAlign w:val="bottom"/>
+            <w:hideMark/>
+          </w:tcPr>
+          <w:p>
+            <w:pPr>
+              <w:spacing w:after="0" w:line="240" w:lineRule="auto"/>
+              <w:rPr>
+                <w:rFonts w:ascii="Arial" w:eastAsia="Times New Roman" w:hAnsi="Arial" w:cs="Arial"/>
+                <w:sz w:val="20"/>
+                <w:szCs w:val="20"/>
+              </w:rPr>
+            </w:pPr>
+          </w:p>
+        </w:tc>
+        <w:tc>
+          <w:tcPr>
+            <w:tcW w:w="1240" w:type="dxa"/>
+            <w:noWrap/>
+            <w:vAlign w:val="bottom"/>
+            <w:hideMark/>
+          </w:tcPr>
+          <w:p>
+            <w:pPr>
+              <w:spacing w:after="0" w:line="240" w:lineRule="auto"/>
+              <w:rPr>
+                <w:rFonts w:ascii="Arial" w:eastAsia="Times New Roman" w:hAnsi="Arial" w:cs="Arial"/>
+                <w:sz w:val="20"/>
+                <w:szCs w:val="20"/>
+              </w:rPr>
+            </w:pPr>
+          </w:p>
+        </w:tc>
+        <w:tc>
+          <w:tcPr>
+            <w:tcW w:w="887" w:type="dxa"/>
+            <w:tcBorders>
+              <w:right w:val="single" w:sz="4" w:space="0" w:color="auto"/>
+            </w:tcBorders>
+            <w:noWrap/>
+            <w:vAlign w:val="bottom"/>
+            <w:hideMark/>
+          </w:tcPr>
+          <w:p>
+            <w:pPr>
+              <w:spacing w:after="0" w:line="240" w:lineRule="auto"/>
+              <w:rPr>
+                <w:rFonts w:ascii="Arial" w:eastAsia="Times New Roman" w:hAnsi="Arial" w:cs="Arial"/>
+                <w:sz w:val="20"/>
+                <w:szCs w:val="20"/>
+              </w:rPr>
+            </w:pPr>
+          </w:p>
+        </w:tc>
+        <w:tc>
+          <w:tcPr>
+            <w:tcW w:w="1321" w:type="dxa"/>
+            <w:tcBorders>
+              <w:top w:val="single" w:sz="4" w:space="0" w:color="auto"/>
+              <w:left w:val="single" w:sz="4" w:space="0" w:color="auto"/>
+              <w:bottom w:val="single" w:sz="4" w:space="0" w:color="auto"/>
+              <w:right w:val="single" w:sz="4" w:space="0" w:color="auto"/>
+            </w:tcBorders>
+            <w:noWrap/>
+            <w:vAlign w:val="center"/>
+            <w:hideMark/>
+          </w:tcPr>
+          <w:p>
+            <w:pPr>
+              <w:spacing w:after="0" w:line="240" w:lineRule="auto"/>
+              <w:rPr>
+                <w:rFonts w:ascii="Arial" w:eastAsia="Times New Roman" w:hAnsi="Arial" w:cs="Arial"/>
+                <w:sz w:val="21"/>
+                <w:szCs w:val="21"/>
+              </w:rPr>
+            </w:pPr>
+            <w:r>
+              <w:rPr>
+                <w:rFonts w:ascii="Arial" w:eastAsia="Times New Roman" w:hAnsi="Arial" w:cs="Arial"/>
+                <w:sz w:val="21"/>
+                <w:szCs w:val="21"/>
+              </w:rPr>
+              <w:t>NO. BUKTI</w:t>
+            </w:r>
+          </w:p>
+        </w:tc>
+        <w:tc>
+          <w:tcPr>
+            <w:tcW w:w="278" w:type="dxa"/>
+            <w:tcBorders>
+              <w:top w:val="single" w:sz="4" w:space="0" w:color="auto"/>
+              <w:left w:val="single" w:sz="4" w:space="0" w:color="auto"/>
+              <w:bottom w:val="single" w:sz="4" w:space="0" w:color="auto"/>
+              <w:right w:val="single" w:sz="4" w:space="0" w:color="auto"/>
+            </w:tcBorders>
+            <w:noWrap/>
+            <w:vAlign w:val="center"/>
+            <w:hideMark/>
+          </w:tcPr>
+          <w:p>
+            <w:pPr>
+              <w:spacing w:after="0" w:line="240" w:lineRule="auto"/>
+              <w:rPr>
+                <w:rFonts w:ascii="Arial" w:eastAsia="Times New Roman" w:hAnsi="Arial" w:cs="Arial"/>
+                <w:sz w:val="21"/>
+                <w:szCs w:val="21"/>
+              </w:rPr>
+            </w:pPr>
+            <w:r>
+              <w:rPr>
+                <w:rFonts w:ascii="Arial" w:eastAsia="Times New Roman" w:hAnsi="Arial" w:cs="Arial"/>
+                <w:sz w:val="21"/>
+                <w:szCs w:val="21"/>
+              </w:rPr>
+              <w:t>:</w:t>
+            </w:r>
+          </w:p>
+        </w:tc>
+        <w:tc>
+          <w:tcPr>
+            <w:tcW w:w="2829" w:type="dxa"/>
+            <w:gridSpan w:val="2"/>
+            <w:tcBorders>
+              <w:top w:val="single" w:sz="4" w:space="0" w:color="auto"/>
+              <w:left w:val="single" w:sz="4" w:space="0" w:color="auto"/>
+              <w:bottom w:val="single" w:sz="4" w:space="0" w:color="auto"/>
+              <w:right w:val="single" w:sz="4" w:space="0" w:color="auto"/>
+            </w:tcBorders>
+            <w:noWrap/>
+            <w:vAlign w:val="center"/>
+            <w:hideMark/>
+          </w:tcPr>
+          <w:p>
+            <w:pPr>
+              <w:spacing w:after="0" w:line="240" w:lineRule="auto"/>
+              <w:rPr>
+                <w:rFonts w:ascii="Arial" w:eastAsia="Times New Roman" w:hAnsi="Arial" w:cs="Arial"/>
+                <w:sz w:val="21"/>
+                <w:szCs w:val="21"/>
+              </w:rPr>
+            </w:pPr>
+            <w:r>
+              <w:rPr>
+                <w:rFonts w:ascii="Arial" w:eastAsia="Times New Roman" w:hAnsi="Arial" w:cs="Arial"/>
+                <w:sz w:val="21"/>
+                <w:szCs w:val="21"/>
+              </w:rPr>
+              <w:t> </w:t>
+            </w:r>
+          </w:p>
+        </w:tc>
+        <w:tc>
+          <w:tcPr>
+            <w:tcW w:w="278" w:type="dxa"/>
+            <w:tcBorders>
+              <w:left w:val="single" w:sz="4" w:space="0" w:color="auto"/>
+            </w:tcBorders>
+            <w:noWrap/>
+            <w:vAlign w:val="bottom"/>
+            <w:hideMark/>
+          </w:tcPr>
+          <w:p>
+            <w:pPr>
+              <w:spacing w:after="0" w:line="240" w:lineRule="auto"/>
+              <w:rPr>
+                <w:rFonts w:ascii="Arial" w:eastAsia="Times New Roman" w:hAnsi="Arial" w:cs="Arial"/>
+              </w:rPr>
+            </w:pPr>
+            <w:r>
+              <w:rPr>
+                <w:rFonts w:ascii="Arial" w:eastAsia="Times New Roman" w:hAnsi="Arial" w:cs="Arial"/>
+              </w:rPr>
+              <w:t> </w:t>
+            </w:r>
+          </w:p>
+        </w:tc>
+      </w:tr>
+      <w:tr>
+        <w:trPr>
+          <w:gridAfter w:val="2"/>
+          <w:wAfter w:w="501" w:type="dxa"/>
+          <w:trHeight w:val="330"/>
+        </w:trPr>
+        <w:tc>
+          <w:tcPr>
+            <w:tcW w:w="1134" w:type="dxa"/>
+            <w:noWrap/>
+            <w:vAlign w:val="bottom"/>
+            <w:hideMark/>
+          </w:tcPr>
+          <w:p>
+            <w:pPr>
+              <w:spacing w:after="0" w:line="240" w:lineRule="auto"/>
+              <w:rPr>
+                <w:rFonts w:ascii="Arial" w:eastAsia="Times New Roman" w:hAnsi="Arial" w:cs="Arial"/>
+              </w:rPr>
+            </w:pPr>
+          </w:p>
+        </w:tc>
+        <w:tc>
+          <w:tcPr>
+            <w:tcW w:w="993" w:type="dxa"/>
+            <w:noWrap/>
+            <w:vAlign w:val="bottom"/>
+            <w:hideMark/>
+          </w:tcPr>
+          <w:p>
+            <w:pPr>
+              <w:spacing w:after="0" w:line="240" w:lineRule="auto"/>
+              <w:rPr>
+                <w:rFonts w:ascii="Arial" w:eastAsia="Times New Roman" w:hAnsi="Arial" w:cs="Arial"/>
+                <w:sz w:val="20"/>
+                <w:szCs w:val="20"/>
+              </w:rPr>
+            </w:pPr>
+          </w:p>
+        </w:tc>
+        <w:tc>
+          <w:tcPr>
+            <w:tcW w:w="278" w:type="dxa"/>
+            <w:noWrap/>
+            <w:vAlign w:val="bottom"/>
+            <w:hideMark/>
+          </w:tcPr>
+          <w:p>
+            <w:pPr>
+              <w:spacing w:after="0" w:line="240" w:lineRule="auto"/>
+              <w:rPr>
+                <w:rFonts w:ascii="Arial" w:eastAsia="Times New Roman" w:hAnsi="Arial" w:cs="Arial"/>
+                <w:sz w:val="20"/>
+                <w:szCs w:val="20"/>
+              </w:rPr>
+            </w:pPr>
+          </w:p>
+        </w:tc>
+        <w:tc>
+          <w:tcPr>
+            <w:tcW w:w="951" w:type="dxa"/>
+            <w:noWrap/>
+            <w:vAlign w:val="bottom"/>
+            <w:hideMark/>
+          </w:tcPr>
+          <w:p>
+            <w:pPr>
+              <w:spacing w:after="0" w:line="240" w:lineRule="auto"/>
+              <w:rPr>
+                <w:rFonts w:ascii="Arial" w:eastAsia="Times New Roman" w:hAnsi="Arial" w:cs="Arial"/>
+                <w:sz w:val="20"/>
+                <w:szCs w:val="20"/>
+              </w:rPr>
+            </w:pPr>
+          </w:p>
+        </w:tc>
+        <w:tc>
+          <w:tcPr>
+            <w:tcW w:w="1146" w:type="dxa"/>
+            <w:noWrap/>
+            <w:vAlign w:val="bottom"/>
+            <w:hideMark/>
+          </w:tcPr>
+          <w:p>
+            <w:pPr>
+              <w:spacing w:after="0" w:line="240" w:lineRule="auto"/>
+              <w:rPr>
+                <w:rFonts w:ascii="Arial" w:eastAsia="Times New Roman" w:hAnsi="Arial" w:cs="Arial"/>
+                <w:sz w:val="20"/>
+                <w:szCs w:val="20"/>
+              </w:rPr>
+            </w:pPr>
+          </w:p>
+        </w:tc>
+        <w:tc>
+          <w:tcPr>
+            <w:tcW w:w="1240" w:type="dxa"/>
+            <w:noWrap/>
+            <w:vAlign w:val="bottom"/>
+            <w:hideMark/>
+          </w:tcPr>
+          <w:p>
+            <w:pPr>
+              <w:spacing w:after="0" w:line="240" w:lineRule="auto"/>
+              <w:rPr>
+                <w:rFonts w:ascii="Arial" w:eastAsia="Times New Roman" w:hAnsi="Arial" w:cs="Arial"/>
+                <w:sz w:val="20"/>
+                <w:szCs w:val="20"/>
+              </w:rPr>
+            </w:pPr>
+          </w:p>
+        </w:tc>
+        <w:tc>
+          <w:tcPr>
+            <w:tcW w:w="887" w:type="dxa"/>
+            <w:tcBorders>
+              <w:right w:val="single" w:sz="4" w:space="0" w:color="auto"/>
+            </w:tcBorders>
+            <w:noWrap/>
+            <w:vAlign w:val="bottom"/>
+            <w:hideMark/>
+          </w:tcPr>
+          <w:p>
+            <w:pPr>
+              <w:spacing w:after="0" w:line="240" w:lineRule="auto"/>
+              <w:rPr>
+                <w:rFonts w:ascii="Arial" w:eastAsia="Times New Roman" w:hAnsi="Arial" w:cs="Arial"/>
+                <w:sz w:val="20"/>
+                <w:szCs w:val="20"/>
+              </w:rPr>
+            </w:pPr>
+          </w:p>
+        </w:tc>
+        <w:tc>
+          <w:tcPr>
+            <w:tcW w:w="1321" w:type="dxa"/>
+            <w:tcBorders>
+              <w:top w:val="single" w:sz="4" w:space="0" w:color="auto"/>
+              <w:left w:val="single" w:sz="4" w:space="0" w:color="auto"/>
+              <w:bottom w:val="single" w:sz="4" w:space="0" w:color="auto"/>
+              <w:right w:val="single" w:sz="4" w:space="0" w:color="auto"/>
+            </w:tcBorders>
+            <w:noWrap/>
+            <w:vAlign w:val="center"/>
+            <w:hideMark/>
+          </w:tcPr>
+          <w:p>
+            <w:pPr>
+              <w:spacing w:after="0" w:line="240" w:lineRule="auto"/>
+              <w:rPr>
+                <w:rFonts w:ascii="Arial" w:eastAsia="Times New Roman" w:hAnsi="Arial" w:cs="Arial"/>
+                <w:sz w:val="21"/>
+                <w:szCs w:val="21"/>
+              </w:rPr>
+            </w:pPr>
+            <w:r>
+              <w:rPr>
+                <w:rFonts w:ascii="Arial" w:eastAsia="Times New Roman" w:hAnsi="Arial" w:cs="Arial"/>
+                <w:sz w:val="21"/>
+                <w:szCs w:val="21"/>
+              </w:rPr>
+              <w:t>M A K</w:t>
+            </w:r>
+          </w:p>
+        </w:tc>
+        <w:tc>
+          <w:tcPr>
+            <w:tcW w:w="278" w:type="dxa"/>
+            <w:tcBorders>
+              <w:top w:val="single" w:sz="4" w:space="0" w:color="auto"/>
+              <w:left w:val="single" w:sz="4" w:space="0" w:color="auto"/>
+              <w:bottom w:val="single" w:sz="4" w:space="0" w:color="auto"/>
+              <w:right w:val="single" w:sz="4" w:space="0" w:color="auto"/>
+            </w:tcBorders>
+            <w:noWrap/>
+            <w:vAlign w:val="center"/>
+            <w:hideMark/>
+          </w:tcPr>
+          <w:p>
+            <w:pPr>
+              <w:spacing w:after="0" w:line="240" w:lineRule="auto"/>
+              <w:rPr>
+                <w:rFonts w:ascii="Arial" w:eastAsia="Times New Roman" w:hAnsi="Arial" w:cs="Arial"/>
+                <w:sz w:val="21"/>
+                <w:szCs w:val="21"/>
+              </w:rPr>
+            </w:pPr>
+            <w:r>
+              <w:rPr>
+                <w:rFonts w:ascii="Arial" w:eastAsia="Times New Roman" w:hAnsi="Arial" w:cs="Arial"/>
+                <w:sz w:val="21"/>
+                <w:szCs w:val="21"/>
+              </w:rPr>
+              <w:t>:</w:t>
+            </w:r>
+          </w:p>
+        </w:tc>
+        <w:tc>
+          <w:tcPr>
+            <w:tcW w:w="2829" w:type="dxa"/>
+            <w:gridSpan w:val="2"/>
+            <w:tcBorders>
+              <w:top w:val="single" w:sz="4" w:space="0" w:color="auto"/>
+              <w:left w:val="single" w:sz="4" w:space="0" w:color="auto"/>
+              <w:bottom w:val="single" w:sz="4" w:space="0" w:color="auto"/>
+              <w:right w:val="single" w:sz="4" w:space="0" w:color="auto"/>
+            </w:tcBorders>
+            <w:noWrap/>
+            <w:vAlign w:val="bottom"/>
+            <w:hideMark/>
+          </w:tcPr>
+          <w:p>
+            <w:pPr>
+              <w:spacing w:after="0" w:line="240" w:lineRule="auto"/>
+              <w:rPr>
+                <w:rFonts w:ascii="Arial" w:eastAsia="Times New Roman" w:hAnsi="Arial" w:cs="Arial"/>
+                <w:sz w:val="21"/>
+                <w:szCs w:val="21"/>
+              </w:rPr>
+            </w:pPr>
+            <w:r>
+              <w:rPr>
+                <w:rFonts w:ascii="Arial" w:eastAsia="Times New Roman" w:hAnsi="Arial" w:cs="Arial"/>
+                <w:sz w:val="21"/>
+                <w:szCs w:val="21"/>
+              </w:rPr>
+              <w:fldChar w:fldCharType="begin"/>
+            </w:r>
+            <w:r>
+              <w:rPr>
+                <w:rFonts w:ascii="Arial" w:eastAsia="Times New Roman" w:hAnsi="Arial" w:cs="Arial"/>
+                <w:sz w:val="21"/>
+                <w:szCs w:val="21"/>
+              </w:rPr>
+              <w:instrText xml:space="preserve"> MERGEFIELD Kode_Kegiatan </w:instrText>
+            </w:r>
+            <w:r>
+              <w:rPr>
+                <w:rFonts w:ascii="Arial" w:eastAsia="Times New Roman" w:hAnsi="Arial" w:cs="Arial"/>
+                <w:sz w:val="21"/>
+                <w:szCs w:val="21"/>
+              </w:rPr>
+              <w:fldChar w:fldCharType="separate"/>
+            </w:r>
+            <w:r>
+              <w:rPr>
+                <w:rFonts w:ascii="Arial" w:eastAsia="Times New Roman" w:hAnsi="Arial" w:cs="Arial"/>
+                <w:sz w:val="21"/>
+                <w:szCs w:val="21"/>
+              </w:rPr>
+              <w:t>4579.PDC.001.051.A</w:t>
+            </w:r>
+            <w:r>
+              <w:rPr>
+                <w:rFonts w:ascii="Arial" w:eastAsia="Times New Roman" w:hAnsi="Arial" w:cs="Arial"/>
+                <w:sz w:val="21"/>
+                <w:szCs w:val="21"/>
+              </w:rPr>
+              <w:fldChar w:fldCharType="end"/>
+            </w:r>
+            <w:r>
+              <w:rPr>
+                <w:rFonts w:ascii="Arial" w:eastAsia="Times New Roman" w:hAnsi="Arial" w:cs="Arial"/>
+                <w:sz w:val="21"/>
+                <w:szCs w:val="21"/>
+              </w:rPr>
+              <w:t>/524113 </w:t>
+            </w:r>
+          </w:p>
+        </w:tc>
+      </w:tr>
+      <w:tr>
+        <w:trPr>
+          <w:gridAfter w:val="2"/>
+          <w:wAfter w:w="501" w:type="dxa"/>
+          <w:trHeight w:val="330"/>
+        </w:trPr>
+        <w:tc>
+          <w:tcPr>
+            <w:tcW w:w="1134" w:type="dxa"/>
+            <w:noWrap/>
+            <w:vAlign w:val="bottom"/>
+            <w:hideMark/>
+          </w:tcPr>
+          <w:p>
+            <w:pPr>
+              <w:spacing w:after="0" w:line="240" w:lineRule="auto"/>
+              <w:rPr>
+                <w:rFonts w:ascii="Arial" w:eastAsia="Times New Roman" w:hAnsi="Arial" w:cs="Arial"/>
+              </w:rPr>
+            </w:pPr>
+          </w:p>
+        </w:tc>
+        <w:tc>
+          <w:tcPr>
+            <w:tcW w:w="993" w:type="dxa"/>
+            <w:noWrap/>
+            <w:vAlign w:val="bottom"/>
+            <w:hideMark/>
+          </w:tcPr>
+          <w:p>
+            <w:pPr>
+              <w:spacing w:after="0" w:line="240" w:lineRule="auto"/>
+              <w:rPr>
+                <w:rFonts w:ascii="Arial" w:eastAsia="Times New Roman" w:hAnsi="Arial" w:cs="Arial"/>
+                <w:sz w:val="20"/>
+                <w:szCs w:val="20"/>
+              </w:rPr>
+            </w:pPr>
+          </w:p>
+        </w:tc>
+        <w:tc>
+          <w:tcPr>
+            <w:tcW w:w="278" w:type="dxa"/>
+            <w:noWrap/>
+            <w:vAlign w:val="bottom"/>
+            <w:hideMark/>
+          </w:tcPr>
+          <w:p>
+            <w:pPr>
+              <w:spacing w:after="0" w:line="240" w:lineRule="auto"/>
+              <w:rPr>
+                <w:rFonts w:ascii="Arial" w:eastAsia="Times New Roman" w:hAnsi="Arial" w:cs="Arial"/>
+                <w:sz w:val="20"/>
+                <w:szCs w:val="20"/>
+              </w:rPr>
+            </w:pPr>
+          </w:p>
+        </w:tc>
+        <w:tc>
+          <w:tcPr>
+            <w:tcW w:w="951" w:type="dxa"/>
+            <w:noWrap/>
+            <w:vAlign w:val="bottom"/>
+            <w:hideMark/>
+          </w:tcPr>
+          <w:p>
+            <w:pPr>
+              <w:spacing w:after="0" w:line="240" w:lineRule="auto"/>
+              <w:rPr>
+                <w:rFonts w:ascii="Arial" w:eastAsia="Times New Roman" w:hAnsi="Arial" w:cs="Arial"/>
+                <w:sz w:val="20"/>
+                <w:szCs w:val="20"/>
+              </w:rPr>
+            </w:pPr>
+          </w:p>
+        </w:tc>
+        <w:tc>
+          <w:tcPr>
+            <w:tcW w:w="1146" w:type="dxa"/>
+            <w:noWrap/>
+            <w:vAlign w:val="bottom"/>
+            <w:hideMark/>
+          </w:tcPr>
+          <w:p>
+            <w:pPr>
+              <w:spacing w:after="0" w:line="240" w:lineRule="auto"/>
+              <w:rPr>
+                <w:rFonts w:ascii="Arial" w:eastAsia="Times New Roman" w:hAnsi="Arial" w:cs="Arial"/>
+                <w:sz w:val="20"/>
+                <w:szCs w:val="20"/>
+              </w:rPr>
+            </w:pPr>
+          </w:p>
+        </w:tc>
+        <w:tc>
+          <w:tcPr>
+            <w:tcW w:w="1240" w:type="dxa"/>
+            <w:noWrap/>
+            <w:vAlign w:val="bottom"/>
+            <w:hideMark/>
+          </w:tcPr>
+          <w:p>
+            <w:pPr>
+              <w:spacing w:after="0" w:line="240" w:lineRule="auto"/>
+              <w:rPr>
+                <w:rFonts w:ascii="Arial" w:eastAsia="Times New Roman" w:hAnsi="Arial" w:cs="Arial"/>
+                <w:sz w:val="20"/>
+                <w:szCs w:val="20"/>
+              </w:rPr>
+            </w:pPr>
+          </w:p>
+        </w:tc>
+        <w:tc>
+          <w:tcPr>
+            <w:tcW w:w="887" w:type="dxa"/>
+            <w:tcBorders>
+              <w:right w:val="single" w:sz="4" w:space="0" w:color="auto"/>
+            </w:tcBorders>
+            <w:noWrap/>
+            <w:vAlign w:val="bottom"/>
+            <w:hideMark/>
+          </w:tcPr>
+          <w:p>
+            <w:pPr>
+              <w:spacing w:after="0" w:line="240" w:lineRule="auto"/>
+              <w:rPr>
+                <w:rFonts w:ascii="Arial" w:eastAsia="Times New Roman" w:hAnsi="Arial" w:cs="Arial"/>
+                <w:sz w:val="20"/>
+                <w:szCs w:val="20"/>
+              </w:rPr>
+            </w:pPr>
+          </w:p>
+        </w:tc>
+        <w:tc>
+          <w:tcPr>
+            <w:tcW w:w="1321" w:type="dxa"/>
+            <w:tcBorders>
+              <w:top w:val="single" w:sz="4" w:space="0" w:color="auto"/>
+              <w:left w:val="single" w:sz="4" w:space="0" w:color="auto"/>
+              <w:bottom w:val="single" w:sz="4" w:space="0" w:color="auto"/>
+              <w:right w:val="single" w:sz="4" w:space="0" w:color="auto"/>
+            </w:tcBorders>
+            <w:noWrap/>
+            <w:vAlign w:val="center"/>
+            <w:hideMark/>
+          </w:tcPr>
+          <w:p>
+            <w:pPr>
+              <w:spacing w:after="0" w:line="240" w:lineRule="auto"/>
+              <w:rPr>
+                <w:rFonts w:ascii="Arial" w:eastAsia="Times New Roman" w:hAnsi="Arial" w:cs="Arial"/>
+                <w:sz w:val="21"/>
+                <w:szCs w:val="21"/>
+              </w:rPr>
+            </w:pPr>
+            <w:r>
+              <w:rPr>
+                <w:rFonts w:ascii="Arial" w:eastAsia="Times New Roman" w:hAnsi="Arial" w:cs="Arial"/>
+                <w:sz w:val="21"/>
+                <w:szCs w:val="21"/>
+              </w:rPr>
+              <w:t>D I P A</w:t>
+            </w:r>
+          </w:p>
+        </w:tc>
+        <w:tc>
+          <w:tcPr>
+            <w:tcW w:w="278" w:type="dxa"/>
+            <w:tcBorders>
+              <w:top w:val="single" w:sz="4" w:space="0" w:color="auto"/>
+              <w:left w:val="single" w:sz="4" w:space="0" w:color="auto"/>
+              <w:bottom w:val="single" w:sz="4" w:space="0" w:color="auto"/>
+              <w:right w:val="single" w:sz="4" w:space="0" w:color="auto"/>
+            </w:tcBorders>
+            <w:noWrap/>
+            <w:vAlign w:val="center"/>
+            <w:hideMark/>
+          </w:tcPr>
+          <w:p>
+            <w:pPr>
+              <w:spacing w:after="0" w:line="240" w:lineRule="auto"/>
+              <w:rPr>
+                <w:rFonts w:ascii="Arial" w:eastAsia="Times New Roman" w:hAnsi="Arial" w:cs="Arial"/>
+                <w:sz w:val="21"/>
+                <w:szCs w:val="21"/>
+              </w:rPr>
+            </w:pPr>
+            <w:r>
+              <w:rPr>
+                <w:rFonts w:ascii="Arial" w:eastAsia="Times New Roman" w:hAnsi="Arial" w:cs="Arial"/>
+                <w:sz w:val="21"/>
+                <w:szCs w:val="21"/>
+              </w:rPr>
+              <w:t>:</w:t>
+            </w:r>
+          </w:p>
+        </w:tc>
+        <w:tc>
+          <w:tcPr>
+            <w:tcW w:w="2829" w:type="dxa"/>
+            <w:gridSpan w:val="2"/>
+            <w:tcBorders>
+              <w:top w:val="single" w:sz="4" w:space="0" w:color="auto"/>
+              <w:left w:val="single" w:sz="4" w:space="0" w:color="auto"/>
+              <w:bottom w:val="single" w:sz="4" w:space="0" w:color="auto"/>
+              <w:right w:val="single" w:sz="4" w:space="0" w:color="auto"/>
+            </w:tcBorders>
+            <w:noWrap/>
+            <w:vAlign w:val="center"/>
+            <w:hideMark/>
+          </w:tcPr>
+          <w:p>
+            <w:pPr>
+              <w:spacing w:after="0" w:line="240" w:lineRule="auto"/>
+              <w:rPr>
+                <w:rFonts w:ascii="Arial" w:eastAsia="Times New Roman" w:hAnsi="Arial" w:cs="Arial"/>
+                <w:sz w:val="21"/>
+                <w:szCs w:val="21"/>
+              </w:rPr>
+            </w:pPr>
+            <w:r>
+              <w:rPr>
+                <w:rFonts w:ascii="Arial" w:eastAsia="Times New Roman" w:hAnsi="Arial" w:cs="Arial"/>
+                <w:sz w:val="21"/>
+                <w:szCs w:val="21"/>
+              </w:rPr>
+              <w:t>018.03.3.059106/2026</w:t>
+            </w:r>
+          </w:p>
+        </w:tc>
+      </w:tr>
+      <w:tr>
+        <w:trPr>
+          <w:gridAfter w:val="2"/>
+          <w:wAfter w:w="501" w:type="dxa"/>
+          <w:trHeight w:val="270"/>
+        </w:trPr>
+        <w:tc>
+          <w:tcPr>
+            <w:tcW w:w="1134" w:type="dxa"/>
+            <w:noWrap/>
+            <w:vAlign w:val="bottom"/>
+            <w:hideMark/>
+          </w:tcPr>
+          <w:p>
+            <w:pPr>
+              <w:spacing w:after="0" w:line="240" w:lineRule="auto"/>
+              <w:rPr>
+                <w:rFonts w:ascii="Arial" w:eastAsia="Times New Roman" w:hAnsi="Arial" w:cs="Arial"/>
+              </w:rPr>
+            </w:pPr>
+          </w:p>
+        </w:tc>
+        <w:tc>
+          <w:tcPr>
+            <w:tcW w:w="993" w:type="dxa"/>
+            <w:noWrap/>
+            <w:vAlign w:val="bottom"/>
+            <w:hideMark/>
+          </w:tcPr>
+          <w:p>
+            <w:pPr>
+              <w:spacing w:after="0" w:line="240" w:lineRule="auto"/>
+              <w:rPr>
+                <w:rFonts w:ascii="Arial" w:eastAsia="Times New Roman" w:hAnsi="Arial" w:cs="Arial"/>
+                <w:sz w:val="20"/>
+                <w:szCs w:val="20"/>
+              </w:rPr>
+            </w:pPr>
+          </w:p>
+        </w:tc>
+        <w:tc>
+          <w:tcPr>
+            <w:tcW w:w="278" w:type="dxa"/>
+            <w:noWrap/>
+            <w:vAlign w:val="bottom"/>
+            <w:hideMark/>
+          </w:tcPr>
+          <w:p>
+            <w:pPr>
+              <w:spacing w:after="0" w:line="240" w:lineRule="auto"/>
+              <w:rPr>
+                <w:rFonts w:ascii="Arial" w:eastAsia="Times New Roman" w:hAnsi="Arial" w:cs="Arial"/>
+                <w:sz w:val="20"/>
+                <w:szCs w:val="20"/>
+              </w:rPr>
+            </w:pPr>
+          </w:p>
+        </w:tc>
+        <w:tc>
+          <w:tcPr>
+            <w:tcW w:w="951" w:type="dxa"/>
+            <w:noWrap/>
+            <w:vAlign w:val="bottom"/>
+            <w:hideMark/>
+          </w:tcPr>
+          <w:p>
+            <w:pPr>
+              <w:spacing w:after="0" w:line="240" w:lineRule="auto"/>
+              <w:rPr>
+                <w:rFonts w:ascii="Arial" w:eastAsia="Times New Roman" w:hAnsi="Arial" w:cs="Arial"/>
+                <w:sz w:val="20"/>
+                <w:szCs w:val="20"/>
+              </w:rPr>
+            </w:pPr>
+          </w:p>
+        </w:tc>
+        <w:tc>
+          <w:tcPr>
+            <w:tcW w:w="1146" w:type="dxa"/>
+            <w:noWrap/>
+            <w:vAlign w:val="bottom"/>
+            <w:hideMark/>
+          </w:tcPr>
+          <w:p>
+            <w:pPr>
+              <w:spacing w:after="0" w:line="240" w:lineRule="auto"/>
+              <w:rPr>
+                <w:rFonts w:ascii="Arial" w:eastAsia="Times New Roman" w:hAnsi="Arial" w:cs="Arial"/>
+                <w:sz w:val="20"/>
+                <w:szCs w:val="20"/>
+              </w:rPr>
+            </w:pPr>
+          </w:p>
+        </w:tc>
+        <w:tc>
+          <w:tcPr>
+            <w:tcW w:w="1240" w:type="dxa"/>
+            <w:noWrap/>
+            <w:vAlign w:val="bottom"/>
+            <w:hideMark/>
+          </w:tcPr>
+          <w:p>
+            <w:pPr>
+              <w:spacing w:after="0" w:line="240" w:lineRule="auto"/>
+              <w:rPr>
+                <w:rFonts w:ascii="Arial" w:eastAsia="Times New Roman" w:hAnsi="Arial" w:cs="Arial"/>
+                <w:sz w:val="20"/>
+                <w:szCs w:val="20"/>
+              </w:rPr>
+            </w:pPr>
+          </w:p>
+        </w:tc>
+        <w:tc>
+          <w:tcPr>
+            <w:tcW w:w="887" w:type="dxa"/>
+            <w:noWrap/>
+            <w:vAlign w:val="bottom"/>
+            <w:hideMark/>
+          </w:tcPr>
+          <w:p>
+            <w:pPr>
+              <w:spacing w:after="0" w:line="240" w:lineRule="auto"/>
+              <w:rPr>
+                <w:rFonts w:ascii="Arial" w:eastAsia="Times New Roman" w:hAnsi="Arial" w:cs="Arial"/>
+                <w:sz w:val="20"/>
+                <w:szCs w:val="20"/>
+              </w:rPr>
+            </w:pPr>
+          </w:p>
+        </w:tc>
+        <w:tc>
+          <w:tcPr>
+            <w:tcW w:w="1321" w:type="dxa"/>
+            <w:tcBorders>
+              <w:top w:val="single" w:sz="4" w:space="0" w:color="auto"/>
+            </w:tcBorders>
+            <w:noWrap/>
+            <w:vAlign w:val="bottom"/>
+            <w:hideMark/>
+          </w:tcPr>
+          <w:p>
+            <w:pPr>
+              <w:spacing w:after="0" w:line="240" w:lineRule="auto"/>
+              <w:rPr>
+                <w:rFonts w:ascii="Arial" w:eastAsia="Times New Roman" w:hAnsi="Arial" w:cs="Arial"/>
+                <w:sz w:val="20"/>
+                <w:szCs w:val="20"/>
+              </w:rPr>
+            </w:pPr>
+          </w:p>
+        </w:tc>
+        <w:tc>
+          <w:tcPr>
+            <w:tcW w:w="278" w:type="dxa"/>
+            <w:tcBorders>
+              <w:top w:val="single" w:sz="4" w:space="0" w:color="auto"/>
+            </w:tcBorders>
+            <w:noWrap/>
+            <w:vAlign w:val="bottom"/>
+            <w:hideMark/>
+          </w:tcPr>
+          <w:p>
+            <w:pPr>
+              <w:spacing w:after="0" w:line="240" w:lineRule="auto"/>
+              <w:rPr>
+                <w:rFonts w:ascii="Arial" w:eastAsia="Times New Roman" w:hAnsi="Arial" w:cs="Arial"/>
+                <w:sz w:val="20"/>
+                <w:szCs w:val="20"/>
+              </w:rPr>
+            </w:pPr>
+          </w:p>
+        </w:tc>
+        <w:tc>
+          <w:tcPr>
+            <w:tcW w:w="2550" w:type="dxa"/>
+            <w:tcBorders>
+              <w:top w:val="single" w:sz="4" w:space="0" w:color="auto"/>
+            </w:tcBorders>
+            <w:noWrap/>
+            <w:vAlign w:val="bottom"/>
+            <w:hideMark/>
+          </w:tcPr>
+          <w:p>
+            <w:pPr>
+              <w:spacing w:after="0" w:line="240" w:lineRule="auto"/>
+              <w:rPr>
+                <w:rFonts w:ascii="Arial" w:eastAsia="Times New Roman" w:hAnsi="Arial" w:cs="Arial"/>
+                <w:sz w:val="20"/>
+                <w:szCs w:val="20"/>
+              </w:rPr>
+            </w:pPr>
+          </w:p>
+        </w:tc>
+        <w:tc>
+          <w:tcPr>
+            <w:tcW w:w="279" w:type="dxa"/>
+            <w:tcBorders>
+              <w:top w:val="single" w:sz="4" w:space="0" w:color="auto"/>
+            </w:tcBorders>
+            <w:noWrap/>
+            <w:vAlign w:val="bottom"/>
+            <w:hideMark/>
+          </w:tcPr>
+          <w:p>
+            <w:pPr>
+              <w:spacing w:after="0" w:line="240" w:lineRule="auto"/>
+              <w:rPr>
+                <w:rFonts w:ascii="Arial" w:eastAsia="Times New Roman" w:hAnsi="Arial" w:cs="Arial"/>
+                <w:sz w:val="20"/>
+                <w:szCs w:val="20"/>
+              </w:rPr>
+            </w:pPr>
+          </w:p>
+        </w:tc>
+      </w:tr>
+      <w:tr>
+        <w:trPr>
+          <w:trHeight w:val="300"/>
+        </w:trPr>
+        <w:tc>
+          <w:tcPr>
+            <w:tcW w:w="11057" w:type="dxa"/>
+            <w:gridSpan w:val="11"/>
+            <w:noWrap/>
+            <w:vAlign w:val="bottom"/>
+            <w:hideMark/>
+          </w:tcPr>
+          <w:p>
+            <w:pPr>
+              <w:spacing w:after="0" w:line="240" w:lineRule="auto"/>
+              <w:jc w:val="center"/>
+              <w:rPr>
+                <w:rFonts w:ascii="Arial" w:eastAsia="Times New Roman" w:hAnsi="Arial" w:cs="Arial"/>
+                <w:b/>
+                <w:bCs/>
+                <w:u w:val="single"/>
+              </w:rPr>
+            </w:pPr>
+            <w:r>
+              <w:rPr>
+                <w:rFonts w:ascii="Arial" w:eastAsia="Times New Roman" w:hAnsi="Arial" w:cs="Arial"/>
+                <w:b/>
+                <w:bCs/>
+                <w:u w:val="single"/>
+              </w:rPr>
+              <w:t>KWITANSI / BUKTI PEMBAYARAN</w:t>
+            </w:r>
+          </w:p>
+        </w:tc>
+        <w:tc>
+          <w:tcPr>
+            <w:tcW w:w="501" w:type="dxa"/>
+            <w:gridSpan w:val="2"/>
+            <w:noWrap/>
+            <w:vAlign w:val="bottom"/>
+            <w:hideMark/>
+          </w:tcPr>
+          <w:p>
+            <w:pPr>
+              <w:spacing w:after="0" w:line="240" w:lineRule="auto"/>
+              <w:jc w:val="center"/>
+              <w:rPr>
+                <w:rFonts w:ascii="Arial" w:eastAsia="Times New Roman" w:hAnsi="Arial" w:cs="Arial"/>
+                <w:b/>
+                <w:bCs/>
+                <w:u w:val="single"/>
+              </w:rPr>
+            </w:pPr>
+          </w:p>
+        </w:tc>
+      </w:tr>
+      <w:tr>
+        <w:trPr>
+          <w:trHeight w:val="210"/>
+        </w:trPr>
+        <w:tc>
+          <w:tcPr>
+            <w:tcW w:w="1134" w:type="dxa"/>
+            <w:noWrap/>
+            <w:vAlign w:val="bottom"/>
+            <w:hideMark/>
+          </w:tcPr>
+          <w:p>
+            <w:pPr>
+              <w:spacing w:after="0" w:line="240" w:lineRule="auto"/>
+              <w:rPr>
+                <w:rFonts w:ascii="Arial" w:eastAsia="Times New Roman" w:hAnsi="Arial" w:cs="Arial"/>
+                <w:sz w:val="20"/>
+                <w:szCs w:val="20"/>
+              </w:rPr>
+            </w:pPr>
+          </w:p>
+        </w:tc>
+        <w:tc>
+          <w:tcPr>
+            <w:tcW w:w="993" w:type="dxa"/>
+            <w:noWrap/>
+            <w:vAlign w:val="bottom"/>
+            <w:hideMark/>
+          </w:tcPr>
+          <w:p>
+            <w:pPr>
+              <w:spacing w:after="0" w:line="240" w:lineRule="auto"/>
+              <w:rPr>
+                <w:rFonts w:ascii="Arial" w:eastAsia="Times New Roman" w:hAnsi="Arial" w:cs="Arial"/>
+                <w:sz w:val="20"/>
+                <w:szCs w:val="20"/>
+              </w:rPr>
+            </w:pPr>
+          </w:p>
+        </w:tc>
+        <w:tc>
+          <w:tcPr>
+            <w:tcW w:w="278" w:type="dxa"/>
+            <w:noWrap/>
+            <w:vAlign w:val="bottom"/>
+            <w:hideMark/>
+          </w:tcPr>
+          <w:p>
+            <w:pPr>
+              <w:spacing w:after="0" w:line="240" w:lineRule="auto"/>
+              <w:rPr>
+                <w:rFonts w:ascii="Arial" w:eastAsia="Times New Roman" w:hAnsi="Arial" w:cs="Arial"/>
+                <w:sz w:val="20"/>
+                <w:szCs w:val="20"/>
+              </w:rPr>
+            </w:pPr>
+          </w:p>
+        </w:tc>
+        <w:tc>
+          <w:tcPr>
+            <w:tcW w:w="951" w:type="dxa"/>
+            <w:noWrap/>
+            <w:vAlign w:val="bottom"/>
+            <w:hideMark/>
+          </w:tcPr>
+          <w:p>
+            <w:pPr>
+              <w:spacing w:after="0" w:line="240" w:lineRule="auto"/>
+              <w:rPr>
+                <w:rFonts w:ascii="Arial" w:eastAsia="Times New Roman" w:hAnsi="Arial" w:cs="Arial"/>
+                <w:sz w:val="20"/>
+                <w:szCs w:val="20"/>
+              </w:rPr>
+            </w:pPr>
+          </w:p>
+        </w:tc>
+        <w:tc>
+          <w:tcPr>
+            <w:tcW w:w="1146" w:type="dxa"/>
+            <w:noWrap/>
+            <w:vAlign w:val="bottom"/>
+            <w:hideMark/>
+          </w:tcPr>
+          <w:p>
+            <w:pPr>
+              <w:spacing w:after="0" w:line="240" w:lineRule="auto"/>
+              <w:rPr>
+                <w:rFonts w:ascii="Arial" w:eastAsia="Times New Roman" w:hAnsi="Arial" w:cs="Arial"/>
+                <w:sz w:val="20"/>
+                <w:szCs w:val="20"/>
+              </w:rPr>
+            </w:pPr>
+          </w:p>
+        </w:tc>
+        <w:tc>
+          <w:tcPr>
+            <w:tcW w:w="1240" w:type="dxa"/>
+            <w:noWrap/>
+            <w:vAlign w:val="bottom"/>
+            <w:hideMark/>
+          </w:tcPr>
+          <w:p>
+            <w:pPr>
+              <w:spacing w:after="0" w:line="240" w:lineRule="auto"/>
+              <w:rPr>
+                <w:rFonts w:ascii="Arial" w:eastAsia="Times New Roman" w:hAnsi="Arial" w:cs="Arial"/>
+                <w:sz w:val="20"/>
+                <w:szCs w:val="20"/>
+              </w:rPr>
+            </w:pPr>
+          </w:p>
+        </w:tc>
+        <w:tc>
+          <w:tcPr>
+            <w:tcW w:w="887" w:type="dxa"/>
+            <w:noWrap/>
+            <w:vAlign w:val="bottom"/>
+            <w:hideMark/>
+          </w:tcPr>
+          <w:p>
+            <w:pPr>
+              <w:spacing w:after="0" w:line="240" w:lineRule="auto"/>
+              <w:rPr>
+                <w:rFonts w:ascii="Arial" w:eastAsia="Times New Roman" w:hAnsi="Arial" w:cs="Arial"/>
+                <w:sz w:val="20"/>
+                <w:szCs w:val="20"/>
+              </w:rPr>
+            </w:pPr>
+          </w:p>
+        </w:tc>
+        <w:tc>
+          <w:tcPr>
+            <w:tcW w:w="1321" w:type="dxa"/>
+            <w:noWrap/>
+            <w:vAlign w:val="bottom"/>
+            <w:hideMark/>
+          </w:tcPr>
+          <w:p>
+            <w:pPr>
+              <w:spacing w:after="0" w:line="240" w:lineRule="auto"/>
+              <w:rPr>
+                <w:rFonts w:ascii="Arial" w:eastAsia="Times New Roman" w:hAnsi="Arial" w:cs="Arial"/>
+                <w:sz w:val="20"/>
+                <w:szCs w:val="20"/>
+              </w:rPr>
+            </w:pPr>
+          </w:p>
+        </w:tc>
+        <w:tc>
+          <w:tcPr>
+            <w:tcW w:w="278" w:type="dxa"/>
+            <w:noWrap/>
+            <w:vAlign w:val="bottom"/>
+            <w:hideMark/>
+          </w:tcPr>
+          <w:p>
+            <w:pPr>
+              <w:spacing w:after="0" w:line="240" w:lineRule="auto"/>
+              <w:rPr>
+                <w:rFonts w:ascii="Arial" w:eastAsia="Times New Roman" w:hAnsi="Arial" w:cs="Arial"/>
+                <w:sz w:val="20"/>
+                <w:szCs w:val="20"/>
+              </w:rPr>
+            </w:pPr>
+          </w:p>
+        </w:tc>
+        <w:tc>
+          <w:tcPr>
+            <w:tcW w:w="2550" w:type="dxa"/>
+            <w:noWrap/>
+            <w:vAlign w:val="bottom"/>
+            <w:hideMark/>
+          </w:tcPr>
+          <w:p>
+            <w:pPr>
+              <w:spacing w:after="0" w:line="240" w:lineRule="auto"/>
+              <w:rPr>
+                <w:rFonts w:ascii="Arial" w:eastAsia="Times New Roman" w:hAnsi="Arial" w:cs="Arial"/>
+                <w:sz w:val="20"/>
+                <w:szCs w:val="20"/>
+              </w:rPr>
+            </w:pPr>
+          </w:p>
+        </w:tc>
+        <w:tc>
+          <w:tcPr>
+            <w:tcW w:w="279" w:type="dxa"/>
+            <w:noWrap/>
+            <w:vAlign w:val="bottom"/>
+            <w:hideMark/>
+          </w:tcPr>
+          <w:p>
+            <w:pPr>
+              <w:spacing w:after="0" w:line="240" w:lineRule="auto"/>
+              <w:rPr>
+                <w:rFonts w:ascii="Arial" w:eastAsia="Times New Roman" w:hAnsi="Arial" w:cs="Arial"/>
+                <w:sz w:val="20"/>
+                <w:szCs w:val="20"/>
+              </w:rPr>
+            </w:pPr>
+          </w:p>
+        </w:tc>
+        <w:tc>
+          <w:tcPr>
+            <w:tcW w:w="501" w:type="dxa"/>
+            <w:gridSpan w:val="2"/>
+            <w:noWrap/>
+            <w:vAlign w:val="bottom"/>
+            <w:hideMark/>
+          </w:tcPr>
+          <w:p>
+            <w:pPr>
+              <w:spacing w:after="0" w:line="240" w:lineRule="auto"/>
+              <w:rPr>
+                <w:rFonts w:ascii="Arial" w:eastAsia="Times New Roman" w:hAnsi="Arial" w:cs="Arial"/>
+                <w:sz w:val="20"/>
+                <w:szCs w:val="20"/>
+              </w:rPr>
+            </w:pPr>
+          </w:p>
+        </w:tc>
+      </w:tr>
+      <w:tr>
+        <w:trPr>
+          <w:trHeight w:val="300"/>
+        </w:trPr>
+        <w:tc>
+          <w:tcPr>
+            <w:tcW w:w="2127" w:type="dxa"/>
+            <w:gridSpan w:val="2"/>
+            <w:noWrap/>
+            <w:vAlign w:val="bottom"/>
+            <w:hideMark/>
+          </w:tcPr>
+          <w:p>
+            <w:pPr>
+              <w:spacing w:after="0" w:line="240" w:lineRule="auto"/>
+              <w:rPr>
+                <w:rFonts w:ascii="Arial" w:eastAsia="Times New Roman" w:hAnsi="Arial" w:cs="Arial"/>
+              </w:rPr>
+            </w:pPr>
+            <w:r>
+              <w:rPr>
+                <w:rFonts w:ascii="Arial" w:eastAsia="Times New Roman" w:hAnsi="Arial" w:cs="Arial"/>
+              </w:rPr>
+              <w:t>Sudah terima dari</w:t>
+            </w:r>
+          </w:p>
+        </w:tc>
+        <w:tc>
+          <w:tcPr>
+            <w:tcW w:w="278" w:type="dxa"/>
+            <w:noWrap/>
+            <w:vAlign w:val="bottom"/>
+            <w:hideMark/>
+          </w:tcPr>
+          <w:p>
+            <w:pPr>
+              <w:spacing w:after="0" w:line="240" w:lineRule="auto"/>
+              <w:rPr>
+                <w:rFonts w:ascii="Arial" w:eastAsia="Times New Roman" w:hAnsi="Arial" w:cs="Arial"/>
+              </w:rPr>
+            </w:pPr>
+            <w:r>
+              <w:rPr>
+                <w:rFonts w:ascii="Arial" w:eastAsia="Times New Roman" w:hAnsi="Arial" w:cs="Arial"/>
+              </w:rPr>
+              <w:t>:</w:t>
+            </w:r>
+          </w:p>
+        </w:tc>
+        <w:tc>
+          <w:tcPr>
+            <w:tcW w:w="9153" w:type="dxa"/>
+            <w:gridSpan w:val="10"/>
+            <w:noWrap/>
+            <w:vAlign w:val="bottom"/>
+            <w:hideMark/>
+          </w:tcPr>
+          <w:p>
+            <w:pPr>
+              <w:spacing w:after="0" w:line="240" w:lineRule="auto"/>
+              <w:rPr>
+                <w:rFonts w:ascii="Arial" w:eastAsia="Times New Roman" w:hAnsi="Arial" w:cs="Arial"/>
+                <w:sz w:val="21"/>
+                <w:szCs w:val="21"/>
+              </w:rPr>
+            </w:pPr>
+            <w:r>
+              <w:rPr>
+                <w:rFonts w:ascii="Arial" w:eastAsia="Times New Roman" w:hAnsi="Arial" w:cs="Arial"/>
+                <w:sz w:val="21"/>
+                <w:szCs w:val="21"/>
+              </w:rPr>
+              <w:t xml:space="preserve">KUASA PENGGUNA ANGGARAN DINAS PERTANIAN DAN KETAHANAN PANGAN </w:t>
+            </w:r>
+          </w:p>
+        </w:tc>
+      </w:tr>
+      <w:tr>
+        <w:trPr>
+          <w:trHeight w:val="300"/>
+        </w:trPr>
+        <w:tc>
+          <w:tcPr>
+            <w:tcW w:w="1134" w:type="dxa"/>
+            <w:noWrap/>
+            <w:vAlign w:val="bottom"/>
+            <w:hideMark/>
+          </w:tcPr>
+          <w:p>
+            <w:pPr>
+              <w:spacing w:after="0" w:line="240" w:lineRule="auto"/>
+              <w:rPr>
+                <w:rFonts w:ascii="Arial" w:eastAsia="Times New Roman" w:hAnsi="Arial" w:cs="Arial"/>
+                <w:sz w:val="21"/>
+                <w:szCs w:val="21"/>
+              </w:rPr>
+            </w:pPr>
+          </w:p>
+        </w:tc>
+        <w:tc>
+          <w:tcPr>
+            <w:tcW w:w="993" w:type="dxa"/>
+            <w:noWrap/>
+            <w:vAlign w:val="bottom"/>
+            <w:hideMark/>
+          </w:tcPr>
+          <w:p>
+            <w:pPr>
+              <w:spacing w:after="0" w:line="240" w:lineRule="auto"/>
+              <w:rPr>
+                <w:rFonts w:ascii="Arial" w:eastAsia="Times New Roman" w:hAnsi="Arial" w:cs="Arial"/>
+                <w:sz w:val="20"/>
+                <w:szCs w:val="20"/>
+              </w:rPr>
+            </w:pPr>
+          </w:p>
+        </w:tc>
+        <w:tc>
+          <w:tcPr>
+            <w:tcW w:w="278" w:type="dxa"/>
+            <w:noWrap/>
+            <w:vAlign w:val="bottom"/>
+            <w:hideMark/>
+          </w:tcPr>
+          <w:p>
+            <w:pPr>
+              <w:spacing w:after="0" w:line="240" w:lineRule="auto"/>
+              <w:rPr>
+                <w:rFonts w:ascii="Arial" w:eastAsia="Times New Roman" w:hAnsi="Arial" w:cs="Arial"/>
+                <w:sz w:val="20"/>
+                <w:szCs w:val="20"/>
+              </w:rPr>
+            </w:pPr>
+          </w:p>
+        </w:tc>
+        <w:tc>
+          <w:tcPr>
+            <w:tcW w:w="3337" w:type="dxa"/>
+            <w:gridSpan w:val="3"/>
+            <w:noWrap/>
+            <w:vAlign w:val="bottom"/>
+            <w:hideMark/>
+          </w:tcPr>
+          <w:p>
+            <w:pPr>
+              <w:spacing w:after="0" w:line="240" w:lineRule="auto"/>
+              <w:rPr>
+                <w:rFonts w:ascii="Arial" w:eastAsia="Times New Roman" w:hAnsi="Arial" w:cs="Arial"/>
+                <w:sz w:val="21"/>
+                <w:szCs w:val="21"/>
+              </w:rPr>
+            </w:pPr>
+            <w:r>
+              <w:rPr>
+                <w:rFonts w:ascii="Arial" w:eastAsia="Times New Roman" w:hAnsi="Arial" w:cs="Arial"/>
+                <w:sz w:val="21"/>
+                <w:szCs w:val="21"/>
+              </w:rPr>
+              <w:t>PROVINSI JAWA TIMUR</w:t>
+            </w:r>
+          </w:p>
+        </w:tc>
+        <w:tc>
+          <w:tcPr>
+            <w:tcW w:w="887" w:type="dxa"/>
+            <w:noWrap/>
+            <w:vAlign w:val="bottom"/>
+            <w:hideMark/>
+          </w:tcPr>
+          <w:p>
+            <w:pPr>
+              <w:spacing w:after="0" w:line="240" w:lineRule="auto"/>
+              <w:rPr>
+                <w:rFonts w:ascii="Arial" w:eastAsia="Times New Roman" w:hAnsi="Arial" w:cs="Arial"/>
+                <w:sz w:val="21"/>
+                <w:szCs w:val="21"/>
+              </w:rPr>
+            </w:pPr>
+          </w:p>
+        </w:tc>
+        <w:tc>
+          <w:tcPr>
+            <w:tcW w:w="1321" w:type="dxa"/>
+            <w:noWrap/>
+            <w:vAlign w:val="bottom"/>
+            <w:hideMark/>
+          </w:tcPr>
+          <w:p>
+            <w:pPr>
+              <w:spacing w:after="0" w:line="240" w:lineRule="auto"/>
+              <w:rPr>
+                <w:rFonts w:ascii="Arial" w:eastAsia="Times New Roman" w:hAnsi="Arial" w:cs="Arial"/>
+                <w:sz w:val="20"/>
+                <w:szCs w:val="20"/>
+              </w:rPr>
+            </w:pPr>
+          </w:p>
+        </w:tc>
+        <w:tc>
+          <w:tcPr>
+            <w:tcW w:w="278" w:type="dxa"/>
+            <w:noWrap/>
+            <w:vAlign w:val="bottom"/>
+            <w:hideMark/>
+          </w:tcPr>
+          <w:p>
+            <w:pPr>
+              <w:spacing w:after="0" w:line="240" w:lineRule="auto"/>
+              <w:rPr>
+                <w:rFonts w:ascii="Arial" w:eastAsia="Times New Roman" w:hAnsi="Arial" w:cs="Arial"/>
+                <w:sz w:val="20"/>
+                <w:szCs w:val="20"/>
+              </w:rPr>
+            </w:pPr>
+          </w:p>
+        </w:tc>
+        <w:tc>
+          <w:tcPr>
+            <w:tcW w:w="2550" w:type="dxa"/>
+            <w:noWrap/>
+            <w:vAlign w:val="bottom"/>
+            <w:hideMark/>
+          </w:tcPr>
+          <w:p>
+            <w:pPr>
+              <w:spacing w:after="0" w:line="240" w:lineRule="auto"/>
+              <w:rPr>
+                <w:rFonts w:ascii="Arial" w:eastAsia="Times New Roman" w:hAnsi="Arial" w:cs="Arial"/>
+                <w:sz w:val="20"/>
+                <w:szCs w:val="20"/>
+              </w:rPr>
+            </w:pPr>
+          </w:p>
+        </w:tc>
+        <w:tc>
+          <w:tcPr>
+            <w:tcW w:w="279" w:type="dxa"/>
+            <w:noWrap/>
+            <w:vAlign w:val="bottom"/>
+            <w:hideMark/>
+          </w:tcPr>
+          <w:p>
+            <w:pPr>
+              <w:spacing w:after="0" w:line="240" w:lineRule="auto"/>
+              <w:rPr>
+                <w:rFonts w:ascii="Arial" w:eastAsia="Times New Roman" w:hAnsi="Arial" w:cs="Arial"/>
+                <w:sz w:val="20"/>
+                <w:szCs w:val="20"/>
+              </w:rPr>
+            </w:pPr>
+          </w:p>
+        </w:tc>
+        <w:tc>
+          <w:tcPr>
+            <w:tcW w:w="501" w:type="dxa"/>
+            <w:gridSpan w:val="2"/>
+            <w:noWrap/>
+            <w:vAlign w:val="bottom"/>
+            <w:hideMark/>
+          </w:tcPr>
+          <w:p>
+            <w:pPr>
+              <w:spacing w:after="0" w:line="240" w:lineRule="auto"/>
+              <w:rPr>
+                <w:rFonts w:ascii="Arial" w:eastAsia="Times New Roman" w:hAnsi="Arial" w:cs="Arial"/>
+                <w:sz w:val="20"/>
+                <w:szCs w:val="20"/>
+              </w:rPr>
+            </w:pPr>
+          </w:p>
+        </w:tc>
+      </w:tr>
+      <w:tr>
+        <w:trPr>
+          <w:trHeight w:val="300"/>
+        </w:trPr>
+        <w:tc>
+          <w:tcPr>
+            <w:tcW w:w="2127" w:type="dxa"/>
+            <w:gridSpan w:val="2"/>
+            <w:noWrap/>
+            <w:vAlign w:val="bottom"/>
+            <w:hideMark/>
+          </w:tcPr>
+          <w:p>
+            <w:pPr>
+              <w:spacing w:after="0" w:line="240" w:lineRule="auto"/>
+              <w:rPr>
+                <w:rFonts w:ascii="Arial" w:eastAsia="Times New Roman" w:hAnsi="Arial" w:cs="Arial"/>
+              </w:rPr>
+            </w:pPr>
+            <w:r>
+              <w:rPr>
+                <w:rFonts w:ascii="Arial" w:eastAsia="Times New Roman" w:hAnsi="Arial" w:cs="Arial"/>
+              </w:rPr>
+              <w:t>Jumlah Uang</w:t>
+            </w:r>
+          </w:p>
+        </w:tc>
+        <w:tc>
+          <w:tcPr>
+            <w:tcW w:w="278" w:type="dxa"/>
+            <w:noWrap/>
+            <w:vAlign w:val="bottom"/>
+            <w:hideMark/>
+          </w:tcPr>
+          <w:p>
+            <w:pPr>
+              <w:spacing w:after="0" w:line="240" w:lineRule="auto"/>
+              <w:rPr>
+                <w:rFonts w:ascii="Arial" w:eastAsia="Times New Roman" w:hAnsi="Arial" w:cs="Arial"/>
+              </w:rPr>
+            </w:pPr>
+            <w:r>
+              <w:rPr>
+                <w:rFonts w:ascii="Arial" w:eastAsia="Times New Roman" w:hAnsi="Arial" w:cs="Arial"/>
+              </w:rPr>
+              <w:t>:</w:t>
+            </w:r>
+          </w:p>
+        </w:tc>
+        <w:tc>
+          <w:tcPr>
+            <w:tcW w:w="2097" w:type="dxa"/>
+            <w:gridSpan w:val="2"/>
+            <w:noWrap/>
+            <w:vAlign w:val="bottom"/>
+            <w:hideMark/>
+          </w:tcPr>
+          <w:p>
+            <w:pPr>
+              <w:spacing w:after="0" w:line="240" w:lineRule="auto"/>
+              <w:rPr>
+                <w:rFonts w:ascii="Arial" w:eastAsia="Times New Roman" w:hAnsi="Arial" w:cs="Arial"/>
+              </w:rPr>
+            </w:pPr>
+            <w:r>
+              <w:rPr>
+                <w:rFonts w:ascii="Arial" w:eastAsia="Times New Roman" w:hAnsi="Arial" w:cs="Arial"/>
+              </w:rPr>
+              <w:t xml:space="preserve">Rp. </w:t>
+            </w:r>
+            <w:r>
+              <w:rPr>
+                <w:rFonts w:ascii="Arial" w:eastAsia="Times New Roman" w:hAnsi="Arial" w:cs="Arial"/>
+              </w:rPr>
+              <w:fldChar w:fldCharType="begin"/>
+            </w:r>
+            <w:r>
+              <w:rPr>
+                <w:rFonts w:ascii="Arial" w:eastAsia="Times New Roman" w:hAnsi="Arial" w:cs="Arial"/>
+              </w:rPr>
+              <w:instrText xml:space="preserve"> MERGEFIELD Jumlah_Uang </w:instrText>
+            </w:r>
+            <w:r>
+              <w:rPr>
+                <w:rFonts w:ascii="Arial" w:eastAsia="Times New Roman" w:hAnsi="Arial" w:cs="Arial"/>
+              </w:rPr>
+              <w:instrText xml:space="preserve">\# .# </w:instrText>
+            </w:r>
+            <w:r>
+              <w:rPr>
+                <w:rFonts w:ascii="Arial" w:eastAsia="Times New Roman" w:hAnsi="Arial" w:cs="Arial"/>
+              </w:rPr>
+              <w:fldChar w:fldCharType="separate"/>
+            </w:r>
+            <w:r>
+              <w:rPr>
+                <w:rFonts w:ascii="Arial" w:eastAsia="Times New Roman" w:hAnsi="Arial" w:cs="Arial"/>
+              </w:rPr>
+              <w:t>150.000</w:t>
+            </w:r>
+            <w:r>
+              <w:rPr>
+                <w:rFonts w:ascii="Arial" w:eastAsia="Times New Roman" w:hAnsi="Arial" w:cs="Arial"/>
+              </w:rPr>
+              <w:fldChar w:fldCharType="end"/>
+            </w:r>
+            <w:r>
+              <w:rPr>
+                <w:rFonts w:ascii="Arial" w:eastAsia="Times New Roman" w:hAnsi="Arial" w:cs="Arial"/>
+              </w:rPr>
+              <w:t>,-</w:t>
+            </w:r>
+          </w:p>
+        </w:tc>
+        <w:tc>
+          <w:tcPr>
+            <w:tcW w:w="1240" w:type="dxa"/>
+            <w:noWrap/>
+            <w:vAlign w:val="bottom"/>
+            <w:hideMark/>
+          </w:tcPr>
+          <w:p>
+            <w:pPr>
+              <w:spacing w:after="0" w:line="240" w:lineRule="auto"/>
+              <w:rPr>
+                <w:rFonts w:ascii="Arial" w:eastAsia="Times New Roman" w:hAnsi="Arial" w:cs="Arial"/>
+              </w:rPr>
+            </w:pPr>
+          </w:p>
+        </w:tc>
+        <w:tc>
+          <w:tcPr>
+            <w:tcW w:w="887" w:type="dxa"/>
+            <w:noWrap/>
+            <w:vAlign w:val="bottom"/>
+            <w:hideMark/>
+          </w:tcPr>
+          <w:p>
+            <w:pPr>
+              <w:spacing w:after="0" w:line="240" w:lineRule="auto"/>
+              <w:rPr>
+                <w:rFonts w:ascii="Arial" w:eastAsia="Times New Roman" w:hAnsi="Arial" w:cs="Arial"/>
+                <w:sz w:val="20"/>
+                <w:szCs w:val="20"/>
+              </w:rPr>
+            </w:pPr>
+          </w:p>
+        </w:tc>
+        <w:tc>
+          <w:tcPr>
+            <w:tcW w:w="1321" w:type="dxa"/>
+            <w:noWrap/>
+            <w:vAlign w:val="bottom"/>
+            <w:hideMark/>
+          </w:tcPr>
+          <w:p>
+            <w:pPr>
+              <w:spacing w:after="0" w:line="240" w:lineRule="auto"/>
+              <w:rPr>
+                <w:rFonts w:ascii="Arial" w:eastAsia="Times New Roman" w:hAnsi="Arial" w:cs="Arial"/>
+                <w:sz w:val="20"/>
+                <w:szCs w:val="20"/>
+              </w:rPr>
+            </w:pPr>
+          </w:p>
+        </w:tc>
+        <w:tc>
+          <w:tcPr>
+            <w:tcW w:w="278" w:type="dxa"/>
+            <w:noWrap/>
+            <w:vAlign w:val="bottom"/>
+            <w:hideMark/>
+          </w:tcPr>
+          <w:p>
+            <w:pPr>
+              <w:spacing w:after="0" w:line="240" w:lineRule="auto"/>
+              <w:rPr>
+                <w:rFonts w:ascii="Arial" w:eastAsia="Times New Roman" w:hAnsi="Arial" w:cs="Arial"/>
+                <w:sz w:val="20"/>
+                <w:szCs w:val="20"/>
+              </w:rPr>
+            </w:pPr>
+          </w:p>
+        </w:tc>
+        <w:tc>
+          <w:tcPr>
+            <w:tcW w:w="2550" w:type="dxa"/>
+            <w:noWrap/>
+            <w:vAlign w:val="bottom"/>
+            <w:hideMark/>
+          </w:tcPr>
+          <w:p>
+            <w:pPr>
+              <w:spacing w:after="0" w:line="240" w:lineRule="auto"/>
+              <w:rPr>
+                <w:rFonts w:ascii="Arial" w:eastAsia="Times New Roman" w:hAnsi="Arial" w:cs="Arial"/>
+                <w:sz w:val="20"/>
+                <w:szCs w:val="20"/>
+              </w:rPr>
+            </w:pPr>
+          </w:p>
+        </w:tc>
+        <w:tc>
+          <w:tcPr>
+            <w:tcW w:w="279" w:type="dxa"/>
+            <w:noWrap/>
+            <w:vAlign w:val="bottom"/>
+            <w:hideMark/>
+          </w:tcPr>
+          <w:p>
+            <w:pPr>
+              <w:spacing w:after="0" w:line="240" w:lineRule="auto"/>
+              <w:rPr>
+                <w:rFonts w:ascii="Arial" w:eastAsia="Times New Roman" w:hAnsi="Arial" w:cs="Arial"/>
+                <w:sz w:val="20"/>
+                <w:szCs w:val="20"/>
+              </w:rPr>
+            </w:pPr>
+          </w:p>
+        </w:tc>
+        <w:tc>
+          <w:tcPr>
+            <w:tcW w:w="501" w:type="dxa"/>
+            <w:gridSpan w:val="2"/>
+            <w:noWrap/>
+            <w:vAlign w:val="bottom"/>
+            <w:hideMark/>
+          </w:tcPr>
+          <w:p>
+            <w:pPr>
+              <w:spacing w:after="0" w:line="240" w:lineRule="auto"/>
+              <w:rPr>
+                <w:rFonts w:ascii="Arial" w:eastAsia="Times New Roman" w:hAnsi="Arial" w:cs="Arial"/>
+                <w:sz w:val="20"/>
+                <w:szCs w:val="20"/>
+              </w:rPr>
+            </w:pPr>
+          </w:p>
+        </w:tc>
+      </w:tr>
+      <w:tr>
+        <w:trPr>
+          <w:trHeight w:val="300"/>
+        </w:trPr>
+        <w:tc>
+          <w:tcPr>
+            <w:tcW w:w="1134" w:type="dxa"/>
+            <w:noWrap/>
+            <w:vAlign w:val="bottom"/>
+            <w:hideMark/>
+          </w:tcPr>
+          <w:p>
+            <w:pPr>
+              <w:spacing w:after="0" w:line="240" w:lineRule="auto"/>
+              <w:rPr>
+                <w:rFonts w:ascii="Arial" w:eastAsia="Times New Roman" w:hAnsi="Arial" w:cs="Arial"/>
+              </w:rPr>
+            </w:pPr>
+            <w:r>
+              <w:rPr>
+                <w:rFonts w:ascii="Arial" w:eastAsia="Times New Roman" w:hAnsi="Arial" w:cs="Arial"/>
+              </w:rPr>
+              <w:t>Terbilang</w:t>
+            </w:r>
+          </w:p>
+        </w:tc>
+        <w:tc>
+          <w:tcPr>
+            <w:tcW w:w="993" w:type="dxa"/>
+            <w:noWrap/>
+            <w:vAlign w:val="bottom"/>
+            <w:hideMark/>
+          </w:tcPr>
+          <w:p>
+            <w:pPr>
+              <w:spacing w:after="0" w:line="240" w:lineRule="auto"/>
+              <w:rPr>
+                <w:rFonts w:ascii="Arial" w:eastAsia="Times New Roman" w:hAnsi="Arial" w:cs="Arial"/>
+              </w:rPr>
+            </w:pPr>
+          </w:p>
+        </w:tc>
+        <w:tc>
+          <w:tcPr>
+            <w:tcW w:w="278" w:type="dxa"/>
+            <w:noWrap/>
+            <w:vAlign w:val="bottom"/>
+            <w:hideMark/>
+          </w:tcPr>
+          <w:p>
+            <w:pPr>
+              <w:spacing w:after="0" w:line="240" w:lineRule="auto"/>
+              <w:rPr>
+                <w:rFonts w:ascii="Arial" w:eastAsia="Times New Roman" w:hAnsi="Arial" w:cs="Arial"/>
+              </w:rPr>
+            </w:pPr>
+            <w:r>
+              <w:rPr>
+                <w:rFonts w:ascii="Arial" w:eastAsia="Times New Roman" w:hAnsi="Arial" w:cs="Arial"/>
+              </w:rPr>
+              <w:t>:</w:t>
+            </w:r>
+          </w:p>
+        </w:tc>
+        <w:tc>
+          <w:tcPr>
+            <w:tcW w:w="8373" w:type="dxa"/>
+            <w:gridSpan w:val="7"/>
+            <w:noWrap/>
+            <w:vAlign w:val="bottom"/>
+            <w:hideMark/>
+          </w:tcPr>
+          <w:p>
+            <w:pPr>
+              <w:spacing w:after="0" w:line="240" w:lineRule="auto"/>
+              <w:rPr>
+                <w:rFonts w:ascii="Arial" w:eastAsia="Times New Roman" w:hAnsi="Arial" w:cs="Arial"/>
+              </w:rPr>
+            </w:pPr>
+            <w:r>
+              <w:rPr>
+                <w:rFonts w:ascii="Arial" w:eastAsia="Times New Roman" w:hAnsi="Arial" w:cs="Arial"/>
+              </w:rPr>
+              <w:fldChar w:fldCharType="begin"/>
+            </w:r>
+            <w:r>
+              <w:rPr>
+                <w:rFonts w:ascii="Arial" w:eastAsia="Times New Roman" w:hAnsi="Arial" w:cs="Arial"/>
+              </w:rPr>
+              <w:instrText xml:space="preserve"> MERGEFIELD Terbilang </w:instrText>
+            </w:r>
+            <w:r>
+              <w:rPr>
+                <w:rFonts w:ascii="Arial" w:eastAsia="Times New Roman" w:hAnsi="Arial" w:cs="Arial"/>
+              </w:rPr>
+              <w:fldChar w:fldCharType="separate"/>
+            </w:r>
+            <w:r>
+              <w:rPr>
+                <w:rFonts w:ascii="Arial" w:eastAsia="Times New Roman" w:hAnsi="Arial" w:cs="Arial"/>
+              </w:rPr>
+              <w:t>Seratus Lima Puluh Ribu Rupiah</w:t>
+            </w:r>
+            <w:r>
+              <w:rPr>
+                <w:rFonts w:ascii="Arial" w:eastAsia="Times New Roman" w:hAnsi="Arial" w:cs="Arial"/>
+              </w:rPr>
+              <w:fldChar w:fldCharType="end"/>
+            </w:r>
+          </w:p>
+        </w:tc>
+        <w:tc>
+          <w:tcPr>
+            <w:tcW w:w="279" w:type="dxa"/>
+            <w:noWrap/>
+            <w:vAlign w:val="bottom"/>
+            <w:hideMark/>
+          </w:tcPr>
+          <w:p>
+            <w:pPr>
+              <w:spacing w:after="0" w:line="240" w:lineRule="auto"/>
+              <w:rPr>
+                <w:rFonts w:ascii="Arial" w:eastAsia="Times New Roman" w:hAnsi="Arial" w:cs="Arial"/>
+                <w:sz w:val="20"/>
+                <w:szCs w:val="20"/>
+              </w:rPr>
+            </w:pPr>
+          </w:p>
+        </w:tc>
+        <w:tc>
+          <w:tcPr>
+            <w:tcW w:w="501" w:type="dxa"/>
+            <w:gridSpan w:val="2"/>
+            <w:noWrap/>
+            <w:vAlign w:val="bottom"/>
+            <w:hideMark/>
+          </w:tcPr>
+          <w:p>
+            <w:pPr>
+              <w:spacing w:after="0" w:line="240" w:lineRule="auto"/>
+              <w:rPr>
+                <w:rFonts w:ascii="Arial" w:eastAsia="Times New Roman" w:hAnsi="Arial" w:cs="Arial"/>
+                <w:sz w:val="20"/>
+                <w:szCs w:val="20"/>
+              </w:rPr>
+            </w:pPr>
+          </w:p>
+        </w:tc>
+      </w:tr>
+      <w:tr>
+        <w:trPr>
+          <w:trHeight w:val="300"/>
+        </w:trPr>
+        <w:tc>
+          <w:tcPr>
+            <w:tcW w:w="2127" w:type="dxa"/>
+            <w:gridSpan w:val="2"/>
+            <w:noWrap/>
+            <w:hideMark/>
+          </w:tcPr>
+          <w:p>
+            <w:pPr>
+              <w:spacing w:after="0" w:line="240" w:lineRule="auto"/>
+              <w:rPr>
+                <w:rFonts w:ascii="Arial" w:eastAsia="Times New Roman" w:hAnsi="Arial" w:cs="Arial"/>
+              </w:rPr>
+            </w:pPr>
+            <w:r>
+              <w:rPr>
+                <w:rFonts w:ascii="Arial" w:eastAsia="Times New Roman" w:hAnsi="Arial" w:cs="Arial"/>
+              </w:rPr>
+              <w:t>Untuk Pembayaran</w:t>
+            </w:r>
+          </w:p>
+        </w:tc>
+        <w:tc>
+          <w:tcPr>
+            <w:tcW w:w="278" w:type="dxa"/>
+            <w:noWrap/>
+            <w:hideMark/>
+          </w:tcPr>
+          <w:p>
+            <w:pPr>
+              <w:spacing w:after="0" w:line="240" w:lineRule="auto"/>
+              <w:rPr>
+                <w:rFonts w:ascii="Arial" w:eastAsia="Times New Roman" w:hAnsi="Arial" w:cs="Arial"/>
+              </w:rPr>
+            </w:pPr>
+            <w:r>
+              <w:rPr>
+                <w:rFonts w:ascii="Arial" w:eastAsia="Times New Roman" w:hAnsi="Arial" w:cs="Arial"/>
+              </w:rPr>
+              <w:t>:</w:t>
+            </w:r>
+          </w:p>
+        </w:tc>
+        <w:tc>
+          <w:tcPr>
+            <w:tcW w:w="8652" w:type="dxa"/>
+            <w:gridSpan w:val="8"/>
+            <w:noWrap/>
+            <w:vAlign w:val="bottom"/>
+            <w:hideMark/>
+          </w:tcPr>
+          <w:p>
+            <w:pPr>
+              <w:spacing w:after="0" w:line="240" w:lineRule="auto"/>
+              <w:jc w:val="both"/>
+              <w:rPr>
+                <w:rFonts w:ascii="Arial" w:eastAsia="Times New Roman" w:hAnsi="Arial" w:cs="Arial"/>
+              </w:rPr>
+            </w:pPr>
+            <w:r>
+              <w:rPr>
+                <w:rFonts w:ascii="Arial" w:eastAsia="Times New Roman" w:hAnsi="Arial" w:cs="Arial"/>
+              </w:rPr>
+              <w:t>Biaya perjalanan dinas dalam kota sesuai SPT N</w:t>
+            </w:r>
+            <w:r>
+              <w:rPr>
+                <w:rFonts w:ascii="Arial" w:eastAsia="Times New Roman" w:hAnsi="Arial" w:cs="Arial"/>
+              </w:rPr>
+              <w:t>o</w:t>
+            </w:r>
+            <w:r>
+              <w:rPr>
+                <w:rFonts w:ascii="Arial" w:eastAsia="Times New Roman" w:hAnsi="Arial" w:cs="Arial"/>
+              </w:rPr>
+              <w:t>.</w:t>
+            </w:r>
+            <w:r>
+              <w:rPr>
+                <w:rFonts w:ascii="Arial" w:eastAsia="Times New Roman" w:hAnsi="Arial" w:cs="Arial"/>
+              </w:rPr>
+              <w:t xml:space="preserve"> </w:t>
+            </w:r>
+            <w:r>
+              <w:rPr>
+                <w:rFonts w:ascii="Arial" w:eastAsia="Times New Roman" w:hAnsi="Arial" w:cs="Arial"/>
+              </w:rPr>
+              <w:t>000.1.2.3/</w:t>
+            </w:r>
+            <w:r>
+              <w:rPr>
+                <w:rFonts w:ascii="Arial" w:eastAsia="Times New Roman" w:hAnsi="Arial" w:cs="Arial"/>
+              </w:rPr>
+              <w:fldChar w:fldCharType="begin"/>
+            </w:r>
+            <w:r>
+              <w:rPr>
+                <w:rFonts w:ascii="Arial" w:eastAsia="Times New Roman" w:hAnsi="Arial" w:cs="Arial"/>
+              </w:rPr>
+              <w:instrText xml:space="preserve"> MERGEFIELD Nomor_SPT </w:instrText>
+            </w:r>
+            <w:r>
+              <w:rPr>
+                <w:rFonts w:ascii="Arial" w:eastAsia="Times New Roman" w:hAnsi="Arial" w:cs="Arial"/>
+              </w:rPr>
+              <w:fldChar w:fldCharType="separate"/>
+            </w:r>
+            <w:r>
+              <w:rPr>
+                <w:rFonts w:ascii="Arial" w:eastAsia="Times New Roman" w:hAnsi="Arial" w:cs="Arial"/>
+              </w:rPr>
+              <w:t>374</w:t>
+            </w:r>
+            <w:r>
+              <w:rPr>
+                <w:rFonts w:ascii="Arial" w:eastAsia="Times New Roman" w:hAnsi="Arial" w:cs="Arial"/>
+              </w:rPr>
+              <w:fldChar w:fldCharType="end"/>
+            </w:r>
+            <w:r>
+              <w:rPr>
+                <w:rFonts w:ascii="Arial" w:eastAsia="Times New Roman" w:hAnsi="Arial" w:cs="Arial"/>
+              </w:rPr>
+              <w:t xml:space="preserve">/110.65.1.4/2026 </w:t>
+            </w:r>
+          </w:p>
+          <w:p>
+            <w:pPr>
+              <w:spacing w:after="0" w:line="240" w:lineRule="auto"/>
+              <w:jc w:val="both"/>
+              <w:rPr>
+                <w:rFonts w:ascii="Arial" w:eastAsia="Times New Roman" w:hAnsi="Arial" w:cs="Arial"/>
+              </w:rPr>
+            </w:pPr>
+            <w:r>
+              <w:rPr>
+                <w:rFonts w:ascii="Arial" w:eastAsia="Times New Roman" w:hAnsi="Arial" w:cs="Arial"/>
+              </w:rPr>
+              <w:t>dan SPPD</w:t>
+            </w:r>
+            <w:r>
+              <w:rPr>
+                <w:rFonts w:ascii="Arial" w:eastAsia="Times New Roman" w:hAnsi="Arial" w:cs="Arial"/>
+              </w:rPr>
+              <w:t xml:space="preserve"> No.</w:t>
+            </w:r>
+            <w:r>
+              <w:rPr>
+                <w:rFonts w:ascii="Arial" w:eastAsia="Times New Roman" w:hAnsi="Arial" w:cs="Arial"/>
+              </w:rPr>
+              <w:fldChar w:fldCharType="begin"/>
+            </w:r>
+            <w:r>
+              <w:rPr>
+                <w:rFonts w:ascii="Arial" w:eastAsia="Times New Roman" w:hAnsi="Arial" w:cs="Arial"/>
+              </w:rPr>
+              <w:instrText xml:space="preserve"> MERGEFIELD No_Urut_SPPD </w:instrText>
+            </w:r>
+            <w:r>
+              <w:rPr>
+                <w:rFonts w:ascii="Arial" w:eastAsia="Times New Roman" w:hAnsi="Arial" w:cs="Arial"/>
+              </w:rPr>
+              <w:fldChar w:fldCharType="separate"/>
+            </w:r>
+            <w:r>
+              <w:rPr>
+                <w:rFonts w:ascii="Arial" w:eastAsia="Times New Roman" w:hAnsi="Arial" w:cs="Arial"/>
+              </w:rPr>
+              <w:t>483</w:t>
+            </w:r>
+            <w:r>
+              <w:rPr>
+                <w:rFonts w:ascii="Arial" w:eastAsia="Times New Roman" w:hAnsi="Arial" w:cs="Arial"/>
+              </w:rPr>
+              <w:fldChar w:fldCharType="end"/>
+            </w:r>
+            <w:r>
+              <w:rPr>
+                <w:rFonts w:ascii="Arial" w:eastAsia="Times New Roman" w:hAnsi="Arial" w:cs="Arial"/>
+              </w:rPr>
+              <w:t>/</w:t>
+            </w:r>
+            <w:r>
+              <w:rPr>
+                <w:rFonts w:ascii="Arial" w:eastAsia="Times New Roman" w:hAnsi="Arial" w:cs="Arial"/>
+              </w:rPr>
+              <w:fldChar w:fldCharType="begin"/>
+            </w:r>
+            <w:r>
+              <w:rPr>
+                <w:rFonts w:ascii="Arial" w:eastAsia="Times New Roman" w:hAnsi="Arial" w:cs="Arial"/>
+              </w:rPr>
+              <w:instrText xml:space="preserve"> MERGEFIELD Bulan_Kegiatan </w:instrText>
+            </w:r>
+            <w:r>
+              <w:rPr>
+                <w:rFonts w:ascii="Arial" w:eastAsia="Times New Roman" w:hAnsi="Arial" w:cs="Arial"/>
+              </w:rPr>
+              <w:fldChar w:fldCharType="separate"/>
+            </w:r>
+            <w:r>
+              <w:rPr>
+                <w:rFonts w:ascii="Arial" w:eastAsia="Times New Roman" w:hAnsi="Arial" w:cs="Arial"/>
+              </w:rPr>
+              <w:t>VII</w:t>
+            </w:r>
+            <w:r>
+              <w:rPr>
+                <w:rFonts w:ascii="Arial" w:eastAsia="Times New Roman" w:hAnsi="Arial" w:cs="Arial"/>
+              </w:rPr>
+              <w:fldChar w:fldCharType="end"/>
+            </w:r>
+            <w:r>
+              <w:rPr>
+                <w:rFonts w:ascii="Arial" w:eastAsia="Times New Roman" w:hAnsi="Arial" w:cs="Arial"/>
+              </w:rPr>
+              <w:t>/</w:t>
+            </w:r>
+            <w:r>
+              <w:rPr>
+                <w:rFonts w:ascii="Arial" w:eastAsia="Times New Roman" w:hAnsi="Arial" w:cs="Arial"/>
+              </w:rPr>
+              <w:fldChar w:fldCharType="begin"/>
+            </w:r>
+            <w:r>
+              <w:rPr>
+                <w:rFonts w:ascii="Arial" w:eastAsia="Times New Roman" w:hAnsi="Arial" w:cs="Arial"/>
+              </w:rPr>
+              <w:instrText xml:space="preserve"> MERGEFIELD Tahun_Kegiatan </w:instrText>
+            </w:r>
+            <w:r>
+              <w:rPr>
+                <w:rFonts w:ascii="Arial" w:eastAsia="Times New Roman" w:hAnsi="Arial" w:cs="Arial"/>
+              </w:rPr>
+              <w:fldChar w:fldCharType="separate"/>
+            </w:r>
+            <w:r>
+              <w:rPr>
+                <w:rFonts w:ascii="Arial" w:eastAsia="Times New Roman" w:hAnsi="Arial" w:cs="Arial"/>
+              </w:rPr>
+              <w:t>Perjl./2026</w:t>
+            </w:r>
+            <w:r>
+              <w:rPr>
+                <w:rFonts w:ascii="Arial" w:eastAsia="Times New Roman" w:hAnsi="Arial" w:cs="Arial"/>
+              </w:rPr>
+              <w:fldChar w:fldCharType="end"/>
+            </w:r>
+            <w:r>
+              <w:rPr>
+                <w:rFonts w:ascii="Arial" w:eastAsia="Times New Roman" w:hAnsi="Arial" w:cs="Arial"/>
+              </w:rPr>
+              <w:t>, tanggal</w:t>
+            </w:r>
+            <w:r>
+              <w:rPr>
+                <w:rFonts w:ascii="Arial" w:eastAsia="Times New Roman" w:hAnsi="Arial" w:cs="Arial"/>
+              </w:rPr>
+              <w:t xml:space="preserve"> </w:t>
+            </w:r>
+            <w:r>
+              <w:rPr>
+                <w:rFonts w:ascii="Arial" w:eastAsia="Times New Roman" w:hAnsi="Arial" w:cs="Arial"/>
+              </w:rPr>
+              <w:t xml:space="preserve">: </w:t>
+            </w:r>
+            <w:r>
+              <w:rPr>
+                <w:rFonts w:ascii="Arial" w:eastAsia="Times New Roman" w:hAnsi="Arial" w:cs="Arial"/>
+              </w:rPr>
+              <w:fldChar w:fldCharType="begin"/>
+            </w:r>
+            <w:r>
+              <w:rPr>
+                <w:rFonts w:ascii="Arial" w:eastAsia="Times New Roman" w:hAnsi="Arial" w:cs="Arial"/>
+              </w:rPr>
+              <w:instrText xml:space="preserve"> MERGEFIELD Pada_tanggal</w:instrText>
+            </w:r>
+            <w:r>
+              <w:rPr>
+                <w:rFonts w:ascii="Arial" w:eastAsia="Times New Roman" w:hAnsi="Arial" w:cs="Arial"/>
+              </w:rPr>
+              <w:instrText>\@ " D MMMM yyyy"</w:instrText>
+            </w:r>
+            <w:r>
+              <w:rPr>
+                <w:rFonts w:ascii="Arial" w:eastAsia="Times New Roman" w:hAnsi="Arial" w:cs="Arial"/>
+              </w:rPr>
+              <w:fldChar w:fldCharType="separate"/>
+            </w:r>
+            <w:r>
+              <w:rPr>
+                <w:rFonts w:ascii="Arial" w:eastAsia="Times New Roman" w:hAnsi="Arial" w:cs="Arial"/>
+              </w:rPr>
+              <w:t xml:space="preserve"> 30 Juli 2026</w:t>
+            </w:r>
+            <w:r>
+              <w:rPr>
+                <w:rFonts w:ascii="Arial" w:eastAsia="Times New Roman" w:hAnsi="Arial" w:cs="Arial"/>
+              </w:rPr>
+              <w:fldChar w:fldCharType="end"/>
+            </w:r>
+            <w:r>
+              <w:rPr>
+                <w:rFonts w:ascii="Arial" w:eastAsia="Times New Roman" w:hAnsi="Arial" w:cs="Arial"/>
+              </w:rPr>
+              <w:t xml:space="preserve"> </w:t>
+            </w:r>
+            <w:r>
+              <w:rPr>
+                <w:rFonts w:ascii="Arial" w:eastAsia="Times New Roman" w:hAnsi="Arial" w:cs="Arial"/>
+              </w:rPr>
+              <w:t>dengan perincian terlampir.</w:t>
+            </w:r>
+          </w:p>
+        </w:tc>
+        <w:tc>
+          <w:tcPr>
+            <w:tcW w:w="501" w:type="dxa"/>
+            <w:gridSpan w:val="2"/>
+            <w:noWrap/>
+            <w:vAlign w:val="bottom"/>
+            <w:hideMark/>
+          </w:tcPr>
+          <w:p>
+            <w:pPr>
+              <w:spacing w:after="0" w:line="240" w:lineRule="auto"/>
+              <w:rPr>
+                <w:rFonts w:ascii="Arial" w:eastAsia="Times New Roman" w:hAnsi="Arial" w:cs="Arial"/>
+              </w:rPr>
+            </w:pPr>
+          </w:p>
+        </w:tc>
+      </w:tr>
+      <w:tr>
+        <w:trPr>
+          <w:trHeight w:val="270"/>
+        </w:trPr>
+        <w:tc>
+          <w:tcPr>
+            <w:tcW w:w="1134" w:type="dxa"/>
+            <w:noWrap/>
+            <w:vAlign w:val="bottom"/>
+          </w:tcPr>
+          <w:p>
+            <w:pPr>
+              <w:spacing w:after="0" w:line="240" w:lineRule="auto"/>
+              <w:rPr>
+                <w:rFonts w:ascii="Arial" w:eastAsia="Times New Roman" w:hAnsi="Arial" w:cs="Arial"/>
+                <w:sz w:val="20"/>
+                <w:szCs w:val="20"/>
+              </w:rPr>
+            </w:pPr>
+          </w:p>
+        </w:tc>
+        <w:tc>
+          <w:tcPr>
+            <w:tcW w:w="993" w:type="dxa"/>
+            <w:noWrap/>
+            <w:vAlign w:val="bottom"/>
+          </w:tcPr>
+          <w:p>
+            <w:pPr>
+              <w:spacing w:after="0" w:line="240" w:lineRule="auto"/>
+              <w:rPr>
+                <w:rFonts w:ascii="Arial" w:eastAsia="Times New Roman" w:hAnsi="Arial" w:cs="Arial"/>
+                <w:sz w:val="20"/>
+                <w:szCs w:val="20"/>
+              </w:rPr>
+            </w:pPr>
+          </w:p>
+        </w:tc>
+        <w:tc>
+          <w:tcPr>
+            <w:tcW w:w="278" w:type="dxa"/>
+            <w:noWrap/>
+            <w:vAlign w:val="bottom"/>
+          </w:tcPr>
+          <w:p>
+            <w:pPr>
+              <w:spacing w:after="0" w:line="240" w:lineRule="auto"/>
+              <w:rPr>
+                <w:rFonts w:ascii="Arial" w:eastAsia="Times New Roman" w:hAnsi="Arial" w:cs="Arial"/>
+                <w:sz w:val="20"/>
+                <w:szCs w:val="20"/>
+              </w:rPr>
+            </w:pPr>
+          </w:p>
+        </w:tc>
+        <w:tc>
+          <w:tcPr>
+            <w:tcW w:w="951" w:type="dxa"/>
+            <w:noWrap/>
+            <w:vAlign w:val="bottom"/>
+          </w:tcPr>
+          <w:p>
+            <w:pPr>
+              <w:spacing w:after="0" w:line="240" w:lineRule="auto"/>
+              <w:rPr>
+                <w:rFonts w:ascii="Arial" w:eastAsia="Times New Roman" w:hAnsi="Arial" w:cs="Arial"/>
+                <w:sz w:val="20"/>
+                <w:szCs w:val="20"/>
+              </w:rPr>
+            </w:pPr>
+          </w:p>
+        </w:tc>
+        <w:tc>
+          <w:tcPr>
+            <w:tcW w:w="1146" w:type="dxa"/>
+            <w:noWrap/>
+            <w:vAlign w:val="bottom"/>
+          </w:tcPr>
+          <w:p>
+            <w:pPr>
+              <w:spacing w:after="0" w:line="240" w:lineRule="auto"/>
+              <w:rPr>
+                <w:rFonts w:ascii="Arial" w:eastAsia="Times New Roman" w:hAnsi="Arial" w:cs="Arial"/>
+                <w:sz w:val="20"/>
+                <w:szCs w:val="20"/>
+              </w:rPr>
+            </w:pPr>
+          </w:p>
+        </w:tc>
+        <w:tc>
+          <w:tcPr>
+            <w:tcW w:w="1240" w:type="dxa"/>
+            <w:noWrap/>
+            <w:vAlign w:val="bottom"/>
+          </w:tcPr>
+          <w:p>
+            <w:pPr>
+              <w:spacing w:after="0" w:line="240" w:lineRule="auto"/>
+              <w:rPr>
+                <w:rFonts w:ascii="Arial" w:eastAsia="Times New Roman" w:hAnsi="Arial" w:cs="Arial"/>
+                <w:sz w:val="20"/>
+                <w:szCs w:val="20"/>
+              </w:rPr>
+            </w:pPr>
+          </w:p>
+        </w:tc>
+        <w:tc>
+          <w:tcPr>
+            <w:tcW w:w="887" w:type="dxa"/>
+            <w:noWrap/>
+            <w:vAlign w:val="bottom"/>
+          </w:tcPr>
+          <w:p>
+            <w:pPr>
+              <w:spacing w:after="0" w:line="240" w:lineRule="auto"/>
+              <w:rPr>
+                <w:rFonts w:ascii="Arial" w:eastAsia="Times New Roman" w:hAnsi="Arial" w:cs="Arial"/>
+                <w:sz w:val="20"/>
+                <w:szCs w:val="20"/>
+              </w:rPr>
+            </w:pPr>
+          </w:p>
+        </w:tc>
+        <w:tc>
+          <w:tcPr>
+            <w:tcW w:w="4428" w:type="dxa"/>
+            <w:gridSpan w:val="4"/>
+            <w:noWrap/>
+            <w:vAlign w:val="bottom"/>
+          </w:tcPr>
+          <w:p>
+            <w:pPr>
+              <w:spacing w:after="0" w:line="240" w:lineRule="auto"/>
+              <w:jc w:val="center"/>
+              <w:rPr>
+                <w:rFonts w:ascii="Arial" w:eastAsia="Times New Roman" w:hAnsi="Arial" w:cs="Arial"/>
+              </w:rPr>
+            </w:pPr>
+          </w:p>
+        </w:tc>
+        <w:tc>
+          <w:tcPr>
+            <w:tcW w:w="501" w:type="dxa"/>
+            <w:gridSpan w:val="2"/>
+            <w:noWrap/>
+            <w:vAlign w:val="bottom"/>
+          </w:tcPr>
+          <w:p>
+            <w:pPr>
+              <w:spacing w:after="0" w:line="240" w:lineRule="auto"/>
+              <w:rPr>
+                <w:rFonts w:ascii="Arial" w:eastAsia="Times New Roman" w:hAnsi="Arial" w:cs="Arial"/>
+                <w:sz w:val="20"/>
+                <w:szCs w:val="20"/>
+              </w:rPr>
+            </w:pPr>
+          </w:p>
+        </w:tc>
+      </w:tr>
+      <w:tr>
+        <w:trPr>
+          <w:trHeight w:val="270"/>
+        </w:trPr>
+        <w:tc>
+          <w:tcPr>
+            <w:tcW w:w="1134" w:type="dxa"/>
+            <w:noWrap/>
+            <w:vAlign w:val="bottom"/>
+            <w:hideMark/>
+          </w:tcPr>
+          <w:p>
+            <w:pPr>
+              <w:spacing w:after="0" w:line="240" w:lineRule="auto"/>
+              <w:rPr>
+                <w:rFonts w:ascii="Arial" w:eastAsia="Times New Roman" w:hAnsi="Arial" w:cs="Arial"/>
+                <w:sz w:val="20"/>
+                <w:szCs w:val="20"/>
+              </w:rPr>
+            </w:pPr>
+          </w:p>
+          <w:p>
+            <w:pPr>
+              <w:spacing w:after="0" w:line="240" w:lineRule="auto"/>
+              <w:rPr>
+                <w:rFonts w:ascii="Arial" w:eastAsia="Times New Roman" w:hAnsi="Arial" w:cs="Arial"/>
+                <w:sz w:val="20"/>
+                <w:szCs w:val="20"/>
+              </w:rPr>
+            </w:pPr>
+          </w:p>
+        </w:tc>
+        <w:tc>
+          <w:tcPr>
+            <w:tcW w:w="993" w:type="dxa"/>
+            <w:noWrap/>
+            <w:vAlign w:val="bottom"/>
+            <w:hideMark/>
+          </w:tcPr>
+          <w:p>
+            <w:pPr>
+              <w:spacing w:after="0" w:line="240" w:lineRule="auto"/>
+              <w:rPr>
+                <w:rFonts w:ascii="Arial" w:eastAsia="Times New Roman" w:hAnsi="Arial" w:cs="Arial"/>
+                <w:sz w:val="20"/>
+                <w:szCs w:val="20"/>
+              </w:rPr>
+            </w:pPr>
+          </w:p>
+        </w:tc>
+        <w:tc>
+          <w:tcPr>
+            <w:tcW w:w="278" w:type="dxa"/>
+            <w:noWrap/>
+            <w:vAlign w:val="bottom"/>
+            <w:hideMark/>
+          </w:tcPr>
+          <w:p>
+            <w:pPr>
+              <w:spacing w:after="0" w:line="240" w:lineRule="auto"/>
+              <w:rPr>
+                <w:rFonts w:ascii="Arial" w:eastAsia="Times New Roman" w:hAnsi="Arial" w:cs="Arial"/>
+                <w:sz w:val="20"/>
+                <w:szCs w:val="20"/>
+              </w:rPr>
+            </w:pPr>
+          </w:p>
+        </w:tc>
+        <w:tc>
+          <w:tcPr>
+            <w:tcW w:w="951" w:type="dxa"/>
+            <w:noWrap/>
+            <w:vAlign w:val="bottom"/>
+            <w:hideMark/>
+          </w:tcPr>
+          <w:p>
+            <w:pPr>
+              <w:spacing w:after="0" w:line="240" w:lineRule="auto"/>
+              <w:rPr>
+                <w:rFonts w:ascii="Arial" w:eastAsia="Times New Roman" w:hAnsi="Arial" w:cs="Arial"/>
+                <w:sz w:val="20"/>
+                <w:szCs w:val="20"/>
+              </w:rPr>
+            </w:pPr>
+          </w:p>
+        </w:tc>
+        <w:tc>
+          <w:tcPr>
+            <w:tcW w:w="1146" w:type="dxa"/>
+            <w:noWrap/>
+            <w:vAlign w:val="bottom"/>
+            <w:hideMark/>
+          </w:tcPr>
+          <w:p>
+            <w:pPr>
+              <w:spacing w:after="0" w:line="240" w:lineRule="auto"/>
+              <w:rPr>
+                <w:rFonts w:ascii="Arial" w:eastAsia="Times New Roman" w:hAnsi="Arial" w:cs="Arial"/>
+                <w:sz w:val="20"/>
+                <w:szCs w:val="20"/>
+              </w:rPr>
+            </w:pPr>
+          </w:p>
+        </w:tc>
+        <w:tc>
+          <w:tcPr>
+            <w:tcW w:w="1240" w:type="dxa"/>
+            <w:noWrap/>
+            <w:vAlign w:val="bottom"/>
+            <w:hideMark/>
+          </w:tcPr>
+          <w:p>
+            <w:pPr>
+              <w:spacing w:after="0" w:line="240" w:lineRule="auto"/>
+              <w:rPr>
+                <w:rFonts w:ascii="Arial" w:eastAsia="Times New Roman" w:hAnsi="Arial" w:cs="Arial"/>
+                <w:sz w:val="20"/>
+                <w:szCs w:val="20"/>
+              </w:rPr>
+            </w:pPr>
+          </w:p>
+        </w:tc>
+        <w:tc>
+          <w:tcPr>
+            <w:tcW w:w="887" w:type="dxa"/>
+            <w:noWrap/>
+            <w:vAlign w:val="bottom"/>
+            <w:hideMark/>
+          </w:tcPr>
+          <w:p>
+            <w:pPr>
+              <w:spacing w:after="0" w:line="240" w:lineRule="auto"/>
+              <w:rPr>
+                <w:rFonts w:ascii="Arial" w:eastAsia="Times New Roman" w:hAnsi="Arial" w:cs="Arial"/>
+                <w:sz w:val="20"/>
+                <w:szCs w:val="20"/>
+              </w:rPr>
+            </w:pPr>
+          </w:p>
+        </w:tc>
+        <w:tc>
+          <w:tcPr>
+            <w:tcW w:w="4428" w:type="dxa"/>
+            <w:gridSpan w:val="4"/>
+            <w:noWrap/>
+            <w:vAlign w:val="bottom"/>
+            <w:hideMark/>
+          </w:tcPr>
+          <w:p>
+            <w:pPr>
+              <w:spacing w:after="0" w:line="240" w:lineRule="auto"/>
+              <w:jc w:val="center"/>
+              <w:rPr>
+                <w:rFonts w:ascii="Arial" w:eastAsia="Times New Roman" w:hAnsi="Arial" w:cs="Arial"/>
+              </w:rPr>
+            </w:pPr>
+            <w:r>
+              <w:rPr>
+                <w:rFonts w:ascii="Arial" w:eastAsia="Times New Roman" w:hAnsi="Arial" w:cs="Arial"/>
+              </w:rPr>
+              <w:t xml:space="preserve">Surabaya, </w:t>
+            </w:r>
+            <w:r>
+              <w:rPr>
+                <w:rFonts w:ascii="Arial" w:eastAsia="Times New Roman" w:hAnsi="Arial" w:cs="Arial"/>
+              </w:rPr>
+              <w:fldChar w:fldCharType="begin"/>
+            </w:r>
+            <w:r>
+              <w:rPr>
+                <w:rFonts w:ascii="Arial" w:eastAsia="Times New Roman" w:hAnsi="Arial" w:cs="Arial"/>
+              </w:rPr>
+              <w:instrText xml:space="preserve"> MERGEFIELD Pada_tanggal</w:instrText>
+            </w:r>
+            <w:r>
+              <w:rPr>
+                <w:rFonts w:ascii="Arial" w:eastAsia="Times New Roman" w:hAnsi="Arial" w:cs="Arial"/>
+              </w:rPr>
+              <w:instrText>\@ "D MMMM yyyy"</w:instrText>
+            </w:r>
+            <w:r>
+              <w:rPr>
+                <w:rFonts w:ascii="Arial" w:eastAsia="Times New Roman" w:hAnsi="Arial" w:cs="Arial"/>
+              </w:rPr>
+              <w:fldChar w:fldCharType="separate"/>
+            </w:r>
+            <w:r>
+              <w:rPr>
+                <w:rFonts w:ascii="Arial" w:eastAsia="Times New Roman" w:hAnsi="Arial" w:cs="Arial"/>
+              </w:rPr>
+              <w:t>30 Juli 2026</w:t>
+            </w:r>
+            <w:r>
+              <w:rPr>
+                <w:rFonts w:ascii="Arial" w:eastAsia="Times New Roman" w:hAnsi="Arial" w:cs="Arial"/>
+              </w:rPr>
+              <w:fldChar w:fldCharType="end"/>
+            </w:r>
+          </w:p>
+        </w:tc>
+        <w:tc>
+          <w:tcPr>
+            <w:tcW w:w="501" w:type="dxa"/>
+            <w:gridSpan w:val="2"/>
+            <w:noWrap/>
+            <w:vAlign w:val="bottom"/>
+            <w:hideMark/>
+          </w:tcPr>
+          <w:p>
+            <w:pPr>
+              <w:spacing w:after="0" w:line="240" w:lineRule="auto"/>
+              <w:rPr>
+                <w:rFonts w:ascii="Arial" w:eastAsia="Times New Roman" w:hAnsi="Arial" w:cs="Arial"/>
+                <w:sz w:val="20"/>
+                <w:szCs w:val="20"/>
+              </w:rPr>
+            </w:pPr>
+          </w:p>
+        </w:tc>
+      </w:tr>
+      <w:tr>
+        <w:trPr>
+          <w:trHeight w:val="300"/>
+        </w:trPr>
+        <w:tc>
+          <w:tcPr>
+            <w:tcW w:w="1134" w:type="dxa"/>
+            <w:noWrap/>
+            <w:vAlign w:val="bottom"/>
+            <w:hideMark/>
+          </w:tcPr>
+          <w:p>
+            <w:pPr>
+              <w:spacing w:after="0" w:line="240" w:lineRule="auto"/>
+              <w:rPr>
+                <w:rFonts w:ascii="Arial" w:eastAsia="Times New Roman" w:hAnsi="Arial" w:cs="Arial"/>
+                <w:sz w:val="20"/>
+                <w:szCs w:val="20"/>
+              </w:rPr>
+            </w:pPr>
+          </w:p>
+        </w:tc>
+        <w:tc>
+          <w:tcPr>
+            <w:tcW w:w="993" w:type="dxa"/>
+            <w:noWrap/>
+            <w:vAlign w:val="bottom"/>
+            <w:hideMark/>
+          </w:tcPr>
+          <w:p>
+            <w:pPr>
+              <w:spacing w:after="0" w:line="240" w:lineRule="auto"/>
+              <w:rPr>
+                <w:rFonts w:ascii="Arial" w:eastAsia="Times New Roman" w:hAnsi="Arial" w:cs="Arial"/>
+                <w:sz w:val="20"/>
+                <w:szCs w:val="20"/>
+              </w:rPr>
+            </w:pPr>
+          </w:p>
+        </w:tc>
+        <w:tc>
+          <w:tcPr>
+            <w:tcW w:w="278" w:type="dxa"/>
+            <w:noWrap/>
+            <w:vAlign w:val="bottom"/>
+            <w:hideMark/>
+          </w:tcPr>
+          <w:p>
+            <w:pPr>
+              <w:spacing w:after="0" w:line="240" w:lineRule="auto"/>
+              <w:rPr>
+                <w:rFonts w:ascii="Arial" w:eastAsia="Times New Roman" w:hAnsi="Arial" w:cs="Arial"/>
+                <w:sz w:val="20"/>
+                <w:szCs w:val="20"/>
+              </w:rPr>
+            </w:pPr>
+          </w:p>
+        </w:tc>
+        <w:tc>
+          <w:tcPr>
+            <w:tcW w:w="951" w:type="dxa"/>
+            <w:noWrap/>
+            <w:vAlign w:val="bottom"/>
+            <w:hideMark/>
+          </w:tcPr>
+          <w:p>
+            <w:pPr>
+              <w:spacing w:after="0" w:line="240" w:lineRule="auto"/>
+              <w:rPr>
+                <w:rFonts w:ascii="Arial" w:eastAsia="Times New Roman" w:hAnsi="Arial" w:cs="Arial"/>
+                <w:sz w:val="20"/>
+                <w:szCs w:val="20"/>
+              </w:rPr>
+            </w:pPr>
+          </w:p>
+        </w:tc>
+        <w:tc>
+          <w:tcPr>
+            <w:tcW w:w="1146" w:type="dxa"/>
+            <w:noWrap/>
+            <w:vAlign w:val="bottom"/>
+            <w:hideMark/>
+          </w:tcPr>
+          <w:p>
+            <w:pPr>
+              <w:spacing w:after="0" w:line="240" w:lineRule="auto"/>
+              <w:rPr>
+                <w:rFonts w:ascii="Arial" w:eastAsia="Times New Roman" w:hAnsi="Arial" w:cs="Arial"/>
+                <w:sz w:val="20"/>
+                <w:szCs w:val="20"/>
+              </w:rPr>
+            </w:pPr>
+          </w:p>
+        </w:tc>
+        <w:tc>
+          <w:tcPr>
+            <w:tcW w:w="1240" w:type="dxa"/>
+            <w:noWrap/>
+            <w:vAlign w:val="bottom"/>
+            <w:hideMark/>
+          </w:tcPr>
+          <w:p>
+            <w:pPr>
+              <w:spacing w:after="0" w:line="240" w:lineRule="auto"/>
+              <w:rPr>
+                <w:rFonts w:ascii="Arial" w:eastAsia="Times New Roman" w:hAnsi="Arial" w:cs="Arial"/>
+                <w:sz w:val="20"/>
+                <w:szCs w:val="20"/>
+              </w:rPr>
+            </w:pPr>
+          </w:p>
+        </w:tc>
+        <w:tc>
+          <w:tcPr>
+            <w:tcW w:w="887" w:type="dxa"/>
+            <w:noWrap/>
+            <w:vAlign w:val="bottom"/>
+            <w:hideMark/>
+          </w:tcPr>
+          <w:p>
+            <w:pPr>
+              <w:spacing w:after="0" w:line="240" w:lineRule="auto"/>
+              <w:rPr>
+                <w:rFonts w:ascii="Arial" w:eastAsia="Times New Roman" w:hAnsi="Arial" w:cs="Arial"/>
+                <w:sz w:val="20"/>
+                <w:szCs w:val="20"/>
+              </w:rPr>
+            </w:pPr>
+          </w:p>
+        </w:tc>
+        <w:tc>
+          <w:tcPr>
+            <w:tcW w:w="4428" w:type="dxa"/>
+            <w:gridSpan w:val="4"/>
+            <w:noWrap/>
+            <w:vAlign w:val="bottom"/>
+            <w:hideMark/>
+          </w:tcPr>
+          <w:p>
+            <w:pPr>
+              <w:spacing w:after="0" w:line="240" w:lineRule="auto"/>
+              <w:jc w:val="center"/>
+              <w:rPr>
+                <w:rFonts w:ascii="Arial" w:eastAsia="Times New Roman" w:hAnsi="Arial" w:cs="Arial"/>
+              </w:rPr>
+            </w:pPr>
+            <w:r>
+              <w:rPr>
+                <w:rFonts w:ascii="Arial" w:eastAsia="Times New Roman" w:hAnsi="Arial" w:cs="Arial"/>
+              </w:rPr>
+              <w:t>Yang menerima,</w:t>
+            </w:r>
+          </w:p>
+        </w:tc>
+        <w:tc>
+          <w:tcPr>
+            <w:tcW w:w="501" w:type="dxa"/>
+            <w:gridSpan w:val="2"/>
+            <w:noWrap/>
+            <w:vAlign w:val="bottom"/>
+            <w:hideMark/>
+          </w:tcPr>
+          <w:p>
+            <w:pPr>
+              <w:spacing w:after="0" w:line="240" w:lineRule="auto"/>
+              <w:rPr>
+                <w:rFonts w:ascii="Arial" w:eastAsia="Times New Roman" w:hAnsi="Arial" w:cs="Arial"/>
+                <w:sz w:val="20"/>
+                <w:szCs w:val="20"/>
+              </w:rPr>
+            </w:pPr>
+          </w:p>
+        </w:tc>
+      </w:tr>
+      <w:tr>
+        <w:trPr>
+          <w:trHeight w:val="300"/>
+        </w:trPr>
+        <w:tc>
+          <w:tcPr>
+            <w:tcW w:w="1134" w:type="dxa"/>
+            <w:noWrap/>
+            <w:vAlign w:val="bottom"/>
+            <w:hideMark/>
+          </w:tcPr>
+          <w:p>
+            <w:pPr>
+              <w:spacing w:after="0" w:line="240" w:lineRule="auto"/>
+              <w:rPr>
+                <w:rFonts w:ascii="Arial" w:eastAsia="Times New Roman" w:hAnsi="Arial" w:cs="Arial"/>
+                <w:sz w:val="20"/>
+                <w:szCs w:val="20"/>
+              </w:rPr>
+            </w:pPr>
+          </w:p>
+        </w:tc>
+        <w:tc>
+          <w:tcPr>
+            <w:tcW w:w="993" w:type="dxa"/>
+            <w:noWrap/>
+            <w:vAlign w:val="bottom"/>
+            <w:hideMark/>
+          </w:tcPr>
+          <w:p>
+            <w:pPr>
+              <w:spacing w:after="0" w:line="240" w:lineRule="auto"/>
+              <w:rPr>
+                <w:rFonts w:ascii="Arial" w:eastAsia="Times New Roman" w:hAnsi="Arial" w:cs="Arial"/>
+                <w:sz w:val="20"/>
+                <w:szCs w:val="20"/>
+              </w:rPr>
+            </w:pPr>
+          </w:p>
+        </w:tc>
+        <w:tc>
+          <w:tcPr>
+            <w:tcW w:w="278" w:type="dxa"/>
+            <w:noWrap/>
+            <w:vAlign w:val="bottom"/>
+            <w:hideMark/>
+          </w:tcPr>
+          <w:p>
+            <w:pPr>
+              <w:spacing w:after="0" w:line="240" w:lineRule="auto"/>
+              <w:rPr>
+                <w:rFonts w:ascii="Arial" w:eastAsia="Times New Roman" w:hAnsi="Arial" w:cs="Arial"/>
+                <w:sz w:val="20"/>
+                <w:szCs w:val="20"/>
+              </w:rPr>
+            </w:pPr>
+          </w:p>
+        </w:tc>
+        <w:tc>
+          <w:tcPr>
+            <w:tcW w:w="951" w:type="dxa"/>
+            <w:noWrap/>
+            <w:vAlign w:val="bottom"/>
+            <w:hideMark/>
+          </w:tcPr>
+          <w:p>
+            <w:pPr>
+              <w:spacing w:after="0" w:line="240" w:lineRule="auto"/>
+              <w:rPr>
+                <w:rFonts w:ascii="Arial" w:eastAsia="Times New Roman" w:hAnsi="Arial" w:cs="Arial"/>
+                <w:sz w:val="20"/>
+                <w:szCs w:val="20"/>
+              </w:rPr>
+            </w:pPr>
+          </w:p>
+        </w:tc>
+        <w:tc>
+          <w:tcPr>
+            <w:tcW w:w="1146" w:type="dxa"/>
+            <w:noWrap/>
+            <w:vAlign w:val="bottom"/>
+            <w:hideMark/>
+          </w:tcPr>
+          <w:p>
+            <w:pPr>
+              <w:spacing w:after="0" w:line="240" w:lineRule="auto"/>
+              <w:rPr>
+                <w:rFonts w:ascii="Arial" w:eastAsia="Times New Roman" w:hAnsi="Arial" w:cs="Arial"/>
+                <w:sz w:val="20"/>
+                <w:szCs w:val="20"/>
+              </w:rPr>
+            </w:pPr>
+          </w:p>
+        </w:tc>
+        <w:tc>
+          <w:tcPr>
+            <w:tcW w:w="1240" w:type="dxa"/>
+            <w:noWrap/>
+            <w:vAlign w:val="bottom"/>
+            <w:hideMark/>
+          </w:tcPr>
+          <w:p>
+            <w:pPr>
+              <w:spacing w:after="0" w:line="240" w:lineRule="auto"/>
+              <w:rPr>
+                <w:rFonts w:ascii="Arial" w:eastAsia="Times New Roman" w:hAnsi="Arial" w:cs="Arial"/>
+                <w:sz w:val="20"/>
+                <w:szCs w:val="20"/>
+              </w:rPr>
+            </w:pPr>
+          </w:p>
+        </w:tc>
+        <w:tc>
+          <w:tcPr>
+            <w:tcW w:w="887" w:type="dxa"/>
+            <w:noWrap/>
+            <w:vAlign w:val="bottom"/>
+            <w:hideMark/>
+          </w:tcPr>
+          <w:p>
+            <w:pPr>
+              <w:spacing w:after="0" w:line="240" w:lineRule="auto"/>
+              <w:rPr>
+                <w:rFonts w:ascii="Arial" w:eastAsia="Times New Roman" w:hAnsi="Arial" w:cs="Arial"/>
+                <w:sz w:val="20"/>
+                <w:szCs w:val="20"/>
+              </w:rPr>
+            </w:pPr>
+          </w:p>
+        </w:tc>
+        <w:tc>
+          <w:tcPr>
+            <w:tcW w:w="1321" w:type="dxa"/>
+            <w:noWrap/>
+            <w:vAlign w:val="bottom"/>
+            <w:hideMark/>
+          </w:tcPr>
+          <w:p>
+            <w:pPr>
+              <w:spacing w:after="0" w:line="240" w:lineRule="auto"/>
+              <w:rPr>
+                <w:rFonts w:ascii="Arial" w:eastAsia="Times New Roman" w:hAnsi="Arial" w:cs="Arial"/>
+                <w:sz w:val="20"/>
+                <w:szCs w:val="20"/>
+              </w:rPr>
+            </w:pPr>
+          </w:p>
+        </w:tc>
+        <w:tc>
+          <w:tcPr>
+            <w:tcW w:w="278" w:type="dxa"/>
+            <w:noWrap/>
+            <w:vAlign w:val="bottom"/>
+            <w:hideMark/>
+          </w:tcPr>
+          <w:p>
+            <w:pPr>
+              <w:spacing w:after="0" w:line="240" w:lineRule="auto"/>
+              <w:rPr>
+                <w:rFonts w:ascii="Arial" w:eastAsia="Times New Roman" w:hAnsi="Arial" w:cs="Arial"/>
+                <w:sz w:val="20"/>
+                <w:szCs w:val="20"/>
+              </w:rPr>
+            </w:pPr>
+          </w:p>
+        </w:tc>
+        <w:tc>
+          <w:tcPr>
+            <w:tcW w:w="2550" w:type="dxa"/>
+            <w:noWrap/>
+            <w:vAlign w:val="bottom"/>
+            <w:hideMark/>
+          </w:tcPr>
+          <w:p>
+            <w:pPr>
+              <w:spacing w:after="0" w:line="240" w:lineRule="auto"/>
+              <w:rPr>
+                <w:rFonts w:ascii="Arial" w:eastAsia="Times New Roman" w:hAnsi="Arial" w:cs="Arial"/>
+                <w:sz w:val="20"/>
+                <w:szCs w:val="20"/>
+              </w:rPr>
+            </w:pPr>
+          </w:p>
+        </w:tc>
+        <w:tc>
+          <w:tcPr>
+            <w:tcW w:w="279" w:type="dxa"/>
+            <w:noWrap/>
+            <w:vAlign w:val="bottom"/>
+            <w:hideMark/>
+          </w:tcPr>
+          <w:p>
+            <w:pPr>
+              <w:spacing w:after="0" w:line="240" w:lineRule="auto"/>
+              <w:rPr>
+                <w:rFonts w:ascii="Arial" w:eastAsia="Times New Roman" w:hAnsi="Arial" w:cs="Arial"/>
+                <w:sz w:val="20"/>
+                <w:szCs w:val="20"/>
+              </w:rPr>
+            </w:pPr>
+          </w:p>
+        </w:tc>
+        <w:tc>
+          <w:tcPr>
+            <w:tcW w:w="501" w:type="dxa"/>
+            <w:gridSpan w:val="2"/>
+            <w:noWrap/>
+            <w:vAlign w:val="bottom"/>
+            <w:hideMark/>
+          </w:tcPr>
+          <w:p>
+            <w:pPr>
+              <w:spacing w:after="0" w:line="240" w:lineRule="auto"/>
+              <w:rPr>
+                <w:rFonts w:ascii="Arial" w:eastAsia="Times New Roman" w:hAnsi="Arial" w:cs="Arial"/>
+                <w:sz w:val="20"/>
+                <w:szCs w:val="20"/>
+              </w:rPr>
+            </w:pPr>
+          </w:p>
+        </w:tc>
+      </w:tr>
+      <w:tr>
+        <w:trPr>
+          <w:trHeight w:val="300"/>
+        </w:trPr>
+        <w:tc>
+          <w:tcPr>
+            <w:tcW w:w="1134" w:type="dxa"/>
+            <w:noWrap/>
+            <w:vAlign w:val="bottom"/>
+            <w:hideMark/>
+          </w:tcPr>
+          <w:p>
+            <w:pPr>
+              <w:spacing w:after="0" w:line="240" w:lineRule="auto"/>
+              <w:rPr>
+                <w:rFonts w:ascii="Arial" w:eastAsia="Times New Roman" w:hAnsi="Arial" w:cs="Arial"/>
+                <w:sz w:val="20"/>
+                <w:szCs w:val="20"/>
+              </w:rPr>
+            </w:pPr>
+          </w:p>
+        </w:tc>
+        <w:tc>
+          <w:tcPr>
+            <w:tcW w:w="993" w:type="dxa"/>
+            <w:noWrap/>
+            <w:vAlign w:val="bottom"/>
+            <w:hideMark/>
+          </w:tcPr>
+          <w:p>
+            <w:pPr>
+              <w:spacing w:after="0" w:line="240" w:lineRule="auto"/>
+              <w:rPr>
+                <w:rFonts w:ascii="Arial" w:eastAsia="Times New Roman" w:hAnsi="Arial" w:cs="Arial"/>
+                <w:sz w:val="20"/>
+                <w:szCs w:val="20"/>
+              </w:rPr>
+            </w:pPr>
+          </w:p>
+        </w:tc>
+        <w:tc>
+          <w:tcPr>
+            <w:tcW w:w="278" w:type="dxa"/>
+            <w:noWrap/>
+            <w:vAlign w:val="bottom"/>
+            <w:hideMark/>
+          </w:tcPr>
+          <w:p>
+            <w:pPr>
+              <w:spacing w:after="0" w:line="240" w:lineRule="auto"/>
+              <w:rPr>
+                <w:rFonts w:ascii="Arial" w:eastAsia="Times New Roman" w:hAnsi="Arial" w:cs="Arial"/>
+                <w:sz w:val="20"/>
+                <w:szCs w:val="20"/>
+              </w:rPr>
+            </w:pPr>
+          </w:p>
+        </w:tc>
+        <w:tc>
+          <w:tcPr>
+            <w:tcW w:w="951" w:type="dxa"/>
+            <w:noWrap/>
+            <w:vAlign w:val="bottom"/>
+            <w:hideMark/>
+          </w:tcPr>
+          <w:p>
+            <w:pPr>
+              <w:spacing w:after="0" w:line="240" w:lineRule="auto"/>
+              <w:rPr>
+                <w:rFonts w:ascii="Arial" w:eastAsia="Times New Roman" w:hAnsi="Arial" w:cs="Arial"/>
+                <w:sz w:val="20"/>
+                <w:szCs w:val="20"/>
+              </w:rPr>
+            </w:pPr>
+          </w:p>
+        </w:tc>
+        <w:tc>
+          <w:tcPr>
+            <w:tcW w:w="1146" w:type="dxa"/>
+            <w:noWrap/>
+            <w:vAlign w:val="bottom"/>
+            <w:hideMark/>
+          </w:tcPr>
+          <w:p>
+            <w:pPr>
+              <w:spacing w:after="0" w:line="240" w:lineRule="auto"/>
+              <w:rPr>
+                <w:rFonts w:ascii="Arial" w:eastAsia="Times New Roman" w:hAnsi="Arial" w:cs="Arial"/>
+                <w:sz w:val="20"/>
+                <w:szCs w:val="20"/>
+              </w:rPr>
+            </w:pPr>
+          </w:p>
+        </w:tc>
+        <w:tc>
+          <w:tcPr>
+            <w:tcW w:w="1240" w:type="dxa"/>
+            <w:noWrap/>
+            <w:vAlign w:val="bottom"/>
+            <w:hideMark/>
+          </w:tcPr>
+          <w:p>
+            <w:pPr>
+              <w:spacing w:after="0" w:line="240" w:lineRule="auto"/>
+              <w:rPr>
+                <w:rFonts w:ascii="Arial" w:eastAsia="Times New Roman" w:hAnsi="Arial" w:cs="Arial"/>
+                <w:sz w:val="20"/>
+                <w:szCs w:val="20"/>
+              </w:rPr>
+            </w:pPr>
+          </w:p>
+        </w:tc>
+        <w:tc>
+          <w:tcPr>
+            <w:tcW w:w="887" w:type="dxa"/>
+            <w:noWrap/>
+            <w:vAlign w:val="bottom"/>
+            <w:hideMark/>
+          </w:tcPr>
+          <w:p>
+            <w:pPr>
+              <w:spacing w:after="0" w:line="240" w:lineRule="auto"/>
+              <w:rPr>
+                <w:rFonts w:ascii="Arial" w:eastAsia="Times New Roman" w:hAnsi="Arial" w:cs="Arial"/>
+                <w:sz w:val="20"/>
+                <w:szCs w:val="20"/>
+              </w:rPr>
+            </w:pPr>
+          </w:p>
+        </w:tc>
+        <w:tc>
+          <w:tcPr>
+            <w:tcW w:w="1321" w:type="dxa"/>
+            <w:noWrap/>
+            <w:vAlign w:val="bottom"/>
+            <w:hideMark/>
+          </w:tcPr>
+          <w:p>
+            <w:pPr>
+              <w:spacing w:after="0" w:line="240" w:lineRule="auto"/>
+              <w:rPr>
+                <w:rFonts w:ascii="Arial" w:eastAsia="Times New Roman" w:hAnsi="Arial" w:cs="Arial"/>
+                <w:sz w:val="20"/>
+                <w:szCs w:val="20"/>
+              </w:rPr>
+            </w:pPr>
+          </w:p>
+        </w:tc>
+        <w:tc>
+          <w:tcPr>
+            <w:tcW w:w="278" w:type="dxa"/>
+            <w:noWrap/>
+            <w:vAlign w:val="bottom"/>
+            <w:hideMark/>
+          </w:tcPr>
+          <w:p>
+            <w:pPr>
+              <w:spacing w:after="0" w:line="240" w:lineRule="auto"/>
+              <w:rPr>
+                <w:rFonts w:ascii="Arial" w:eastAsia="Times New Roman" w:hAnsi="Arial" w:cs="Arial"/>
+                <w:sz w:val="20"/>
+                <w:szCs w:val="20"/>
+              </w:rPr>
+            </w:pPr>
+          </w:p>
+        </w:tc>
+        <w:tc>
+          <w:tcPr>
+            <w:tcW w:w="2550" w:type="dxa"/>
+            <w:noWrap/>
+            <w:vAlign w:val="bottom"/>
+            <w:hideMark/>
+          </w:tcPr>
+          <w:p>
+            <w:pPr>
+              <w:spacing w:after="0" w:line="240" w:lineRule="auto"/>
+              <w:rPr>
+                <w:rFonts w:ascii="Arial" w:eastAsia="Times New Roman" w:hAnsi="Arial" w:cs="Arial"/>
+                <w:sz w:val="20"/>
+                <w:szCs w:val="20"/>
+              </w:rPr>
+            </w:pPr>
+          </w:p>
+        </w:tc>
+        <w:tc>
+          <w:tcPr>
+            <w:tcW w:w="279" w:type="dxa"/>
+            <w:noWrap/>
+            <w:vAlign w:val="bottom"/>
+            <w:hideMark/>
+          </w:tcPr>
+          <w:p>
+            <w:pPr>
+              <w:spacing w:after="0" w:line="240" w:lineRule="auto"/>
+              <w:rPr>
+                <w:rFonts w:ascii="Arial" w:eastAsia="Times New Roman" w:hAnsi="Arial" w:cs="Arial"/>
+                <w:sz w:val="20"/>
+                <w:szCs w:val="20"/>
+              </w:rPr>
+            </w:pPr>
+          </w:p>
+        </w:tc>
+        <w:tc>
+          <w:tcPr>
+            <w:tcW w:w="501" w:type="dxa"/>
+            <w:gridSpan w:val="2"/>
+            <w:noWrap/>
+            <w:vAlign w:val="bottom"/>
+            <w:hideMark/>
+          </w:tcPr>
+          <w:p>
+            <w:pPr>
+              <w:spacing w:after="0" w:line="240" w:lineRule="auto"/>
+              <w:rPr>
+                <w:rFonts w:ascii="Arial" w:eastAsia="Times New Roman" w:hAnsi="Arial" w:cs="Arial"/>
+                <w:sz w:val="20"/>
+                <w:szCs w:val="20"/>
+              </w:rPr>
+            </w:pPr>
+          </w:p>
+        </w:tc>
+      </w:tr>
+      <w:tr>
+        <w:trPr>
+          <w:trHeight w:val="300"/>
+        </w:trPr>
+        <w:tc>
+          <w:tcPr>
+            <w:tcW w:w="1134" w:type="dxa"/>
+            <w:noWrap/>
+            <w:vAlign w:val="bottom"/>
+            <w:hideMark/>
+          </w:tcPr>
+          <w:p>
+            <w:pPr>
+              <w:spacing w:after="0" w:line="240" w:lineRule="auto"/>
+              <w:rPr>
+                <w:rFonts w:ascii="Arial" w:eastAsia="Times New Roman" w:hAnsi="Arial" w:cs="Arial"/>
+                <w:sz w:val="20"/>
+                <w:szCs w:val="20"/>
+              </w:rPr>
+            </w:pPr>
+          </w:p>
+        </w:tc>
+        <w:tc>
+          <w:tcPr>
+            <w:tcW w:w="993" w:type="dxa"/>
+            <w:noWrap/>
+            <w:vAlign w:val="bottom"/>
+            <w:hideMark/>
+          </w:tcPr>
+          <w:p>
+            <w:pPr>
+              <w:spacing w:after="0" w:line="240" w:lineRule="auto"/>
+              <w:rPr>
+                <w:rFonts w:ascii="Arial" w:eastAsia="Times New Roman" w:hAnsi="Arial" w:cs="Arial"/>
+                <w:sz w:val="20"/>
+                <w:szCs w:val="20"/>
+              </w:rPr>
+            </w:pPr>
+          </w:p>
+        </w:tc>
+        <w:tc>
+          <w:tcPr>
+            <w:tcW w:w="278" w:type="dxa"/>
+            <w:noWrap/>
+            <w:vAlign w:val="bottom"/>
+            <w:hideMark/>
+          </w:tcPr>
+          <w:p>
+            <w:pPr>
+              <w:spacing w:after="0" w:line="240" w:lineRule="auto"/>
+              <w:rPr>
+                <w:rFonts w:ascii="Arial" w:eastAsia="Times New Roman" w:hAnsi="Arial" w:cs="Arial"/>
+                <w:sz w:val="20"/>
+                <w:szCs w:val="20"/>
+              </w:rPr>
+            </w:pPr>
+          </w:p>
+        </w:tc>
+        <w:tc>
+          <w:tcPr>
+            <w:tcW w:w="951" w:type="dxa"/>
+            <w:noWrap/>
+            <w:vAlign w:val="bottom"/>
+            <w:hideMark/>
+          </w:tcPr>
+          <w:p>
+            <w:pPr>
+              <w:spacing w:after="0" w:line="240" w:lineRule="auto"/>
+              <w:rPr>
+                <w:rFonts w:ascii="Arial" w:eastAsia="Times New Roman" w:hAnsi="Arial" w:cs="Arial"/>
+                <w:sz w:val="20"/>
+                <w:szCs w:val="20"/>
+              </w:rPr>
+            </w:pPr>
+          </w:p>
+        </w:tc>
+        <w:tc>
+          <w:tcPr>
+            <w:tcW w:w="1146" w:type="dxa"/>
+            <w:noWrap/>
+            <w:vAlign w:val="bottom"/>
+            <w:hideMark/>
+          </w:tcPr>
+          <w:p>
+            <w:pPr>
+              <w:spacing w:after="0" w:line="240" w:lineRule="auto"/>
+              <w:rPr>
+                <w:rFonts w:ascii="Arial" w:eastAsia="Times New Roman" w:hAnsi="Arial" w:cs="Arial"/>
+                <w:sz w:val="20"/>
+                <w:szCs w:val="20"/>
+              </w:rPr>
+            </w:pPr>
+          </w:p>
+        </w:tc>
+        <w:tc>
+          <w:tcPr>
+            <w:tcW w:w="1240" w:type="dxa"/>
+            <w:noWrap/>
+            <w:vAlign w:val="bottom"/>
+            <w:hideMark/>
+          </w:tcPr>
+          <w:p>
+            <w:pPr>
+              <w:spacing w:after="0" w:line="240" w:lineRule="auto"/>
+              <w:rPr>
+                <w:rFonts w:ascii="Arial" w:eastAsia="Times New Roman" w:hAnsi="Arial" w:cs="Arial"/>
+                <w:sz w:val="20"/>
+                <w:szCs w:val="20"/>
+              </w:rPr>
+            </w:pPr>
+          </w:p>
+        </w:tc>
+        <w:tc>
+          <w:tcPr>
+            <w:tcW w:w="887" w:type="dxa"/>
+            <w:noWrap/>
+            <w:vAlign w:val="bottom"/>
+            <w:hideMark/>
+          </w:tcPr>
+          <w:p>
+            <w:pPr>
+              <w:spacing w:after="0" w:line="240" w:lineRule="auto"/>
+              <w:rPr>
+                <w:rFonts w:ascii="Arial" w:eastAsia="Times New Roman" w:hAnsi="Arial" w:cs="Arial"/>
+                <w:sz w:val="20"/>
+                <w:szCs w:val="20"/>
+              </w:rPr>
+            </w:pPr>
+          </w:p>
+        </w:tc>
+        <w:tc>
+          <w:tcPr>
+            <w:tcW w:w="4428" w:type="dxa"/>
+            <w:gridSpan w:val="4"/>
+            <w:noWrap/>
+            <w:vAlign w:val="bottom"/>
+            <w:hideMark/>
+          </w:tcPr>
+          <w:p>
+            <w:pPr>
+              <w:spacing w:after="0" w:line="240" w:lineRule="auto"/>
+              <w:jc w:val="center"/>
+              <w:rPr>
+                <w:rFonts w:ascii="Arial" w:eastAsia="Times New Roman" w:hAnsi="Arial" w:cs="Arial"/>
+                <w:b/>
+                <w:bCs/>
+                <w:u w:val="single"/>
+              </w:rPr>
+            </w:pPr>
+            <w:r>
+              <w:rPr>
+                <w:rFonts w:ascii="Arial" w:eastAsia="Times New Roman" w:hAnsi="Arial" w:cs="Arial"/>
+                <w:b/>
+                <w:bCs/>
+                <w:u w:val="single"/>
+              </w:rPr>
+              <w:fldChar w:fldCharType="begin"/>
+            </w:r>
+            <w:r>
+              <w:rPr>
+                <w:rFonts w:ascii="Arial" w:eastAsia="Times New Roman" w:hAnsi="Arial" w:cs="Arial"/>
+                <w:b/>
+                <w:bCs/>
+                <w:u w:val="single"/>
+              </w:rPr>
+              <w:instrText xml:space="preserve"> MERGEFIELD Nama_Petugas_Huruf_Besar </w:instrText>
+            </w:r>
+            <w:r>
+              <w:rPr>
+                <w:rFonts w:ascii="Arial" w:eastAsia="Times New Roman" w:hAnsi="Arial" w:cs="Arial"/>
+                <w:b/>
+                <w:bCs/>
+                <w:u w:val="single"/>
+              </w:rPr>
+              <w:fldChar w:fldCharType="separate"/>
+            </w:r>
+            <w:r>
+              <w:rPr>
+                <w:rFonts w:ascii="Arial" w:eastAsia="Times New Roman" w:hAnsi="Arial" w:cs="Arial"/>
+                <w:b/>
+                <w:bCs/>
+                <w:u w:val="single"/>
+              </w:rPr>
+              <w:t>PRIMA S. WELLI CANDRA, A.Md</w:t>
+            </w:r>
+            <w:r>
+              <w:rPr>
+                <w:rFonts w:ascii="Arial" w:eastAsia="Times New Roman" w:hAnsi="Arial" w:cs="Arial"/>
+                <w:b/>
+                <w:bCs/>
+                <w:u w:val="single"/>
+              </w:rPr>
+              <w:fldChar w:fldCharType="end"/>
+            </w:r>
+          </w:p>
+        </w:tc>
+        <w:tc>
+          <w:tcPr>
+            <w:tcW w:w="501" w:type="dxa"/>
+            <w:gridSpan w:val="2"/>
+            <w:noWrap/>
+            <w:vAlign w:val="bottom"/>
+            <w:hideMark/>
+          </w:tcPr>
+          <w:p>
+            <w:pPr>
+              <w:spacing w:after="0" w:line="240" w:lineRule="auto"/>
+              <w:rPr>
+                <w:rFonts w:ascii="Arial" w:eastAsia="Times New Roman" w:hAnsi="Arial" w:cs="Arial"/>
+                <w:sz w:val="20"/>
+                <w:szCs w:val="20"/>
+              </w:rPr>
+            </w:pPr>
+          </w:p>
+        </w:tc>
+      </w:tr>
+      <w:tr>
+        <w:trPr>
+          <w:trHeight w:val="300"/>
+        </w:trPr>
+        <w:tc>
+          <w:tcPr>
+            <w:tcW w:w="1134" w:type="dxa"/>
+            <w:noWrap/>
+            <w:vAlign w:val="bottom"/>
+            <w:hideMark/>
+          </w:tcPr>
+          <w:p>
+            <w:pPr>
+              <w:spacing w:after="0" w:line="240" w:lineRule="auto"/>
+              <w:rPr>
+                <w:rFonts w:ascii="Arial" w:eastAsia="Times New Roman" w:hAnsi="Arial" w:cs="Arial"/>
+                <w:sz w:val="20"/>
+                <w:szCs w:val="20"/>
+              </w:rPr>
+            </w:pPr>
+          </w:p>
+        </w:tc>
+        <w:tc>
+          <w:tcPr>
+            <w:tcW w:w="993" w:type="dxa"/>
+            <w:noWrap/>
+            <w:vAlign w:val="bottom"/>
+            <w:hideMark/>
+          </w:tcPr>
+          <w:p>
+            <w:pPr>
+              <w:spacing w:after="0" w:line="240" w:lineRule="auto"/>
+              <w:rPr>
+                <w:rFonts w:ascii="Arial" w:eastAsia="Times New Roman" w:hAnsi="Arial" w:cs="Arial"/>
+                <w:sz w:val="20"/>
+                <w:szCs w:val="20"/>
+              </w:rPr>
+            </w:pPr>
+          </w:p>
+        </w:tc>
+        <w:tc>
+          <w:tcPr>
+            <w:tcW w:w="278" w:type="dxa"/>
+            <w:noWrap/>
+            <w:vAlign w:val="bottom"/>
+            <w:hideMark/>
+          </w:tcPr>
+          <w:p>
+            <w:pPr>
+              <w:spacing w:after="0" w:line="240" w:lineRule="auto"/>
+              <w:rPr>
+                <w:rFonts w:ascii="Arial" w:eastAsia="Times New Roman" w:hAnsi="Arial" w:cs="Arial"/>
+                <w:sz w:val="20"/>
+                <w:szCs w:val="20"/>
+              </w:rPr>
+            </w:pPr>
+          </w:p>
+        </w:tc>
+        <w:tc>
+          <w:tcPr>
+            <w:tcW w:w="951" w:type="dxa"/>
+            <w:noWrap/>
+            <w:vAlign w:val="bottom"/>
+            <w:hideMark/>
+          </w:tcPr>
+          <w:p>
+            <w:pPr>
+              <w:spacing w:after="0" w:line="240" w:lineRule="auto"/>
+              <w:rPr>
+                <w:rFonts w:ascii="Arial" w:eastAsia="Times New Roman" w:hAnsi="Arial" w:cs="Arial"/>
+                <w:sz w:val="20"/>
+                <w:szCs w:val="20"/>
+              </w:rPr>
+            </w:pPr>
+          </w:p>
+        </w:tc>
+        <w:tc>
+          <w:tcPr>
+            <w:tcW w:w="1146" w:type="dxa"/>
+            <w:noWrap/>
+            <w:vAlign w:val="bottom"/>
+            <w:hideMark/>
+          </w:tcPr>
+          <w:p>
+            <w:pPr>
+              <w:spacing w:after="0" w:line="240" w:lineRule="auto"/>
+              <w:rPr>
+                <w:rFonts w:ascii="Arial" w:eastAsia="Times New Roman" w:hAnsi="Arial" w:cs="Arial"/>
+                <w:sz w:val="20"/>
+                <w:szCs w:val="20"/>
+              </w:rPr>
+            </w:pPr>
+          </w:p>
+        </w:tc>
+        <w:tc>
+          <w:tcPr>
+            <w:tcW w:w="1240" w:type="dxa"/>
+            <w:noWrap/>
+            <w:vAlign w:val="bottom"/>
+            <w:hideMark/>
+          </w:tcPr>
+          <w:p>
+            <w:pPr>
+              <w:spacing w:after="0" w:line="240" w:lineRule="auto"/>
+              <w:rPr>
+                <w:rFonts w:ascii="Arial" w:eastAsia="Times New Roman" w:hAnsi="Arial" w:cs="Arial"/>
+                <w:sz w:val="20"/>
+                <w:szCs w:val="20"/>
+              </w:rPr>
+            </w:pPr>
+          </w:p>
+        </w:tc>
+        <w:tc>
+          <w:tcPr>
+            <w:tcW w:w="887" w:type="dxa"/>
+            <w:noWrap/>
+            <w:vAlign w:val="bottom"/>
+            <w:hideMark/>
+          </w:tcPr>
+          <w:p>
+            <w:pPr>
+              <w:spacing w:after="0" w:line="240" w:lineRule="auto"/>
+              <w:jc w:val="right"/>
+              <w:rPr>
+                <w:rFonts w:ascii="Arial" w:eastAsia="Times New Roman" w:hAnsi="Arial" w:cs="Arial"/>
+              </w:rPr>
+            </w:pPr>
+            <w:r>
+              <w:rPr>
+                <w:rFonts w:ascii="Arial" w:eastAsia="Times New Roman" w:hAnsi="Arial" w:cs="Arial"/>
+              </w:rPr>
+              <w:t xml:space="preserve">             </w:t>
+            </w:r>
+          </w:p>
+        </w:tc>
+        <w:tc>
+          <w:tcPr>
+            <w:tcW w:w="4428" w:type="dxa"/>
+            <w:gridSpan w:val="4"/>
+            <w:noWrap/>
+            <w:vAlign w:val="bottom"/>
+            <w:hideMark/>
+          </w:tcPr>
+          <w:p>
+            <w:pPr>
+              <w:spacing w:after="0" w:line="240" w:lineRule="auto"/>
+              <w:jc w:val="center"/>
+              <w:rPr>
+                <w:rFonts w:ascii="Arial" w:eastAsia="Times New Roman" w:hAnsi="Arial" w:cs="Arial"/>
+              </w:rPr>
+            </w:pPr>
+            <w:r>
+              <w:rPr>
+                <w:rFonts w:ascii="Arial" w:eastAsia="Times New Roman" w:hAnsi="Arial" w:cs="Arial"/>
+              </w:rPr>
+              <w:t xml:space="preserve">NIP. </w:t>
+            </w:r>
+            <w:r>
+              <w:rPr>
+                <w:rFonts w:ascii="Arial" w:eastAsia="Times New Roman" w:hAnsi="Arial" w:cs="Arial"/>
+              </w:rPr>
+              <w:fldChar w:fldCharType="begin"/>
+            </w:r>
+            <w:r>
+              <w:rPr>
+                <w:rFonts w:ascii="Arial" w:eastAsia="Times New Roman" w:hAnsi="Arial" w:cs="Arial"/>
+              </w:rPr>
+              <w:instrText xml:space="preserve"> MERGEFIELD NIP_Pegawai </w:instrText>
+            </w:r>
+            <w:r>
+              <w:rPr>
+                <w:rFonts w:ascii="Arial" w:eastAsia="Times New Roman" w:hAnsi="Arial" w:cs="Arial"/>
+              </w:rPr>
+              <w:fldChar w:fldCharType="separate"/>
+            </w:r>
+            <w:r>
+              <w:rPr>
+                <w:rFonts w:ascii="Arial" w:eastAsia="Times New Roman" w:hAnsi="Arial" w:cs="Arial"/>
+              </w:rPr>
+              <w:t>19780913 200501 1 001</w:t>
+            </w:r>
+            <w:r>
+              <w:rPr>
+                <w:rFonts w:ascii="Arial" w:eastAsia="Times New Roman" w:hAnsi="Arial" w:cs="Arial"/>
+              </w:rPr>
+              <w:fldChar w:fldCharType="end"/>
+            </w:r>
+          </w:p>
+        </w:tc>
+        <w:tc>
+          <w:tcPr>
+            <w:tcW w:w="501" w:type="dxa"/>
+            <w:gridSpan w:val="2"/>
+            <w:noWrap/>
+            <w:vAlign w:val="bottom"/>
+            <w:hideMark/>
+          </w:tcPr>
+          <w:p>
+            <w:pPr>
+              <w:spacing w:after="0" w:line="240" w:lineRule="auto"/>
+              <w:rPr>
+                <w:rFonts w:ascii="Arial" w:eastAsia="Times New Roman" w:hAnsi="Arial" w:cs="Arial"/>
+                <w:sz w:val="20"/>
+                <w:szCs w:val="20"/>
+              </w:rPr>
+            </w:pPr>
+          </w:p>
+        </w:tc>
+      </w:tr>
+      <w:tr>
+        <w:trPr>
+          <w:trHeight w:val="255"/>
+        </w:trPr>
+        <w:tc>
+          <w:tcPr>
+            <w:tcW w:w="1134" w:type="dxa"/>
+            <w:noWrap/>
+            <w:vAlign w:val="bottom"/>
+            <w:hideMark/>
+          </w:tcPr>
+          <w:p>
+            <w:pPr>
+              <w:spacing w:after="0" w:line="240" w:lineRule="auto"/>
+              <w:rPr>
+                <w:rFonts w:ascii="Arial" w:eastAsia="Times New Roman" w:hAnsi="Arial" w:cs="Arial"/>
+                <w:sz w:val="20"/>
+                <w:szCs w:val="20"/>
+              </w:rPr>
+            </w:pPr>
+          </w:p>
+        </w:tc>
+        <w:tc>
+          <w:tcPr>
+            <w:tcW w:w="993" w:type="dxa"/>
+            <w:noWrap/>
+            <w:vAlign w:val="bottom"/>
+            <w:hideMark/>
+          </w:tcPr>
+          <w:p>
+            <w:pPr>
+              <w:spacing w:after="0" w:line="240" w:lineRule="auto"/>
+              <w:rPr>
+                <w:rFonts w:ascii="Arial" w:eastAsia="Times New Roman" w:hAnsi="Arial" w:cs="Arial"/>
+                <w:sz w:val="20"/>
+                <w:szCs w:val="20"/>
+              </w:rPr>
+            </w:pPr>
+          </w:p>
+        </w:tc>
+        <w:tc>
+          <w:tcPr>
+            <w:tcW w:w="278" w:type="dxa"/>
+            <w:noWrap/>
+            <w:vAlign w:val="bottom"/>
+            <w:hideMark/>
+          </w:tcPr>
+          <w:p>
+            <w:pPr>
+              <w:spacing w:after="0" w:line="240" w:lineRule="auto"/>
+              <w:rPr>
+                <w:rFonts w:ascii="Arial" w:eastAsia="Times New Roman" w:hAnsi="Arial" w:cs="Arial"/>
+                <w:sz w:val="20"/>
+                <w:szCs w:val="20"/>
+              </w:rPr>
+            </w:pPr>
+          </w:p>
+        </w:tc>
+        <w:tc>
+          <w:tcPr>
+            <w:tcW w:w="951" w:type="dxa"/>
+            <w:noWrap/>
+            <w:vAlign w:val="bottom"/>
+            <w:hideMark/>
+          </w:tcPr>
+          <w:p>
+            <w:pPr>
+              <w:spacing w:after="0" w:line="240" w:lineRule="auto"/>
+              <w:rPr>
+                <w:rFonts w:ascii="Arial" w:eastAsia="Times New Roman" w:hAnsi="Arial" w:cs="Arial"/>
+                <w:sz w:val="20"/>
+                <w:szCs w:val="20"/>
+              </w:rPr>
+            </w:pPr>
+          </w:p>
+        </w:tc>
+        <w:tc>
+          <w:tcPr>
+            <w:tcW w:w="1146" w:type="dxa"/>
+            <w:noWrap/>
+            <w:vAlign w:val="bottom"/>
+            <w:hideMark/>
+          </w:tcPr>
+          <w:p>
+            <w:pPr>
+              <w:spacing w:after="0" w:line="240" w:lineRule="auto"/>
+              <w:rPr>
+                <w:rFonts w:ascii="Arial" w:eastAsia="Times New Roman" w:hAnsi="Arial" w:cs="Arial"/>
+                <w:sz w:val="20"/>
+                <w:szCs w:val="20"/>
+              </w:rPr>
+            </w:pPr>
+          </w:p>
+        </w:tc>
+        <w:tc>
+          <w:tcPr>
+            <w:tcW w:w="1240" w:type="dxa"/>
+            <w:noWrap/>
+            <w:vAlign w:val="bottom"/>
+            <w:hideMark/>
+          </w:tcPr>
+          <w:p>
+            <w:pPr>
+              <w:spacing w:after="0" w:line="240" w:lineRule="auto"/>
+              <w:rPr>
+                <w:rFonts w:ascii="Arial" w:eastAsia="Times New Roman" w:hAnsi="Arial" w:cs="Arial"/>
+                <w:sz w:val="20"/>
+                <w:szCs w:val="20"/>
+              </w:rPr>
+            </w:pPr>
+          </w:p>
+        </w:tc>
+        <w:tc>
+          <w:tcPr>
+            <w:tcW w:w="887" w:type="dxa"/>
+            <w:noWrap/>
+            <w:vAlign w:val="bottom"/>
+            <w:hideMark/>
+          </w:tcPr>
+          <w:p>
+            <w:pPr>
+              <w:spacing w:after="0" w:line="240" w:lineRule="auto"/>
+              <w:rPr>
+                <w:rFonts w:ascii="Arial" w:eastAsia="Times New Roman" w:hAnsi="Arial" w:cs="Arial"/>
+                <w:sz w:val="20"/>
+                <w:szCs w:val="20"/>
+              </w:rPr>
+            </w:pPr>
+          </w:p>
+        </w:tc>
+        <w:tc>
+          <w:tcPr>
+            <w:tcW w:w="1321" w:type="dxa"/>
+            <w:noWrap/>
+            <w:vAlign w:val="bottom"/>
+            <w:hideMark/>
+          </w:tcPr>
+          <w:p>
+            <w:pPr>
+              <w:spacing w:after="0" w:line="240" w:lineRule="auto"/>
+              <w:rPr>
+                <w:rFonts w:ascii="Arial" w:eastAsia="Times New Roman" w:hAnsi="Arial" w:cs="Arial"/>
+                <w:sz w:val="20"/>
+                <w:szCs w:val="20"/>
+              </w:rPr>
+            </w:pPr>
+          </w:p>
+        </w:tc>
+        <w:tc>
+          <w:tcPr>
+            <w:tcW w:w="278" w:type="dxa"/>
+            <w:noWrap/>
+            <w:vAlign w:val="bottom"/>
+            <w:hideMark/>
+          </w:tcPr>
+          <w:p>
+            <w:pPr>
+              <w:spacing w:after="0" w:line="240" w:lineRule="auto"/>
+              <w:rPr>
+                <w:rFonts w:ascii="Arial" w:eastAsia="Times New Roman" w:hAnsi="Arial" w:cs="Arial"/>
+                <w:sz w:val="20"/>
+                <w:szCs w:val="20"/>
+              </w:rPr>
+            </w:pPr>
+          </w:p>
+        </w:tc>
+        <w:tc>
+          <w:tcPr>
+            <w:tcW w:w="2550" w:type="dxa"/>
+            <w:noWrap/>
+            <w:vAlign w:val="bottom"/>
+            <w:hideMark/>
+          </w:tcPr>
+          <w:p>
+            <w:pPr>
+              <w:spacing w:after="0" w:line="240" w:lineRule="auto"/>
+              <w:rPr>
+                <w:rFonts w:ascii="Arial" w:eastAsia="Times New Roman" w:hAnsi="Arial" w:cs="Arial"/>
+                <w:sz w:val="20"/>
+                <w:szCs w:val="20"/>
+              </w:rPr>
+            </w:pPr>
+          </w:p>
+        </w:tc>
+        <w:tc>
+          <w:tcPr>
+            <w:tcW w:w="279" w:type="dxa"/>
+            <w:noWrap/>
+            <w:vAlign w:val="bottom"/>
+            <w:hideMark/>
+          </w:tcPr>
+          <w:p>
+            <w:pPr>
+              <w:spacing w:after="0" w:line="240" w:lineRule="auto"/>
+              <w:rPr>
+                <w:rFonts w:ascii="Arial" w:eastAsia="Times New Roman" w:hAnsi="Arial" w:cs="Arial"/>
+                <w:sz w:val="20"/>
+                <w:szCs w:val="20"/>
+              </w:rPr>
+            </w:pPr>
+          </w:p>
+        </w:tc>
+        <w:tc>
+          <w:tcPr>
+            <w:tcW w:w="501" w:type="dxa"/>
+            <w:gridSpan w:val="2"/>
+            <w:noWrap/>
+            <w:vAlign w:val="bottom"/>
+            <w:hideMark/>
+          </w:tcPr>
+          <w:p>
+            <w:pPr>
+              <w:spacing w:after="0" w:line="240" w:lineRule="auto"/>
+              <w:rPr>
+                <w:rFonts w:ascii="Arial" w:eastAsia="Times New Roman" w:hAnsi="Arial" w:cs="Arial"/>
+                <w:sz w:val="20"/>
+                <w:szCs w:val="20"/>
+              </w:rPr>
+            </w:pPr>
+          </w:p>
+        </w:tc>
+      </w:tr>
+      <w:tr>
+        <w:trPr>
+          <w:trHeight w:val="270"/>
+        </w:trPr>
+        <w:tc>
+          <w:tcPr>
+            <w:tcW w:w="4502" w:type="dxa"/>
+            <w:gridSpan w:val="5"/>
+            <w:noWrap/>
+            <w:vAlign w:val="bottom"/>
+            <w:hideMark/>
+          </w:tcPr>
+          <w:p>
+            <w:pPr>
+              <w:spacing w:after="0" w:line="240" w:lineRule="auto"/>
+              <w:jc w:val="center"/>
+              <w:rPr>
+                <w:rFonts w:ascii="Arial" w:eastAsia="Times New Roman" w:hAnsi="Arial" w:cs="Arial"/>
+              </w:rPr>
+            </w:pPr>
+            <w:r>
+              <w:rPr>
+                <w:rFonts w:ascii="Arial" w:eastAsia="Times New Roman" w:hAnsi="Arial" w:cs="Arial"/>
+              </w:rPr>
+              <w:t>Setuju dibayar</w:t>
+            </w:r>
+          </w:p>
+        </w:tc>
+        <w:tc>
+          <w:tcPr>
+            <w:tcW w:w="1240" w:type="dxa"/>
+            <w:noWrap/>
+            <w:vAlign w:val="bottom"/>
+            <w:hideMark/>
+          </w:tcPr>
+          <w:p>
+            <w:pPr>
+              <w:spacing w:after="0" w:line="240" w:lineRule="auto"/>
+              <w:jc w:val="center"/>
+              <w:rPr>
+                <w:rFonts w:ascii="Arial" w:eastAsia="Times New Roman" w:hAnsi="Arial" w:cs="Arial"/>
+              </w:rPr>
+            </w:pPr>
+          </w:p>
+        </w:tc>
+        <w:tc>
+          <w:tcPr>
+            <w:tcW w:w="887" w:type="dxa"/>
+            <w:noWrap/>
+            <w:vAlign w:val="bottom"/>
+            <w:hideMark/>
+          </w:tcPr>
+          <w:p>
+            <w:pPr>
+              <w:spacing w:after="0" w:line="240" w:lineRule="auto"/>
+              <w:rPr>
+                <w:rFonts w:ascii="Arial" w:eastAsia="Times New Roman" w:hAnsi="Arial" w:cs="Arial"/>
+                <w:sz w:val="20"/>
+                <w:szCs w:val="20"/>
+              </w:rPr>
+            </w:pPr>
+          </w:p>
+        </w:tc>
+        <w:tc>
+          <w:tcPr>
+            <w:tcW w:w="4149" w:type="dxa"/>
+            <w:gridSpan w:val="3"/>
+            <w:noWrap/>
+            <w:vAlign w:val="bottom"/>
+            <w:hideMark/>
+          </w:tcPr>
+          <w:p>
+            <w:pPr>
+              <w:spacing w:after="0" w:line="240" w:lineRule="auto"/>
+              <w:rPr>
+                <w:rFonts w:ascii="Arial" w:eastAsia="Times New Roman" w:hAnsi="Arial" w:cs="Arial"/>
+              </w:rPr>
+            </w:pPr>
+            <w:r>
+              <w:rPr>
+                <w:rFonts w:ascii="Arial" w:eastAsia="Times New Roman" w:hAnsi="Arial" w:cs="Arial"/>
+              </w:rPr>
+              <w:t>Lunas dibayar tgl.</w:t>
+            </w:r>
+          </w:p>
+        </w:tc>
+        <w:tc>
+          <w:tcPr>
+            <w:tcW w:w="279" w:type="dxa"/>
+            <w:noWrap/>
+            <w:vAlign w:val="bottom"/>
+            <w:hideMark/>
+          </w:tcPr>
+          <w:p>
+            <w:pPr>
+              <w:spacing w:after="0" w:line="240" w:lineRule="auto"/>
+              <w:rPr>
+                <w:rFonts w:ascii="Arial" w:eastAsia="Times New Roman" w:hAnsi="Arial" w:cs="Arial"/>
+              </w:rPr>
+            </w:pPr>
+          </w:p>
+        </w:tc>
+        <w:tc>
+          <w:tcPr>
+            <w:tcW w:w="501" w:type="dxa"/>
+            <w:gridSpan w:val="2"/>
+            <w:noWrap/>
+            <w:vAlign w:val="bottom"/>
+            <w:hideMark/>
+          </w:tcPr>
+          <w:p>
+            <w:pPr>
+              <w:spacing w:after="0" w:line="240" w:lineRule="auto"/>
+              <w:rPr>
+                <w:rFonts w:ascii="Arial" w:eastAsia="Times New Roman" w:hAnsi="Arial" w:cs="Arial"/>
+                <w:sz w:val="20"/>
+                <w:szCs w:val="20"/>
+              </w:rPr>
+            </w:pPr>
+          </w:p>
+        </w:tc>
+      </w:tr>
+      <w:tr>
+        <w:trPr>
+          <w:trHeight w:val="270"/>
+        </w:trPr>
+        <w:tc>
+          <w:tcPr>
+            <w:tcW w:w="4502" w:type="dxa"/>
+            <w:gridSpan w:val="5"/>
+            <w:noWrap/>
+            <w:vAlign w:val="bottom"/>
+            <w:hideMark/>
+          </w:tcPr>
+          <w:p>
+            <w:pPr>
+              <w:spacing w:after="0" w:line="240" w:lineRule="auto"/>
+              <w:jc w:val="center"/>
+              <w:rPr>
+                <w:rFonts w:ascii="Arial" w:eastAsia="Times New Roman" w:hAnsi="Arial" w:cs="Arial"/>
+              </w:rPr>
+            </w:pPr>
+            <w:r>
+              <w:rPr>
+                <w:rFonts w:ascii="Arial" w:eastAsia="Times New Roman" w:hAnsi="Arial" w:cs="Arial"/>
+              </w:rPr>
+              <w:t>An. Kuasa Pengguna Anggaran</w:t>
+            </w:r>
+          </w:p>
+        </w:tc>
+        <w:tc>
+          <w:tcPr>
+            <w:tcW w:w="1240" w:type="dxa"/>
+            <w:noWrap/>
+            <w:vAlign w:val="bottom"/>
+            <w:hideMark/>
+          </w:tcPr>
+          <w:p>
+            <w:pPr>
+              <w:spacing w:after="0" w:line="240" w:lineRule="auto"/>
+              <w:jc w:val="center"/>
+              <w:rPr>
+                <w:rFonts w:ascii="Arial" w:eastAsia="Times New Roman" w:hAnsi="Arial" w:cs="Arial"/>
+              </w:rPr>
+            </w:pPr>
+          </w:p>
+        </w:tc>
+        <w:tc>
+          <w:tcPr>
+            <w:tcW w:w="887" w:type="dxa"/>
+            <w:noWrap/>
+            <w:vAlign w:val="bottom"/>
+            <w:hideMark/>
+          </w:tcPr>
+          <w:p>
+            <w:pPr>
+              <w:spacing w:after="0" w:line="240" w:lineRule="auto"/>
+              <w:rPr>
+                <w:rFonts w:ascii="Arial" w:eastAsia="Times New Roman" w:hAnsi="Arial" w:cs="Arial"/>
+                <w:sz w:val="20"/>
+                <w:szCs w:val="20"/>
+              </w:rPr>
+            </w:pPr>
+          </w:p>
+        </w:tc>
+        <w:tc>
+          <w:tcPr>
+            <w:tcW w:w="4428" w:type="dxa"/>
+            <w:gridSpan w:val="4"/>
+            <w:noWrap/>
+            <w:vAlign w:val="bottom"/>
+            <w:hideMark/>
+          </w:tcPr>
+          <w:p>
+            <w:pPr>
+              <w:spacing w:after="0" w:line="240" w:lineRule="auto"/>
+              <w:jc w:val="center"/>
+              <w:rPr>
+                <w:rFonts w:ascii="Arial" w:eastAsia="Times New Roman" w:hAnsi="Arial" w:cs="Arial"/>
+              </w:rPr>
+            </w:pPr>
+            <w:r>
+              <w:rPr>
+                <w:rFonts w:ascii="Arial" w:eastAsia="Times New Roman" w:hAnsi="Arial" w:cs="Arial"/>
+              </w:rPr>
+              <w:t>Bendahara Pengeluaran,</w:t>
+            </w:r>
+          </w:p>
+        </w:tc>
+        <w:tc>
+          <w:tcPr>
+            <w:tcW w:w="501" w:type="dxa"/>
+            <w:gridSpan w:val="2"/>
+            <w:noWrap/>
+            <w:vAlign w:val="bottom"/>
+            <w:hideMark/>
+          </w:tcPr>
+          <w:p>
+            <w:pPr>
+              <w:spacing w:after="0" w:line="240" w:lineRule="auto"/>
+              <w:jc w:val="center"/>
+              <w:rPr>
+                <w:rFonts w:ascii="Arial" w:eastAsia="Times New Roman" w:hAnsi="Arial" w:cs="Arial"/>
+              </w:rPr>
+            </w:pPr>
+          </w:p>
+        </w:tc>
+      </w:tr>
+      <w:tr>
+        <w:trPr>
+          <w:trHeight w:val="270"/>
+        </w:trPr>
+        <w:tc>
+          <w:tcPr>
+            <w:tcW w:w="4502" w:type="dxa"/>
+            <w:gridSpan w:val="5"/>
+            <w:noWrap/>
+            <w:vAlign w:val="bottom"/>
+            <w:hideMark/>
+          </w:tcPr>
+          <w:p>
+            <w:pPr>
+              <w:spacing w:after="0" w:line="240" w:lineRule="auto"/>
+              <w:jc w:val="center"/>
+              <w:rPr>
+                <w:rFonts w:ascii="Arial" w:eastAsia="Times New Roman" w:hAnsi="Arial" w:cs="Arial"/>
+              </w:rPr>
+            </w:pPr>
+            <w:r>
+              <w:rPr>
+                <w:rFonts w:ascii="Arial" w:eastAsia="Times New Roman" w:hAnsi="Arial" w:cs="Arial"/>
+              </w:rPr>
+              <w:t>Pejabat Pembuat Komitmen</w:t>
+            </w:r>
+          </w:p>
+        </w:tc>
+        <w:tc>
+          <w:tcPr>
+            <w:tcW w:w="1240" w:type="dxa"/>
+            <w:noWrap/>
+            <w:vAlign w:val="bottom"/>
+            <w:hideMark/>
+          </w:tcPr>
+          <w:p>
+            <w:pPr>
+              <w:spacing w:after="0" w:line="240" w:lineRule="auto"/>
+              <w:jc w:val="center"/>
+              <w:rPr>
+                <w:rFonts w:ascii="Arial" w:eastAsia="Times New Roman" w:hAnsi="Arial" w:cs="Arial"/>
+              </w:rPr>
+            </w:pPr>
+          </w:p>
+        </w:tc>
+        <w:tc>
+          <w:tcPr>
+            <w:tcW w:w="887" w:type="dxa"/>
+            <w:noWrap/>
+            <w:vAlign w:val="bottom"/>
+            <w:hideMark/>
+          </w:tcPr>
+          <w:p>
+            <w:pPr>
+              <w:spacing w:after="0" w:line="240" w:lineRule="auto"/>
+              <w:rPr>
+                <w:rFonts w:ascii="Arial" w:eastAsia="Times New Roman" w:hAnsi="Arial" w:cs="Arial"/>
+                <w:sz w:val="20"/>
+                <w:szCs w:val="20"/>
+              </w:rPr>
+            </w:pPr>
+          </w:p>
+        </w:tc>
+        <w:tc>
+          <w:tcPr>
+            <w:tcW w:w="1321" w:type="dxa"/>
+            <w:noWrap/>
+            <w:vAlign w:val="bottom"/>
+            <w:hideMark/>
+          </w:tcPr>
+          <w:p>
+            <w:pPr>
+              <w:spacing w:after="0" w:line="240" w:lineRule="auto"/>
+              <w:rPr>
+                <w:rFonts w:ascii="Arial" w:eastAsia="Times New Roman" w:hAnsi="Arial" w:cs="Arial"/>
+                <w:sz w:val="20"/>
+                <w:szCs w:val="20"/>
+              </w:rPr>
+            </w:pPr>
+          </w:p>
+        </w:tc>
+        <w:tc>
+          <w:tcPr>
+            <w:tcW w:w="278" w:type="dxa"/>
+            <w:noWrap/>
+            <w:vAlign w:val="bottom"/>
+            <w:hideMark/>
+          </w:tcPr>
+          <w:p>
+            <w:pPr>
+              <w:spacing w:after="0" w:line="240" w:lineRule="auto"/>
+              <w:rPr>
+                <w:rFonts w:ascii="Arial" w:eastAsia="Times New Roman" w:hAnsi="Arial" w:cs="Arial"/>
+                <w:sz w:val="20"/>
+                <w:szCs w:val="20"/>
+              </w:rPr>
+            </w:pPr>
+          </w:p>
+        </w:tc>
+        <w:tc>
+          <w:tcPr>
+            <w:tcW w:w="2550" w:type="dxa"/>
+            <w:noWrap/>
+            <w:vAlign w:val="bottom"/>
+            <w:hideMark/>
+          </w:tcPr>
+          <w:p>
+            <w:pPr>
+              <w:spacing w:after="0" w:line="240" w:lineRule="auto"/>
+              <w:rPr>
+                <w:rFonts w:ascii="Arial" w:eastAsia="Times New Roman" w:hAnsi="Arial" w:cs="Arial"/>
+                <w:sz w:val="20"/>
+                <w:szCs w:val="20"/>
+              </w:rPr>
+            </w:pPr>
+          </w:p>
+        </w:tc>
+        <w:tc>
+          <w:tcPr>
+            <w:tcW w:w="279" w:type="dxa"/>
+            <w:noWrap/>
+            <w:vAlign w:val="bottom"/>
+            <w:hideMark/>
+          </w:tcPr>
+          <w:p>
+            <w:pPr>
+              <w:spacing w:after="0" w:line="240" w:lineRule="auto"/>
+              <w:rPr>
+                <w:rFonts w:ascii="Arial" w:eastAsia="Times New Roman" w:hAnsi="Arial" w:cs="Arial"/>
+                <w:sz w:val="20"/>
+                <w:szCs w:val="20"/>
+              </w:rPr>
+            </w:pPr>
+          </w:p>
+        </w:tc>
+        <w:tc>
+          <w:tcPr>
+            <w:tcW w:w="501" w:type="dxa"/>
+            <w:gridSpan w:val="2"/>
+            <w:noWrap/>
+            <w:vAlign w:val="bottom"/>
+            <w:hideMark/>
+          </w:tcPr>
+          <w:p>
+            <w:pPr>
+              <w:spacing w:after="0" w:line="240" w:lineRule="auto"/>
+              <w:rPr>
+                <w:rFonts w:ascii="Arial" w:eastAsia="Times New Roman" w:hAnsi="Arial" w:cs="Arial"/>
+                <w:sz w:val="20"/>
+                <w:szCs w:val="20"/>
+              </w:rPr>
+            </w:pPr>
+          </w:p>
+        </w:tc>
+      </w:tr>
+      <w:tr>
+        <w:trPr>
+          <w:trHeight w:val="240"/>
+        </w:trPr>
+        <w:tc>
+          <w:tcPr>
+            <w:tcW w:w="1134" w:type="dxa"/>
+            <w:noWrap/>
+            <w:vAlign w:val="bottom"/>
+            <w:hideMark/>
+          </w:tcPr>
+          <w:p>
+            <w:pPr>
+              <w:spacing w:after="0" w:line="240" w:lineRule="auto"/>
+              <w:rPr>
+                <w:rFonts w:ascii="Arial" w:eastAsia="Times New Roman" w:hAnsi="Arial" w:cs="Arial"/>
+                <w:sz w:val="20"/>
+                <w:szCs w:val="20"/>
+              </w:rPr>
+            </w:pPr>
+          </w:p>
+        </w:tc>
+        <w:tc>
+          <w:tcPr>
+            <w:tcW w:w="993" w:type="dxa"/>
+            <w:noWrap/>
+            <w:vAlign w:val="bottom"/>
+            <w:hideMark/>
+          </w:tcPr>
+          <w:p>
+            <w:pPr>
+              <w:spacing w:after="0" w:line="240" w:lineRule="auto"/>
+              <w:jc w:val="center"/>
+              <w:rPr>
+                <w:rFonts w:ascii="Arial" w:eastAsia="Times New Roman" w:hAnsi="Arial" w:cs="Arial"/>
+                <w:sz w:val="20"/>
+                <w:szCs w:val="20"/>
+              </w:rPr>
+            </w:pPr>
+          </w:p>
+        </w:tc>
+        <w:tc>
+          <w:tcPr>
+            <w:tcW w:w="278" w:type="dxa"/>
+            <w:noWrap/>
+            <w:vAlign w:val="bottom"/>
+            <w:hideMark/>
+          </w:tcPr>
+          <w:p>
+            <w:pPr>
+              <w:spacing w:after="0" w:line="240" w:lineRule="auto"/>
+              <w:jc w:val="center"/>
+              <w:rPr>
+                <w:rFonts w:ascii="Arial" w:eastAsia="Times New Roman" w:hAnsi="Arial" w:cs="Arial"/>
+                <w:sz w:val="20"/>
+                <w:szCs w:val="20"/>
+              </w:rPr>
+            </w:pPr>
+          </w:p>
+        </w:tc>
+        <w:tc>
+          <w:tcPr>
+            <w:tcW w:w="951" w:type="dxa"/>
+            <w:noWrap/>
+            <w:vAlign w:val="bottom"/>
+            <w:hideMark/>
+          </w:tcPr>
+          <w:p>
+            <w:pPr>
+              <w:spacing w:after="0" w:line="240" w:lineRule="auto"/>
+              <w:jc w:val="center"/>
+              <w:rPr>
+                <w:rFonts w:ascii="Arial" w:eastAsia="Times New Roman" w:hAnsi="Arial" w:cs="Arial"/>
+                <w:sz w:val="20"/>
+                <w:szCs w:val="20"/>
+              </w:rPr>
+            </w:pPr>
+          </w:p>
+        </w:tc>
+        <w:tc>
+          <w:tcPr>
+            <w:tcW w:w="1146" w:type="dxa"/>
+            <w:noWrap/>
+            <w:vAlign w:val="bottom"/>
+            <w:hideMark/>
+          </w:tcPr>
+          <w:p>
+            <w:pPr>
+              <w:spacing w:after="0" w:line="240" w:lineRule="auto"/>
+              <w:jc w:val="center"/>
+              <w:rPr>
+                <w:rFonts w:ascii="Arial" w:eastAsia="Times New Roman" w:hAnsi="Arial" w:cs="Arial"/>
+                <w:sz w:val="20"/>
+                <w:szCs w:val="20"/>
+              </w:rPr>
+            </w:pPr>
+          </w:p>
+        </w:tc>
+        <w:tc>
+          <w:tcPr>
+            <w:tcW w:w="1240" w:type="dxa"/>
+            <w:noWrap/>
+            <w:vAlign w:val="bottom"/>
+            <w:hideMark/>
+          </w:tcPr>
+          <w:p>
+            <w:pPr>
+              <w:spacing w:after="0" w:line="240" w:lineRule="auto"/>
+              <w:jc w:val="center"/>
+              <w:rPr>
+                <w:rFonts w:ascii="Arial" w:eastAsia="Times New Roman" w:hAnsi="Arial" w:cs="Arial"/>
+                <w:sz w:val="20"/>
+                <w:szCs w:val="20"/>
+              </w:rPr>
+            </w:pPr>
+          </w:p>
+        </w:tc>
+        <w:tc>
+          <w:tcPr>
+            <w:tcW w:w="887" w:type="dxa"/>
+            <w:noWrap/>
+            <w:vAlign w:val="bottom"/>
+            <w:hideMark/>
+          </w:tcPr>
+          <w:p>
+            <w:pPr>
+              <w:spacing w:after="0" w:line="240" w:lineRule="auto"/>
+              <w:rPr>
+                <w:rFonts w:ascii="Arial" w:eastAsia="Times New Roman" w:hAnsi="Arial" w:cs="Arial"/>
+                <w:sz w:val="20"/>
+                <w:szCs w:val="20"/>
+              </w:rPr>
+            </w:pPr>
+          </w:p>
+        </w:tc>
+        <w:tc>
+          <w:tcPr>
+            <w:tcW w:w="1321" w:type="dxa"/>
+            <w:noWrap/>
+            <w:vAlign w:val="bottom"/>
+            <w:hideMark/>
+          </w:tcPr>
+          <w:p>
+            <w:pPr>
+              <w:spacing w:after="0" w:line="240" w:lineRule="auto"/>
+              <w:rPr>
+                <w:rFonts w:ascii="Arial" w:eastAsia="Times New Roman" w:hAnsi="Arial" w:cs="Arial"/>
+                <w:sz w:val="20"/>
+                <w:szCs w:val="20"/>
+              </w:rPr>
+            </w:pPr>
+          </w:p>
+        </w:tc>
+        <w:tc>
+          <w:tcPr>
+            <w:tcW w:w="278" w:type="dxa"/>
+            <w:noWrap/>
+            <w:vAlign w:val="bottom"/>
+            <w:hideMark/>
+          </w:tcPr>
+          <w:p>
+            <w:pPr>
+              <w:spacing w:after="0" w:line="240" w:lineRule="auto"/>
+              <w:rPr>
+                <w:rFonts w:ascii="Arial" w:eastAsia="Times New Roman" w:hAnsi="Arial" w:cs="Arial"/>
+                <w:sz w:val="20"/>
+                <w:szCs w:val="20"/>
+              </w:rPr>
+            </w:pPr>
+          </w:p>
+        </w:tc>
+        <w:tc>
+          <w:tcPr>
+            <w:tcW w:w="2550" w:type="dxa"/>
+            <w:noWrap/>
+            <w:vAlign w:val="bottom"/>
+            <w:hideMark/>
+          </w:tcPr>
+          <w:p>
+            <w:pPr>
+              <w:spacing w:after="0" w:line="240" w:lineRule="auto"/>
+              <w:rPr>
+                <w:rFonts w:ascii="Arial" w:eastAsia="Times New Roman" w:hAnsi="Arial" w:cs="Arial"/>
+                <w:sz w:val="20"/>
+                <w:szCs w:val="20"/>
+              </w:rPr>
+            </w:pPr>
+          </w:p>
+        </w:tc>
+        <w:tc>
+          <w:tcPr>
+            <w:tcW w:w="279" w:type="dxa"/>
+            <w:noWrap/>
+            <w:vAlign w:val="bottom"/>
+            <w:hideMark/>
+          </w:tcPr>
+          <w:p>
+            <w:pPr>
+              <w:spacing w:after="0" w:line="240" w:lineRule="auto"/>
+              <w:rPr>
+                <w:rFonts w:ascii="Arial" w:eastAsia="Times New Roman" w:hAnsi="Arial" w:cs="Arial"/>
+                <w:sz w:val="20"/>
+                <w:szCs w:val="20"/>
+              </w:rPr>
+            </w:pPr>
+          </w:p>
+        </w:tc>
+        <w:tc>
+          <w:tcPr>
+            <w:tcW w:w="501" w:type="dxa"/>
+            <w:gridSpan w:val="2"/>
+            <w:noWrap/>
+            <w:vAlign w:val="bottom"/>
+            <w:hideMark/>
+          </w:tcPr>
+          <w:p>
+            <w:pPr>
+              <w:spacing w:after="0" w:line="240" w:lineRule="auto"/>
+              <w:rPr>
+                <w:rFonts w:ascii="Arial" w:eastAsia="Times New Roman" w:hAnsi="Arial" w:cs="Arial"/>
+                <w:sz w:val="20"/>
+                <w:szCs w:val="20"/>
+              </w:rPr>
+            </w:pPr>
+          </w:p>
+        </w:tc>
+      </w:tr>
+      <w:tr>
+        <w:trPr>
+          <w:trHeight w:val="240"/>
+        </w:trPr>
+        <w:tc>
+          <w:tcPr>
+            <w:tcW w:w="1134" w:type="dxa"/>
+            <w:noWrap/>
+            <w:vAlign w:val="bottom"/>
+            <w:hideMark/>
+          </w:tcPr>
+          <w:p>
+            <w:pPr>
+              <w:spacing w:after="0" w:line="240" w:lineRule="auto"/>
+              <w:rPr>
+                <w:rFonts w:ascii="Arial" w:eastAsia="Times New Roman" w:hAnsi="Arial" w:cs="Arial"/>
+                <w:sz w:val="20"/>
+                <w:szCs w:val="20"/>
+              </w:rPr>
+            </w:pPr>
+          </w:p>
+        </w:tc>
+        <w:tc>
+          <w:tcPr>
+            <w:tcW w:w="993" w:type="dxa"/>
+            <w:noWrap/>
+            <w:vAlign w:val="bottom"/>
+            <w:hideMark/>
+          </w:tcPr>
+          <w:p>
+            <w:pPr>
+              <w:spacing w:after="0" w:line="240" w:lineRule="auto"/>
+              <w:jc w:val="center"/>
+              <w:rPr>
+                <w:rFonts w:ascii="Arial" w:eastAsia="Times New Roman" w:hAnsi="Arial" w:cs="Arial"/>
+                <w:sz w:val="20"/>
+                <w:szCs w:val="20"/>
+              </w:rPr>
+            </w:pPr>
+          </w:p>
+        </w:tc>
+        <w:tc>
+          <w:tcPr>
+            <w:tcW w:w="278" w:type="dxa"/>
+            <w:noWrap/>
+            <w:vAlign w:val="bottom"/>
+            <w:hideMark/>
+          </w:tcPr>
+          <w:p>
+            <w:pPr>
+              <w:spacing w:after="0" w:line="240" w:lineRule="auto"/>
+              <w:jc w:val="center"/>
+              <w:rPr>
+                <w:rFonts w:ascii="Arial" w:eastAsia="Times New Roman" w:hAnsi="Arial" w:cs="Arial"/>
+                <w:sz w:val="20"/>
+                <w:szCs w:val="20"/>
+              </w:rPr>
+            </w:pPr>
+          </w:p>
+        </w:tc>
+        <w:tc>
+          <w:tcPr>
+            <w:tcW w:w="951" w:type="dxa"/>
+            <w:noWrap/>
+            <w:vAlign w:val="bottom"/>
+            <w:hideMark/>
+          </w:tcPr>
+          <w:p>
+            <w:pPr>
+              <w:spacing w:after="0" w:line="240" w:lineRule="auto"/>
+              <w:jc w:val="center"/>
+              <w:rPr>
+                <w:rFonts w:ascii="Arial" w:eastAsia="Times New Roman" w:hAnsi="Arial" w:cs="Arial"/>
+                <w:sz w:val="20"/>
+                <w:szCs w:val="20"/>
+              </w:rPr>
+            </w:pPr>
+          </w:p>
+        </w:tc>
+        <w:tc>
+          <w:tcPr>
+            <w:tcW w:w="1146" w:type="dxa"/>
+            <w:noWrap/>
+            <w:vAlign w:val="bottom"/>
+            <w:hideMark/>
+          </w:tcPr>
+          <w:p>
+            <w:pPr>
+              <w:spacing w:after="0" w:line="240" w:lineRule="auto"/>
+              <w:jc w:val="center"/>
+              <w:rPr>
+                <w:rFonts w:ascii="Arial" w:eastAsia="Times New Roman" w:hAnsi="Arial" w:cs="Arial"/>
+                <w:sz w:val="20"/>
+                <w:szCs w:val="20"/>
+              </w:rPr>
+            </w:pPr>
+          </w:p>
+        </w:tc>
+        <w:tc>
+          <w:tcPr>
+            <w:tcW w:w="1240" w:type="dxa"/>
+            <w:noWrap/>
+            <w:vAlign w:val="bottom"/>
+            <w:hideMark/>
+          </w:tcPr>
+          <w:p>
+            <w:pPr>
+              <w:spacing w:after="0" w:line="240" w:lineRule="auto"/>
+              <w:jc w:val="center"/>
+              <w:rPr>
+                <w:rFonts w:ascii="Arial" w:eastAsia="Times New Roman" w:hAnsi="Arial" w:cs="Arial"/>
+                <w:sz w:val="20"/>
+                <w:szCs w:val="20"/>
+              </w:rPr>
+            </w:pPr>
+          </w:p>
+        </w:tc>
+        <w:tc>
+          <w:tcPr>
+            <w:tcW w:w="887" w:type="dxa"/>
+            <w:noWrap/>
+            <w:vAlign w:val="bottom"/>
+            <w:hideMark/>
+          </w:tcPr>
+          <w:p>
+            <w:pPr>
+              <w:spacing w:after="0" w:line="240" w:lineRule="auto"/>
+              <w:rPr>
+                <w:rFonts w:ascii="Arial" w:eastAsia="Times New Roman" w:hAnsi="Arial" w:cs="Arial"/>
+                <w:sz w:val="20"/>
+                <w:szCs w:val="20"/>
+              </w:rPr>
+            </w:pPr>
+          </w:p>
+        </w:tc>
+        <w:tc>
+          <w:tcPr>
+            <w:tcW w:w="1321" w:type="dxa"/>
+            <w:noWrap/>
+            <w:vAlign w:val="bottom"/>
+            <w:hideMark/>
+          </w:tcPr>
+          <w:p>
+            <w:pPr>
+              <w:spacing w:after="0" w:line="240" w:lineRule="auto"/>
+              <w:rPr>
+                <w:rFonts w:ascii="Arial" w:eastAsia="Times New Roman" w:hAnsi="Arial" w:cs="Arial"/>
+                <w:sz w:val="20"/>
+                <w:szCs w:val="20"/>
+              </w:rPr>
+            </w:pPr>
+          </w:p>
+        </w:tc>
+        <w:tc>
+          <w:tcPr>
+            <w:tcW w:w="278" w:type="dxa"/>
+            <w:noWrap/>
+            <w:vAlign w:val="bottom"/>
+            <w:hideMark/>
+          </w:tcPr>
+          <w:p>
+            <w:pPr>
+              <w:spacing w:after="0" w:line="240" w:lineRule="auto"/>
+              <w:rPr>
+                <w:rFonts w:ascii="Arial" w:eastAsia="Times New Roman" w:hAnsi="Arial" w:cs="Arial"/>
+                <w:sz w:val="20"/>
+                <w:szCs w:val="20"/>
+              </w:rPr>
+            </w:pPr>
+          </w:p>
+        </w:tc>
+        <w:tc>
+          <w:tcPr>
+            <w:tcW w:w="2550" w:type="dxa"/>
+            <w:noWrap/>
+            <w:vAlign w:val="bottom"/>
+            <w:hideMark/>
+          </w:tcPr>
+          <w:p>
+            <w:pPr>
+              <w:spacing w:after="0" w:line="240" w:lineRule="auto"/>
+              <w:rPr>
+                <w:rFonts w:ascii="Arial" w:eastAsia="Times New Roman" w:hAnsi="Arial" w:cs="Arial"/>
+                <w:sz w:val="20"/>
+                <w:szCs w:val="20"/>
+              </w:rPr>
+            </w:pPr>
+          </w:p>
+        </w:tc>
+        <w:tc>
+          <w:tcPr>
+            <w:tcW w:w="279" w:type="dxa"/>
+            <w:noWrap/>
+            <w:vAlign w:val="bottom"/>
+            <w:hideMark/>
+          </w:tcPr>
+          <w:p>
+            <w:pPr>
+              <w:spacing w:after="0" w:line="240" w:lineRule="auto"/>
+              <w:rPr>
+                <w:rFonts w:ascii="Arial" w:eastAsia="Times New Roman" w:hAnsi="Arial" w:cs="Arial"/>
+                <w:sz w:val="20"/>
+                <w:szCs w:val="20"/>
+              </w:rPr>
+            </w:pPr>
+          </w:p>
+        </w:tc>
+        <w:tc>
+          <w:tcPr>
+            <w:tcW w:w="501" w:type="dxa"/>
+            <w:gridSpan w:val="2"/>
+            <w:noWrap/>
+            <w:vAlign w:val="bottom"/>
+            <w:hideMark/>
+          </w:tcPr>
+          <w:p>
+            <w:pPr>
+              <w:spacing w:after="0" w:line="240" w:lineRule="auto"/>
+              <w:rPr>
+                <w:rFonts w:ascii="Arial" w:eastAsia="Times New Roman" w:hAnsi="Arial" w:cs="Arial"/>
+                <w:sz w:val="20"/>
+                <w:szCs w:val="20"/>
+              </w:rPr>
+            </w:pPr>
+          </w:p>
+        </w:tc>
+      </w:tr>
+      <w:tr>
+        <w:trPr>
+          <w:trHeight w:val="129"/>
+        </w:trPr>
+        <w:tc>
+          <w:tcPr>
+            <w:tcW w:w="4502" w:type="dxa"/>
+            <w:gridSpan w:val="5"/>
+            <w:noWrap/>
+            <w:vAlign w:val="bottom"/>
+            <w:hideMark/>
+          </w:tcPr>
+          <w:p>
+            <w:pPr>
+              <w:spacing w:after="0" w:line="240" w:lineRule="auto"/>
+              <w:jc w:val="center"/>
+              <w:rPr>
+                <w:rFonts w:ascii="Arial" w:eastAsia="Times New Roman" w:hAnsi="Arial" w:cs="Arial"/>
+                <w:b/>
+                <w:bCs/>
+                <w:szCs w:val="20"/>
+                <w:u w:val="single"/>
+              </w:rPr>
+            </w:pPr>
+            <w:r>
+              <w:rPr>
+                <w:rFonts w:ascii="Arial" w:eastAsia="Times New Roman" w:hAnsi="Arial" w:cs="Arial"/>
+                <w:b/>
+                <w:bCs/>
+                <w:szCs w:val="20"/>
+                <w:u w:val="single"/>
+              </w:rPr>
+              <w:t>MUHAMMAD SUHELMI FARUQ</w:t>
+            </w:r>
+            <w:r>
+              <w:rPr>
+                <w:rFonts w:ascii="Arial" w:eastAsia="Times New Roman" w:hAnsi="Arial" w:cs="Arial"/>
+                <w:b/>
+                <w:bCs/>
+                <w:szCs w:val="20"/>
+                <w:u w:val="single"/>
+              </w:rPr>
+              <w:t>, S</w:t>
+            </w:r>
+            <w:r>
+              <w:rPr>
+                <w:rFonts w:ascii="Arial" w:eastAsia="Times New Roman" w:hAnsi="Arial" w:cs="Arial"/>
+                <w:b/>
+                <w:bCs/>
+                <w:szCs w:val="20"/>
+                <w:u w:val="single"/>
+              </w:rPr>
+              <w:t>.</w:t>
+            </w:r>
+            <w:r>
+              <w:rPr>
+                <w:rFonts w:ascii="Arial" w:eastAsia="Times New Roman" w:hAnsi="Arial" w:cs="Arial"/>
+                <w:b/>
+                <w:bCs/>
+                <w:szCs w:val="20"/>
+                <w:u w:val="single"/>
+              </w:rPr>
+              <w:t>P.</w:t>
+            </w:r>
+          </w:p>
+        </w:tc>
+        <w:tc>
+          <w:tcPr>
+            <w:tcW w:w="1240" w:type="dxa"/>
+            <w:noWrap/>
+            <w:vAlign w:val="bottom"/>
+            <w:hideMark/>
+          </w:tcPr>
+          <w:p>
+            <w:pPr>
+              <w:spacing w:after="0" w:line="240" w:lineRule="auto"/>
+              <w:jc w:val="center"/>
+              <w:rPr>
+                <w:rFonts w:ascii="Arial" w:eastAsia="Times New Roman" w:hAnsi="Arial" w:cs="Arial"/>
+                <w:b/>
+                <w:bCs/>
+                <w:sz w:val="20"/>
+                <w:szCs w:val="20"/>
+                <w:u w:val="single"/>
+              </w:rPr>
+            </w:pPr>
+          </w:p>
+        </w:tc>
+        <w:tc>
+          <w:tcPr>
+            <w:tcW w:w="887" w:type="dxa"/>
+            <w:noWrap/>
+            <w:vAlign w:val="bottom"/>
+            <w:hideMark/>
+          </w:tcPr>
+          <w:p>
+            <w:pPr>
+              <w:spacing w:after="0" w:line="240" w:lineRule="auto"/>
+              <w:rPr>
+                <w:rFonts w:ascii="Arial" w:eastAsia="Times New Roman" w:hAnsi="Arial" w:cs="Arial"/>
+                <w:sz w:val="20"/>
+                <w:szCs w:val="20"/>
+              </w:rPr>
+            </w:pPr>
+          </w:p>
+        </w:tc>
+        <w:tc>
+          <w:tcPr>
+            <w:tcW w:w="4428" w:type="dxa"/>
+            <w:gridSpan w:val="4"/>
+            <w:noWrap/>
+            <w:vAlign w:val="bottom"/>
+            <w:hideMark/>
+          </w:tcPr>
+          <w:p>
+            <w:pPr>
+              <w:spacing w:after="0" w:line="240" w:lineRule="auto"/>
+              <w:jc w:val="center"/>
+              <w:rPr>
+                <w:rFonts w:ascii="Arial" w:eastAsia="Times New Roman" w:hAnsi="Arial" w:cs="Arial"/>
+                <w:b/>
+                <w:bCs/>
+                <w:u w:val="single"/>
+              </w:rPr>
+            </w:pPr>
+            <w:r>
+              <w:rPr>
+                <w:rFonts w:ascii="Arial" w:eastAsia="Times New Roman" w:hAnsi="Arial" w:cs="Arial"/>
+                <w:b/>
+                <w:bCs/>
+                <w:u w:val="single"/>
+              </w:rPr>
+              <w:t>NURUL WULANDARI, S</w:t>
+            </w:r>
+            <w:r>
+              <w:rPr>
+                <w:rFonts w:ascii="Arial" w:eastAsia="Times New Roman" w:hAnsi="Arial" w:cs="Arial"/>
+                <w:b/>
+                <w:bCs/>
+                <w:u w:val="single"/>
+              </w:rPr>
+              <w:t>.</w:t>
+            </w:r>
+            <w:r>
+              <w:rPr>
+                <w:rFonts w:ascii="Arial" w:eastAsia="Times New Roman" w:hAnsi="Arial" w:cs="Arial"/>
+                <w:b/>
+                <w:bCs/>
+                <w:u w:val="single"/>
+              </w:rPr>
+              <w:t>E.</w:t>
+            </w:r>
+          </w:p>
+        </w:tc>
+        <w:tc>
+          <w:tcPr>
+            <w:tcW w:w="501" w:type="dxa"/>
+            <w:gridSpan w:val="2"/>
+            <w:noWrap/>
+            <w:vAlign w:val="bottom"/>
+            <w:hideMark/>
+          </w:tcPr>
+          <w:p>
+            <w:pPr>
+              <w:spacing w:after="0" w:line="240" w:lineRule="auto"/>
+              <w:jc w:val="center"/>
+              <w:rPr>
+                <w:rFonts w:ascii="Arial" w:eastAsia="Times New Roman" w:hAnsi="Arial" w:cs="Arial"/>
+                <w:b/>
+                <w:bCs/>
+                <w:u w:val="single"/>
+              </w:rPr>
+            </w:pPr>
+          </w:p>
+        </w:tc>
+      </w:tr>
+      <w:tr>
+        <w:trPr>
+          <w:trHeight w:val="315"/>
+        </w:trPr>
+        <w:tc>
+          <w:tcPr>
+            <w:tcW w:w="4502" w:type="dxa"/>
+            <w:gridSpan w:val="5"/>
+            <w:noWrap/>
+            <w:hideMark/>
+          </w:tcPr>
+          <w:p>
+            <w:pPr>
+              <w:spacing w:after="0" w:line="240" w:lineRule="auto"/>
+              <w:jc w:val="center"/>
+              <w:rPr>
+                <w:rFonts w:ascii="Arial" w:eastAsia="Times New Roman" w:hAnsi="Arial" w:cs="Arial"/>
+                <w:szCs w:val="20"/>
+              </w:rPr>
+            </w:pPr>
+            <w:r>
+              <w:rPr>
+                <w:rFonts w:ascii="Arial" w:eastAsia="Times New Roman" w:hAnsi="Arial" w:cs="Arial"/>
+                <w:szCs w:val="20"/>
+              </w:rPr>
+              <w:t xml:space="preserve">NIP. </w:t>
+            </w:r>
+            <w:r>
+              <w:rPr>
+                <w:rFonts w:ascii="Arial" w:eastAsia="Times New Roman" w:hAnsi="Arial" w:cs="Arial"/>
+                <w:szCs w:val="20"/>
+              </w:rPr>
+              <w:t>19740601 199903 1 015</w:t>
+            </w:r>
+          </w:p>
+        </w:tc>
+        <w:tc>
+          <w:tcPr>
+            <w:tcW w:w="1240" w:type="dxa"/>
+            <w:noWrap/>
+            <w:hideMark/>
+          </w:tcPr>
+          <w:p>
+            <w:pPr>
+              <w:spacing w:after="0" w:line="240" w:lineRule="auto"/>
+              <w:jc w:val="center"/>
+              <w:rPr>
+                <w:rFonts w:ascii="Arial" w:eastAsia="Times New Roman" w:hAnsi="Arial" w:cs="Arial"/>
+              </w:rPr>
+            </w:pPr>
+          </w:p>
+        </w:tc>
+        <w:tc>
+          <w:tcPr>
+            <w:tcW w:w="887" w:type="dxa"/>
+            <w:noWrap/>
+            <w:hideMark/>
+          </w:tcPr>
+          <w:p>
+            <w:pPr>
+              <w:spacing w:after="0" w:line="240" w:lineRule="auto"/>
+              <w:jc w:val="center"/>
+              <w:rPr>
+                <w:rFonts w:ascii="Arial" w:eastAsia="Times New Roman" w:hAnsi="Arial" w:cs="Arial"/>
+                <w:sz w:val="20"/>
+                <w:szCs w:val="20"/>
+              </w:rPr>
+            </w:pPr>
+          </w:p>
+        </w:tc>
+        <w:tc>
+          <w:tcPr>
+            <w:tcW w:w="4428" w:type="dxa"/>
+            <w:gridSpan w:val="4"/>
+            <w:noWrap/>
+            <w:hideMark/>
+          </w:tcPr>
+          <w:p>
+            <w:pPr>
+              <w:spacing w:after="0" w:line="240" w:lineRule="auto"/>
+              <w:jc w:val="center"/>
+              <w:rPr>
+                <w:rFonts w:ascii="Arial" w:eastAsia="Times New Roman" w:hAnsi="Arial" w:cs="Arial"/>
+              </w:rPr>
+            </w:pPr>
+            <w:r>
+              <w:rPr>
+                <w:rFonts w:ascii="Arial" w:eastAsia="Times New Roman" w:hAnsi="Arial" w:cs="Arial"/>
+              </w:rPr>
+              <w:t>NIP. 19851029 201101 2 011</w:t>
+            </w:r>
+          </w:p>
+        </w:tc>
+        <w:tc>
+          <w:tcPr>
+            <w:tcW w:w="501" w:type="dxa"/>
+            <w:gridSpan w:val="2"/>
+            <w:noWrap/>
+            <w:vAlign w:val="bottom"/>
+            <w:hideMark/>
+          </w:tcPr>
+          <w:p>
+            <w:pPr>
+              <w:spacing w:after="0" w:line="240" w:lineRule="auto"/>
+              <w:jc w:val="center"/>
+              <w:rPr>
+                <w:rFonts w:ascii="Arial" w:eastAsia="Times New Roman" w:hAnsi="Arial" w:cs="Arial"/>
+              </w:rPr>
+            </w:pPr>
+          </w:p>
+        </w:tc>
+      </w:tr>
+    </w:tbl>
+    <w:p>
+      <w:pPr>
+        <w:ind w:left="142"/>
+        <w:rPr>
+          <w:rFonts w:ascii="Arial" w:hAnsi="Arial" w:cs="Arial"/>
+        </w:rPr>
+      </w:pPr>
+      <w:r>
+        <w:rPr>
+          <w:rFonts w:ascii="Arial" w:hAnsi="Arial" w:cs="Arial"/>
+        </w:rPr>
+        <mc:AlternateContent>
+          <mc:Choice Requires="wps">
+            <w:drawing>
+              <wp:anchor distT="0" distB="0" distL="114300" distR="114300" simplePos="0" relativeHeight="251659264" behindDoc="0" locked="0" layoutInCell="1" allowOverlap="1" wp14:anchorId="3F7DC05D" wp14:editId="69402661">
+                <wp:simplePos x="0" y="0"/>
+                <wp:positionH relativeFrom="margin">
+                  <wp:posOffset>0</wp:posOffset>
+                </wp:positionH>
+                <wp:positionV relativeFrom="paragraph">
+                  <wp:posOffset>95250</wp:posOffset>
+                </wp:positionV>
+                <wp:extent cx="7067550" cy="0"/>
+                <wp:effectExtent l="0" t="0" r="0" b="0"/>
+                <wp:wrapNone/>
+                <wp:docPr id="1" name="Straight Connector 1"/>
+                <wp:cNvGraphicFramePr/>
+                <a:graphic xmlns:a="http://schemas.openxmlformats.org/drawingml/2006/main">
+                  <a:graphicData uri="http://schemas.microsoft.com/office/word/2010/wordprocessingShape">
+                    <wps:wsp>
+                      <wps:cNvCnPr/>
+                      <wps:spPr>
+                        <a:xfrm flipV="1">
+                          <a:off x="0" y="0"/>
+                          <a:ext cx="7067550" cy="0"/>
+                        </a:xfrm>
+                        <a:prstGeom prst="line">
+                          <a:avLst/>
+                        </a:prstGeom>
+                        <a:ln w="12700">
+                          <a:solidFill>
+                            <a:schemeClr val="tx1"/>
+                          </a:solidFill>
+                          <a:prstDash val="dash"/>
+                        </a:ln>
+                      </wps:spPr>
+                      <wps:style>
+                        <a:lnRef idx="1">
+                          <a:schemeClr val="accent1"/>
+                        </a:lnRef>
+                        <a:fillRef idx="0">
+                          <a:schemeClr val="accent1"/>
+                        </a:fillRef>
+                        <a:effectRef idx="0">
+                          <a:schemeClr val="accent1"/>
+                        </a:effectRef>
+                        <a:fontRef idx="minor">
+                          <a:schemeClr val="tx1"/>
+                        </a:fontRef>
+                      </wps:style>
+                      <wps:bodyPr/>
+                    </wps:wsp>
+                  </a:graphicData>
+                </a:graphic>
+                <wp14:sizeRelH relativeFrom="margin">
+                  <wp14:pctWidth>0</wp14:pctWidth>
+                </wp14:sizeRelH>
+                <wp14:sizeRelV relativeFrom="margin">
+                  <wp14:pctHeight>0</wp14:pctHeight>
+                </wp14:sizeRelV>
+              </wp:anchor>
+            </w:drawing>
+          </mc:Choice>
+          <mc:Fallback xmlns:w16sdtfl="http://schemas.microsoft.com/office/word/2024/wordml/sdtformatlock" xmlns:w16sdtdh="http://schemas.microsoft.com/office/word/2020/wordml/sdtdatahash" xmlns:w16du="http://schemas.microsoft.com/office/word/2023/wordml/word16du" xmlns:w16="http://schemas.microsoft.com/office/word/2018/wordml" xmlns:w16cex="http://schemas.microsoft.com/office/word/2018/wordml/cex" xmlns:w16cei="http://schemas.microsoft.com/office/word/2026/wordml/cei" xmlns:oel="http://schemas.microsoft.com/office/2019/extlst">
+            <w:pict>
+              <v:line w14:anchorId="79FD392D" id="Straight Connector 1" o:spid="_x0000_s1026" style="position:absolute;flip:y;z-index:251659264;visibility:visible;mso-wrap-style:square;mso-width-percent:0;mso-height-percent:0;mso-wrap-distance-left:9pt;mso-wrap-distance-top:0;mso-wrap-distance-right:9pt;mso-wrap-distance-bottom:0;mso-position-horizontal:absolute;mso-position-horizontal-relative:margin;mso-position-vertical:absolute;mso-position-vertical-relative:text;mso-width-percent:0;mso-height-percent:0;mso-width-relative:margin;mso-height-relative:margin" from="0,7.5pt" to="556.5pt,7.5pt" o:gfxdata="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" strokecolor="black [3213]" strokeweight="1pt">
+                <v:stroke dashstyle="dash" joinstyle="miter"/>
+                <w10:wrap anchorx="margin"/>
+              </v:line>
+            </w:pict>
+          </mc:Fallback>
+        </mc:AlternateContent>
+      </w:r>
+    </w:p>
+    <w:p>
+      <w:pPr>
+        <w:ind w:left="142"/>
+        <w:rPr>
+          <w:rFonts w:ascii="Arial" w:hAnsi="Arial" w:cs="Arial"/>
+        </w:rPr>
+      </w:pPr>
+    </w:p>
+    <w:p>
+      <w:pPr>
+        <w:rPr>
+          <w:rFonts w:ascii="Arial" w:hAnsi="Arial" w:cs="Arial"/>
+        </w:rPr>
+      </w:pPr>
+    </w:p>
+    <w:sectPr>
+      <w:pgSz w:w="12240" w:h="18720" w:code="14"/>
+      <w:pgMar w:top="426" w:right="720" w:bottom="426" w:left="720" w:header="708" w:footer="708" w:gutter="0"/>
+      <w:cols w:space="708"/>
+      <w:docGrid w:linePitch="360"/>
+    </w:sectPr>
   </w:body>
 </w:document>
-
 </file>
 
 <file path=word/styles.xml><?xml version="1.0" encoding="utf-8"?>
